--- a/products/manuscript/Manuscript.docx
+++ b/products/manuscript/Manuscript.docx
@@ -14,60 +14,10 @@
       <w:pPr>
         <w:pStyle w:val="Author"/>
       </w:pPr>
-      <w:r>
-        <w:t xml:space="preserve">Emil Joson</w:t>
-      </w:r>
     </w:p>
     <w:p>
       <w:pPr>
         <w:pStyle w:val="FirstParagraph"/>
-      </w:pPr>
-      <w:r>
-        <w:t xml:space="preserve">The structure below is one possible setup for a manuscript stemming from a data analysis project. It loosely follows the structure of a standard scientific manuscript. Adjust as needed. You don’t need to have exactly these sections, but the content covering those sections should be addressed.</w:t>
-      </w:r>
-    </w:p>
-    <w:p>
-      <w:pPr>
-        <w:pStyle w:val="BodyText"/>
-      </w:pPr>
-      <w:r>
-        <w:t xml:space="preserve">This uses</w:t>
-      </w:r>
-      <w:r>
-        <w:t xml:space="preserve"> </w:t>
-      </w:r>
-      <w:hyperlink r:id="rId20">
-        <w:r>
-          <w:rPr>
-            <w:rStyle w:val="Hyperlink"/>
-          </w:rPr>
-          <w:t xml:space="preserve">MS Word as output format</w:t>
-        </w:r>
-      </w:hyperlink>
-      <w:r>
-        <w:t xml:space="preserve">. See</w:t>
-      </w:r>
-      <w:r>
-        <w:t xml:space="preserve"> </w:t>
-      </w:r>
-      <w:hyperlink r:id="rId21">
-        <w:r>
-          <w:rPr>
-            <w:rStyle w:val="Hyperlink"/>
-          </w:rPr>
-          <w:t xml:space="preserve">the Quarto documentation</w:t>
-        </w:r>
-      </w:hyperlink>
-      <w:r>
-        <w:t xml:space="preserve"> </w:t>
-      </w:r>
-      <w:r>
-        <w:t xml:space="preserve">for instructions on how to use other formats.</w:t>
-      </w:r>
-    </w:p>
-    <w:p>
-      <w:pPr>
-        <w:pStyle w:val="BodyText"/>
       </w:pPr>
       <w:r>
         <w:rPr>
@@ -102,12 +52,6 @@
           </m:sup>
         </m:sSup>
       </m:oMath>
-      <w:r>
-        <w:t xml:space="preserve"> </w:t>
-      </w:r>
-      <w:r>
-        <w:t xml:space="preserve">(ORCID: 0000-0000-1234-5678)</w:t>
-      </w:r>
     </w:p>
     <w:p>
       <w:pPr>
@@ -134,55 +78,11 @@
       </w:r>
     </w:p>
     <w:p>
-      <w:pPr>
-        <w:pStyle w:val="FirstParagraph"/>
-      </w:pPr>
-      <m:oMath>
-        <m:r>
-          <m:rPr>
-            <m:sty m:val="p"/>
-          </m:rPr>
-          <m:t>∧</m:t>
-        </m:r>
-      </m:oMath>
-      <w:r>
-        <w:t xml:space="preserve"> </w:t>
-      </w:r>
-      <w:r>
-        <w:t xml:space="preserve">Corresponding author: some@email.com</w:t>
-      </w:r>
-    </w:p>
-    <w:p>
-      <w:pPr>
-        <w:pStyle w:val="BodyText"/>
-      </w:pPr>
-      <m:oMath>
-        <m:r>
-          <m:rPr>
-            <m:sty m:val="p"/>
-          </m:rPr>
-          <m:t>†</m:t>
-        </m:r>
-      </m:oMath>
-      <w:r>
-        <w:t xml:space="preserve"> </w:t>
-      </w:r>
-      <w:r>
-        <w:t xml:space="preserve">Disclaimer: The opinions expressed in this article are the</w:t>
-      </w:r>
-      <w:r>
-        <w:t xml:space="preserve"> </w:t>
-      </w:r>
-      <w:r>
-        <w:t xml:space="preserve">author’s own and don’t reflect their employer.</w:t>
-      </w:r>
-    </w:p>
-    <w:p>
       <w:r>
         <w:br w:type="page"/>
       </w:r>
     </w:p>
-    <w:bookmarkStart w:id="22" w:name="summaryabstract"/>
+    <w:bookmarkStart w:id="20" w:name="summaryabstract"/>
     <w:p>
       <w:pPr>
         <w:pStyle w:val="Heading1"/>
@@ -220,23 +120,73 @@
         <w:br w:type="page"/>
       </w:r>
     </w:p>
+    <w:bookmarkEnd w:id="20"/>
+    <w:bookmarkStart w:id="24" w:name="introduction"/>
+    <w:p>
+      <w:pPr>
+        <w:pStyle w:val="Heading1"/>
+      </w:pPr>
+      <w:r>
+        <w:t xml:space="preserve">2. Introduction</w:t>
+      </w:r>
+    </w:p>
+    <w:bookmarkStart w:id="21" w:name="general-background-information"/>
+    <w:p>
+      <w:pPr>
+        <w:pStyle w:val="Heading2"/>
+      </w:pPr>
+      <w:r>
+        <w:t xml:space="preserve">2.1 General Background Information</w:t>
+      </w:r>
+    </w:p>
+    <w:p>
+      <w:pPr>
+        <w:pStyle w:val="FirstParagraph"/>
+      </w:pPr>
+      <w:r>
+        <w:t xml:space="preserve">Peanut variety testing programs are conducted to evaluate the performance of different cultivars under regional growing conditions. These trials provide valuable information to growers, breeders, and agricultural researchers by comparing yield potential, disease resistance, and other agronomic traits. Understanding variation among peanut varieties can inform cultivar selection and management decisions that improve productivity and profitability.</w:t>
+      </w:r>
+    </w:p>
+    <w:p>
+      <w:pPr>
+        <w:pStyle w:val="BodyText"/>
+      </w:pPr>
+      <w:r>
+        <w:t xml:space="preserve">The objective of this analysis was to examine a dataset obtained from a state peanut variety testing facility and identify patterns, trends, or statistically significant differences among peanut varieties. Specifically, this report aims to evaluate how selected variables (such as irrigation, location, yield) vary across cultivars and determine whether meaningful differences exist.</w:t>
+      </w:r>
+    </w:p>
+    <w:bookmarkEnd w:id="21"/>
+    <w:bookmarkStart w:id="22" w:name="description-of-data-and-data-source"/>
+    <w:p>
+      <w:pPr>
+        <w:pStyle w:val="Heading2"/>
+      </w:pPr>
+      <w:r>
+        <w:t xml:space="preserve">2.2 Description of data and data source</w:t>
+      </w:r>
+    </w:p>
+    <w:p>
+      <w:pPr>
+        <w:pStyle w:val="FirstParagraph"/>
+      </w:pPr>
+      <w:r>
+        <w:t xml:space="preserve">The dataset was obtained from the Georgia State Variety Testing program. The dataset has 18,117 rows and 38 columns of different observations:</w:t>
+      </w:r>
+      <w:r>
+        <w:t xml:space="preserve"> </w:t>
+      </w:r>
+      <w:r>
+        <w:t xml:space="preserve">1.</w:t>
+      </w:r>
+    </w:p>
     <w:bookmarkEnd w:id="22"/>
-    <w:bookmarkStart w:id="25" w:name="introduction"/>
-    <w:p>
-      <w:pPr>
-        <w:pStyle w:val="Heading1"/>
-      </w:pPr>
-      <w:r>
-        <w:t xml:space="preserve">2. Introduction</w:t>
-      </w:r>
-    </w:p>
-    <w:bookmarkStart w:id="23" w:name="general-background-information"/>
+    <w:bookmarkStart w:id="23" w:name="questionshypotheses-to-be-addressed"/>
     <w:p>
       <w:pPr>
         <w:pStyle w:val="Heading2"/>
       </w:pPr>
       <w:r>
-        <w:t xml:space="preserve">2.1 General Background Information</w:t>
+        <w:t xml:space="preserve">2.3 Questions/Hypotheses to be addressed</w:t>
       </w:r>
     </w:p>
     <w:p>
@@ -244,73 +194,50 @@
         <w:pStyle w:val="FirstParagraph"/>
       </w:pPr>
       <w:r>
-        <w:t xml:space="preserve">Peanut variety testing programs are conducted to evaluate the performance of different cultivars under regional growing conditions. These trials provide valuable information to growers, breeders, and agricultural researchers by comparing yield potential, disease resistance, and other agronomic traits. Understanding variation among peanut varieties can inform cultivar selection and management decisions that improve productivity and profitability.</w:t>
-      </w:r>
-    </w:p>
-    <w:p>
-      <w:pPr>
-        <w:pStyle w:val="BodyText"/>
-      </w:pPr>
-      <w:r>
-        <w:t xml:space="preserve">The objective of this analysis was to examine a dataset obtained from a state peanut variety testing facility and identify patterns, trends, or statistically significant differences among peanut varieties. Specifically, this report aims to evaluate how selected variables (such as yield, grade, or disease ratings — adjust once known) vary across cultivars and determine whether meaningful differences exist.</w:t>
-      </w:r>
-      <w:r>
-        <w:t xml:space="preserve"> </w:t>
-      </w:r>
-      <w:r>
-        <w:t xml:space="preserve">## Description of data and data source</w:t>
-      </w:r>
-      <w:r>
-        <w:t xml:space="preserve"> </w:t>
-      </w:r>
-      <w:r>
-        <w:t xml:space="preserve">The dataset was obtained from the Georgia State Variety Testing program. The dataset has 18,117 rows and 38 columns of different observations (e.g., year, location, variety, yield, planting date, plot, irrigation, etc.)</w:t>
+        <w:t xml:space="preserve">With the scope of this dataset, I will try to answer the following questions:</w:t>
+      </w:r>
+    </w:p>
+    <w:p>
+      <w:pPr>
+        <w:numPr>
+          <w:ilvl w:val="0"/>
+          <w:numId w:val="1003"/>
+        </w:numPr>
+      </w:pPr>
+      <w:r>
+        <w:t xml:space="preserve">Do peanut varieties differ significantly in yield?</w:t>
+      </w:r>
+    </w:p>
+    <w:p>
+      <w:pPr>
+        <w:numPr>
+          <w:ilvl w:val="0"/>
+          <w:numId w:val="1003"/>
+        </w:numPr>
+      </w:pPr>
+      <w:r>
+        <w:t xml:space="preserve">Does location significantly affect yield?</w:t>
+      </w:r>
+    </w:p>
+    <w:p>
+      <w:pPr>
+        <w:numPr>
+          <w:ilvl w:val="0"/>
+          <w:numId w:val="1003"/>
+        </w:numPr>
+      </w:pPr>
+      <w:r>
+        <w:t xml:space="preserve">What variables significantly influence yield?</w:t>
+      </w:r>
+    </w:p>
+    <w:p>
+      <w:r>
+        <w:br w:type="page"/>
       </w:r>
     </w:p>
     <w:bookmarkEnd w:id="23"/>
-    <w:bookmarkStart w:id="24" w:name="questionshypotheses-to-be-addressed"/>
-    <w:p>
-      <w:pPr>
-        <w:pStyle w:val="Heading2"/>
-      </w:pPr>
-      <w:r>
-        <w:t xml:space="preserve">2.2 Questions/Hypotheses to be addressed</w:t>
-      </w:r>
-    </w:p>
-    <w:p>
-      <w:pPr>
-        <w:pStyle w:val="FirstParagraph"/>
-      </w:pPr>
-      <w:r>
-        <w:t xml:space="preserve">With the scope of this dataset, I will try to answer the following questions:</w:t>
-      </w:r>
-      <w:r>
-        <w:t xml:space="preserve"> </w:t>
-      </w:r>
-      <w:r>
-        <w:t xml:space="preserve">1. Do peanut varieties differ significantly in yield?</w:t>
-      </w:r>
-      <w:r>
-        <w:t xml:space="preserve"> </w:t>
-      </w:r>
-      <w:r>
-        <w:t xml:space="preserve">2. Does location significantly affect yield?</w:t>
-      </w:r>
-      <w:r>
-        <w:t xml:space="preserve"> </w:t>
-      </w:r>
-      <w:r>
-        <w:t xml:space="preserve">3. What variables significantly influence yield?</w:t>
-      </w:r>
-    </w:p>
-    <w:p>
-      <w:r>
-        <w:br w:type="page"/>
-      </w:r>
-    </w:p>
     <w:bookmarkEnd w:id="24"/>
-    <w:bookmarkEnd w:id="25"/>
-    <w:bookmarkStart w:id="34" w:name="methods"/>
+    <w:bookmarkStart w:id="33" w:name="methods"/>
     <w:p>
       <w:pPr>
         <w:pStyle w:val="Heading1"/>
@@ -331,7 +258,7 @@
         <w:t xml:space="preserve">Describe your methods. That should describe the data, the cleaning processes, and the analysis approaches. You might want to provide a shorter description here and all the details in the supplement.</w:t>
       </w:r>
     </w:p>
-    <w:bookmarkStart w:id="30" w:name="schematic-of-workflow"/>
+    <w:bookmarkStart w:id="29" w:name="schematic-of-workflow"/>
     <w:p>
       <w:pPr>
         <w:pStyle w:val="Heading2"/>
@@ -399,7 +326,7 @@
       <w:tr>
         <w:tc>
           <w:tcPr/>
-          <w:bookmarkStart w:id="29" w:name="fig-schematic"/>
+          <w:bookmarkStart w:id="28" w:name="fig-schematic"/>
           <w:p>
             <w:pPr>
               <w:pStyle w:val="Compact"/>
@@ -410,18 +337,18 @@
                 <wp:inline>
                   <wp:extent cx="5334000" cy="4978399"/>
                   <wp:effectExtent b="0" l="0" r="0" t="0"/>
-                  <wp:docPr descr="" title="" id="27" name="Picture"/>
+                  <wp:docPr descr="" title="" id="26" name="Picture"/>
                   <a:graphic>
                     <a:graphicData uri="http://schemas.openxmlformats.org/drawingml/2006/picture">
                       <pic:pic>
                         <pic:nvPicPr>
-                          <pic:cNvPr descr="../../assets/antigen-recognition.png" id="28" name="Picture"/>
+                          <pic:cNvPr descr="../../assets/antigen-recognition.png" id="27" name="Picture"/>
                           <pic:cNvPicPr>
                             <a:picLocks noChangeArrowheads="1" noChangeAspect="1"/>
                           </pic:cNvPicPr>
                         </pic:nvPicPr>
                         <pic:blipFill>
-                          <a:blip r:embed="rId26"/>
+                          <a:blip r:embed="rId25"/>
                           <a:stretch>
                             <a:fillRect/>
                           </a:stretch>
@@ -461,12 +388,12 @@
               <w:t xml:space="preserve">Figure 1: A figure that is manually generated and shows some overview/schematic. This has nothing to do with the data, it’s just a random one from one of our projects I found and placed here.</w:t>
             </w:r>
           </w:p>
-          <w:bookmarkEnd w:id="29"/>
+          <w:bookmarkEnd w:id="28"/>
         </w:tc>
       </w:tr>
     </w:tbl>
-    <w:bookmarkEnd w:id="30"/>
-    <w:bookmarkStart w:id="31" w:name="data-acquisition"/>
+    <w:bookmarkEnd w:id="29"/>
+    <w:bookmarkStart w:id="30" w:name="data-acquisition"/>
     <w:p>
       <w:pPr>
         <w:pStyle w:val="Heading2"/>
@@ -487,8 +414,8 @@
         <w:t xml:space="preserve">As applicable, explain where and how you got the data. If you directly import the data from an online source, you can combine this section with the next.</w:t>
       </w:r>
     </w:p>
-    <w:bookmarkEnd w:id="31"/>
-    <w:bookmarkStart w:id="32" w:name="data-import-and-cleaning"/>
+    <w:bookmarkEnd w:id="30"/>
+    <w:bookmarkStart w:id="31" w:name="data-import-and-cleaning"/>
     <w:p>
       <w:pPr>
         <w:pStyle w:val="Heading2"/>
@@ -509,8 +436,2949 @@
         <w:t xml:space="preserve">Write code that reads in the file and cleans it so it’s ready for analysis. Since this will be fairly long code for most datasets, it might be a good idea to have it in one or several R scripts. If that is the case, explain here briefly what kind of cleaning/processing you do, and provide more details and well documented code somewhere (e.g. as supplement in a paper). All materials, including files that contain code, should be commented well so everyone can follow along.</w:t>
       </w:r>
     </w:p>
-    <w:bookmarkEnd w:id="32"/>
-    <w:bookmarkStart w:id="33" w:name="statistical-analysis"/>
+    <w:p>
+      <w:pPr>
+        <w:pStyle w:val="SourceCode"/>
+      </w:pPr>
+      <w:r>
+        <w:rPr>
+          <w:rStyle w:val="FunctionTok"/>
+        </w:rPr>
+        <w:t xml:space="preserve">library</w:t>
+      </w:r>
+      <w:r>
+        <w:rPr>
+          <w:rStyle w:val="NormalTok"/>
+        </w:rPr>
+        <w:t xml:space="preserve">(here)</w:t>
+      </w:r>
+      <w:r>
+        <w:br/>
+      </w:r>
+      <w:r>
+        <w:rPr>
+          <w:rStyle w:val="FunctionTok"/>
+        </w:rPr>
+        <w:t xml:space="preserve">library</w:t>
+      </w:r>
+      <w:r>
+        <w:rPr>
+          <w:rStyle w:val="NormalTok"/>
+        </w:rPr>
+        <w:t xml:space="preserve">(dplyr)</w:t>
+      </w:r>
+      <w:r>
+        <w:br/>
+      </w:r>
+      <w:r>
+        <w:rPr>
+          <w:rStyle w:val="FunctionTok"/>
+        </w:rPr>
+        <w:t xml:space="preserve">library</w:t>
+      </w:r>
+      <w:r>
+        <w:rPr>
+          <w:rStyle w:val="NormalTok"/>
+        </w:rPr>
+        <w:t xml:space="preserve">(stringr)</w:t>
+      </w:r>
+      <w:r>
+        <w:br/>
+      </w:r>
+      <w:r>
+        <w:rPr>
+          <w:rStyle w:val="FunctionTok"/>
+        </w:rPr>
+        <w:t xml:space="preserve">library</w:t>
+      </w:r>
+      <w:r>
+        <w:rPr>
+          <w:rStyle w:val="NormalTok"/>
+        </w:rPr>
+        <w:t xml:space="preserve">(skimr)</w:t>
+      </w:r>
+      <w:r>
+        <w:br/>
+      </w:r>
+      <w:r>
+        <w:rPr>
+          <w:rStyle w:val="FunctionTok"/>
+        </w:rPr>
+        <w:t xml:space="preserve">library</w:t>
+      </w:r>
+      <w:r>
+        <w:rPr>
+          <w:rStyle w:val="NormalTok"/>
+        </w:rPr>
+        <w:t xml:space="preserve">(readr)</w:t>
+      </w:r>
+      <w:r>
+        <w:br/>
+      </w:r>
+      <w:r>
+        <w:rPr>
+          <w:rStyle w:val="FunctionTok"/>
+        </w:rPr>
+        <w:t xml:space="preserve">library</w:t>
+      </w:r>
+      <w:r>
+        <w:rPr>
+          <w:rStyle w:val="NormalTok"/>
+        </w:rPr>
+        <w:t xml:space="preserve">(ggplot2)</w:t>
+      </w:r>
+      <w:r>
+        <w:br/>
+      </w:r>
+      <w:r>
+        <w:br/>
+      </w:r>
+      <w:r>
+        <w:rPr>
+          <w:rStyle w:val="CommentTok"/>
+        </w:rPr>
+        <w:t xml:space="preserve">#set data path</w:t>
+      </w:r>
+      <w:r>
+        <w:br/>
+      </w:r>
+      <w:r>
+        <w:rPr>
+          <w:rStyle w:val="NormalTok"/>
+        </w:rPr>
+        <w:t xml:space="preserve">data_path </w:t>
+      </w:r>
+      <w:r>
+        <w:rPr>
+          <w:rStyle w:val="OtherTok"/>
+        </w:rPr>
+        <w:t xml:space="preserve">&lt;-</w:t>
+      </w:r>
+      <w:r>
+        <w:rPr>
+          <w:rStyle w:val="NormalTok"/>
+        </w:rPr>
+        <w:t xml:space="preserve"> </w:t>
+      </w:r>
+      <w:r>
+        <w:rPr>
+          <w:rStyle w:val="FunctionTok"/>
+        </w:rPr>
+        <w:t xml:space="preserve">here</w:t>
+      </w:r>
+      <w:r>
+        <w:rPr>
+          <w:rStyle w:val="NormalTok"/>
+        </w:rPr>
+        <w:t xml:space="preserve">(</w:t>
+      </w:r>
+      <w:r>
+        <w:rPr>
+          <w:rStyle w:val="StringTok"/>
+        </w:rPr>
+        <w:t xml:space="preserve">"data"</w:t>
+      </w:r>
+      <w:r>
+        <w:rPr>
+          <w:rStyle w:val="NormalTok"/>
+        </w:rPr>
+        <w:t xml:space="preserve">,</w:t>
+      </w:r>
+      <w:r>
+        <w:rPr>
+          <w:rStyle w:val="StringTok"/>
+        </w:rPr>
+        <w:t xml:space="preserve">"raw-data"</w:t>
+      </w:r>
+      <w:r>
+        <w:rPr>
+          <w:rStyle w:val="NormalTok"/>
+        </w:rPr>
+        <w:t xml:space="preserve">,</w:t>
+      </w:r>
+      <w:r>
+        <w:rPr>
+          <w:rStyle w:val="StringTok"/>
+        </w:rPr>
+        <w:t xml:space="preserve">"peanuts.csv"</w:t>
+      </w:r>
+      <w:r>
+        <w:rPr>
+          <w:rStyle w:val="NormalTok"/>
+        </w:rPr>
+        <w:t xml:space="preserve">)</w:t>
+      </w:r>
+      <w:r>
+        <w:br/>
+      </w:r>
+      <w:r>
+        <w:br/>
+      </w:r>
+      <w:r>
+        <w:rPr>
+          <w:rStyle w:val="CommentTok"/>
+        </w:rPr>
+        <w:t xml:space="preserve">#load data</w:t>
+      </w:r>
+      <w:r>
+        <w:br/>
+      </w:r>
+      <w:r>
+        <w:rPr>
+          <w:rStyle w:val="NormalTok"/>
+        </w:rPr>
+        <w:t xml:space="preserve">data </w:t>
+      </w:r>
+      <w:r>
+        <w:rPr>
+          <w:rStyle w:val="OtherTok"/>
+        </w:rPr>
+        <w:t xml:space="preserve">&lt;-</w:t>
+      </w:r>
+      <w:r>
+        <w:rPr>
+          <w:rStyle w:val="NormalTok"/>
+        </w:rPr>
+        <w:t xml:space="preserve"> </w:t>
+      </w:r>
+      <w:r>
+        <w:rPr>
+          <w:rStyle w:val="FunctionTok"/>
+        </w:rPr>
+        <w:t xml:space="preserve">read.csv2</w:t>
+      </w:r>
+      <w:r>
+        <w:rPr>
+          <w:rStyle w:val="NormalTok"/>
+        </w:rPr>
+        <w:t xml:space="preserve">(</w:t>
+      </w:r>
+      <w:r>
+        <w:rPr>
+          <w:rStyle w:val="FunctionTok"/>
+        </w:rPr>
+        <w:t xml:space="preserve">here</w:t>
+      </w:r>
+      <w:r>
+        <w:rPr>
+          <w:rStyle w:val="NormalTok"/>
+        </w:rPr>
+        <w:t xml:space="preserve">(data_path), </w:t>
+      </w:r>
+      <w:r>
+        <w:rPr>
+          <w:rStyle w:val="AttributeTok"/>
+        </w:rPr>
+        <w:t xml:space="preserve">sep =</w:t>
+      </w:r>
+      <w:r>
+        <w:rPr>
+          <w:rStyle w:val="NormalTok"/>
+        </w:rPr>
+        <w:t xml:space="preserve"> </w:t>
+      </w:r>
+      <w:r>
+        <w:rPr>
+          <w:rStyle w:val="StringTok"/>
+        </w:rPr>
+        <w:t xml:space="preserve">","</w:t>
+      </w:r>
+      <w:r>
+        <w:rPr>
+          <w:rStyle w:val="NormalTok"/>
+        </w:rPr>
+        <w:t xml:space="preserve">)</w:t>
+      </w:r>
+      <w:r>
+        <w:br/>
+      </w:r>
+      <w:r>
+        <w:br/>
+      </w:r>
+      <w:r>
+        <w:rPr>
+          <w:rStyle w:val="CommentTok"/>
+        </w:rPr>
+        <w:t xml:space="preserve">#preliminary inspection</w:t>
+      </w:r>
+      <w:r>
+        <w:br/>
+      </w:r>
+      <w:r>
+        <w:rPr>
+          <w:rStyle w:val="FunctionTok"/>
+        </w:rPr>
+        <w:t xml:space="preserve">dim</w:t>
+      </w:r>
+      <w:r>
+        <w:rPr>
+          <w:rStyle w:val="NormalTok"/>
+        </w:rPr>
+        <w:t xml:space="preserve">(data)</w:t>
+      </w:r>
+    </w:p>
+    <w:p>
+      <w:pPr>
+        <w:pStyle w:val="SourceCode"/>
+      </w:pPr>
+      <w:r>
+        <w:rPr>
+          <w:rStyle w:val="VerbatimChar"/>
+        </w:rPr>
+        <w:t xml:space="preserve">[1] 18116    38</w:t>
+      </w:r>
+    </w:p>
+    <w:p>
+      <w:pPr>
+        <w:pStyle w:val="SourceCode"/>
+      </w:pPr>
+      <w:r>
+        <w:rPr>
+          <w:rStyle w:val="FunctionTok"/>
+        </w:rPr>
+        <w:t xml:space="preserve">names</w:t>
+      </w:r>
+      <w:r>
+        <w:rPr>
+          <w:rStyle w:val="NormalTok"/>
+        </w:rPr>
+        <w:t xml:space="preserve">(data)</w:t>
+      </w:r>
+    </w:p>
+    <w:p>
+      <w:pPr>
+        <w:pStyle w:val="SourceCode"/>
+      </w:pPr>
+      <w:r>
+        <w:rPr>
+          <w:rStyle w:val="VerbatimChar"/>
+        </w:rPr>
+        <w:t xml:space="preserve"> [1] "treatment_key"        "year"                 "location"            </w:t>
+      </w:r>
+      <w:r>
+        <w:br/>
+      </w:r>
+      <w:r>
+        <w:rPr>
+          <w:rStyle w:val="VerbatimChar"/>
+        </w:rPr>
+        <w:t xml:space="preserve"> [4] "test_id"              "experiment_name"      "watered"             </w:t>
+      </w:r>
+      <w:r>
+        <w:br/>
+      </w:r>
+      <w:r>
+        <w:rPr>
+          <w:rStyle w:val="VerbatimChar"/>
+        </w:rPr>
+        <w:t xml:space="preserve"> [7] "planting_date"        "digging_date"         "test_entry"          </w:t>
+      </w:r>
+      <w:r>
+        <w:br/>
+      </w:r>
+      <w:r>
+        <w:rPr>
+          <w:rStyle w:val="VerbatimChar"/>
+        </w:rPr>
+        <w:t xml:space="preserve">[10] "variety_key"          "variety"              "treatment"           </w:t>
+      </w:r>
+      <w:r>
+        <w:br/>
+      </w:r>
+      <w:r>
+        <w:rPr>
+          <w:rStyle w:val="VerbatimChar"/>
+        </w:rPr>
+        <w:t xml:space="preserve">[13] "block"                "plot_number"          "plot_weight"         </w:t>
+      </w:r>
+      <w:r>
+        <w:br/>
+      </w:r>
+      <w:r>
+        <w:rPr>
+          <w:rStyle w:val="VerbatimChar"/>
+        </w:rPr>
+        <w:t xml:space="preserve">[16] "total_seed_weight"    "total_seed_count"     "calc_seed_weight_200"</w:t>
+      </w:r>
+      <w:r>
+        <w:br/>
+      </w:r>
+      <w:r>
+        <w:rPr>
+          <w:rStyle w:val="VerbatimChar"/>
+        </w:rPr>
+        <w:t xml:space="preserve">[19] "seed_weight_200"      "seed_weight_100"      "seed_per_pound"      </w:t>
+      </w:r>
+      <w:r>
+        <w:br/>
+      </w:r>
+      <w:r>
+        <w:rPr>
+          <w:rStyle w:val="VerbatimChar"/>
+        </w:rPr>
+        <w:t xml:space="preserve">[22] "peanut_yield"         "moisture"             "tsmk"                </w:t>
+      </w:r>
+      <w:r>
+        <w:br/>
+      </w:r>
+      <w:r>
+        <w:rPr>
+          <w:rStyle w:val="VerbatimChar"/>
+        </w:rPr>
+        <w:t xml:space="preserve">[25] "ok"                   "dk"                   "elk"                 </w:t>
+      </w:r>
+      <w:r>
+        <w:br/>
+      </w:r>
+      <w:r>
+        <w:rPr>
+          <w:rStyle w:val="VerbatimChar"/>
+        </w:rPr>
+        <w:t xml:space="preserve">[28] "fancy"                "maturity_code"        "maturity"            </w:t>
+      </w:r>
+      <w:r>
+        <w:br/>
+      </w:r>
+      <w:r>
+        <w:rPr>
+          <w:rStyle w:val="VerbatimChar"/>
+        </w:rPr>
+        <w:t xml:space="preserve">[31] "market_type"          "plot_harvest_length"  "plot_harvest_width"  </w:t>
+      </w:r>
+      <w:r>
+        <w:br/>
+      </w:r>
+      <w:r>
+        <w:rPr>
+          <w:rStyle w:val="VerbatimChar"/>
+        </w:rPr>
+        <w:t xml:space="preserve">[34] "plots_per_acre"       "plot_row_number"      "plot_column_number"  </w:t>
+      </w:r>
+      <w:r>
+        <w:br/>
+      </w:r>
+      <w:r>
+        <w:rPr>
+          <w:rStyle w:val="VerbatimChar"/>
+        </w:rPr>
+        <w:t xml:space="preserve">[37] "notes"                "plots"               </w:t>
+      </w:r>
+    </w:p>
+    <w:p>
+      <w:pPr>
+        <w:pStyle w:val="SourceCode"/>
+      </w:pPr>
+      <w:r>
+        <w:rPr>
+          <w:rStyle w:val="FunctionTok"/>
+        </w:rPr>
+        <w:t xml:space="preserve">glimpse</w:t>
+      </w:r>
+      <w:r>
+        <w:rPr>
+          <w:rStyle w:val="NormalTok"/>
+        </w:rPr>
+        <w:t xml:space="preserve">(data)</w:t>
+      </w:r>
+    </w:p>
+    <w:p>
+      <w:pPr>
+        <w:pStyle w:val="SourceCode"/>
+      </w:pPr>
+      <w:r>
+        <w:rPr>
+          <w:rStyle w:val="VerbatimChar"/>
+        </w:rPr>
+        <w:t xml:space="preserve">Rows: 18,116</w:t>
+      </w:r>
+      <w:r>
+        <w:br/>
+      </w:r>
+      <w:r>
+        <w:rPr>
+          <w:rStyle w:val="VerbatimChar"/>
+        </w:rPr>
+        <w:t xml:space="preserve">Columns: 38</w:t>
+      </w:r>
+      <w:r>
+        <w:br/>
+      </w:r>
+      <w:r>
+        <w:rPr>
+          <w:rStyle w:val="VerbatimChar"/>
+        </w:rPr>
+        <w:t xml:space="preserve">$ treatment_key        &lt;chr&gt; "AU-NPL 17ø507PN22-119", "AU-NPL 17ø507PN22-217",…</w:t>
+      </w:r>
+      <w:r>
+        <w:br/>
+      </w:r>
+      <w:r>
+        <w:rPr>
+          <w:rStyle w:val="VerbatimChar"/>
+        </w:rPr>
+        <w:t xml:space="preserve">$ year                 &lt;int&gt; 2022, 2022, 2022, 2022, 2022, 2022, 2022, 2022, 2…</w:t>
+      </w:r>
+      <w:r>
+        <w:br/>
+      </w:r>
+      <w:r>
+        <w:rPr>
+          <w:rStyle w:val="VerbatimChar"/>
+        </w:rPr>
+        <w:t xml:space="preserve">$ location             &lt;chr&gt; "Midville", "Midville", "Midville", "Midville", "…</w:t>
+      </w:r>
+      <w:r>
+        <w:br/>
+      </w:r>
+      <w:r>
+        <w:rPr>
+          <w:rStyle w:val="VerbatimChar"/>
+        </w:rPr>
+        <w:t xml:space="preserve">$ test_id              &lt;chr&gt; "507PN", "507PN", "507PN", "507PN", "507PN", "507…</w:t>
+      </w:r>
+      <w:r>
+        <w:br/>
+      </w:r>
+      <w:r>
+        <w:rPr>
+          <w:rStyle w:val="VerbatimChar"/>
+        </w:rPr>
+        <w:t xml:space="preserve">$ experiment_name      &lt;chr&gt; "507PN22", "507PN22", "507PN22", "507PN22", "507P…</w:t>
+      </w:r>
+      <w:r>
+        <w:br/>
+      </w:r>
+      <w:r>
+        <w:rPr>
+          <w:rStyle w:val="VerbatimChar"/>
+        </w:rPr>
+        <w:t xml:space="preserve">$ watered              &lt;lgl&gt; TRUE, TRUE, TRUE, TRUE, TRUE, TRUE, FALSE, FALSE,…</w:t>
+      </w:r>
+      <w:r>
+        <w:br/>
+      </w:r>
+      <w:r>
+        <w:rPr>
+          <w:rStyle w:val="VerbatimChar"/>
+        </w:rPr>
+        <w:t xml:space="preserve">$ planting_date        &lt;chr&gt; "", "", "", "", "", "", "", "", "", "", "", "", "…</w:t>
+      </w:r>
+      <w:r>
+        <w:br/>
+      </w:r>
+      <w:r>
+        <w:rPr>
+          <w:rStyle w:val="VerbatimChar"/>
+        </w:rPr>
+        <w:t xml:space="preserve">$ digging_date         &lt;chr&gt; "", "", "", "", "", "", "", "", "", "", "", "", "…</w:t>
+      </w:r>
+      <w:r>
+        <w:br/>
+      </w:r>
+      <w:r>
+        <w:rPr>
+          <w:rStyle w:val="VerbatimChar"/>
+        </w:rPr>
+        <w:t xml:space="preserve">$ test_entry           &lt;int&gt; NA, NA, NA, NA, NA, NA, NA, NA, NA, NA, NA, NA, N…</w:t>
+      </w:r>
+      <w:r>
+        <w:br/>
+      </w:r>
+      <w:r>
+        <w:rPr>
+          <w:rStyle w:val="VerbatimChar"/>
+        </w:rPr>
+        <w:t xml:space="preserve">$ variety_key          &lt;int&gt; 1010, 1010, 1010, 1010, 1010, 1010, 1010, 1010, 1…</w:t>
+      </w:r>
+      <w:r>
+        <w:br/>
+      </w:r>
+      <w:r>
+        <w:rPr>
+          <w:rStyle w:val="VerbatimChar"/>
+        </w:rPr>
+        <w:t xml:space="preserve">$ variety              &lt;chr&gt; "AU-NPL 17", "AU-NPL 17", "AU-NPL 17", "AU-NPL 17…</w:t>
+      </w:r>
+      <w:r>
+        <w:br/>
+      </w:r>
+      <w:r>
+        <w:rPr>
+          <w:rStyle w:val="VerbatimChar"/>
+        </w:rPr>
+        <w:t xml:space="preserve">$ treatment            &lt;chr&gt; "", "", "", "", "", "", "", "", "", "", "", "", "…</w:t>
+      </w:r>
+      <w:r>
+        <w:br/>
+      </w:r>
+      <w:r>
+        <w:rPr>
+          <w:rStyle w:val="VerbatimChar"/>
+        </w:rPr>
+        <w:t xml:space="preserve">$ block                &lt;int&gt; 1, 2, 3, 4, 5, 6, 1, 2, 3, 4, 5, 6, 1, 2, 3, 4, 5…</w:t>
+      </w:r>
+      <w:r>
+        <w:br/>
+      </w:r>
+      <w:r>
+        <w:rPr>
+          <w:rStyle w:val="VerbatimChar"/>
+        </w:rPr>
+        <w:t xml:space="preserve">$ plot_number          &lt;int&gt; 119, 217, 319, 416, 529, 615, 119, 217, 319, 416,…</w:t>
+      </w:r>
+      <w:r>
+        <w:br/>
+      </w:r>
+      <w:r>
+        <w:rPr>
+          <w:rStyle w:val="VerbatimChar"/>
+        </w:rPr>
+        <w:t xml:space="preserve">$ plot_weight          &lt;chr&gt; "", "", "", "", "", "", "", "", "", "", "", "", "…</w:t>
+      </w:r>
+      <w:r>
+        <w:br/>
+      </w:r>
+      <w:r>
+        <w:rPr>
+          <w:rStyle w:val="VerbatimChar"/>
+        </w:rPr>
+        <w:t xml:space="preserve">$ total_seed_weight    &lt;chr&gt; "", "", "", "", "", "", "", "", "", "", "", "", "…</w:t>
+      </w:r>
+      <w:r>
+        <w:br/>
+      </w:r>
+      <w:r>
+        <w:rPr>
+          <w:rStyle w:val="VerbatimChar"/>
+        </w:rPr>
+        <w:t xml:space="preserve">$ total_seed_count     &lt;int&gt; NA, NA, NA, NA, NA, NA, NA, NA, NA, NA, NA, NA, N…</w:t>
+      </w:r>
+      <w:r>
+        <w:br/>
+      </w:r>
+      <w:r>
+        <w:rPr>
+          <w:rStyle w:val="VerbatimChar"/>
+        </w:rPr>
+        <w:t xml:space="preserve">$ calc_seed_weight_200 &lt;chr&gt; "-9", "-9", "-9", "-9", "-9", "-9", "-9", "-9", "…</w:t>
+      </w:r>
+      <w:r>
+        <w:br/>
+      </w:r>
+      <w:r>
+        <w:rPr>
+          <w:rStyle w:val="VerbatimChar"/>
+        </w:rPr>
+        <w:t xml:space="preserve">$ seed_weight_200      &lt;chr&gt; "", "", "", "", "", "", "", "", "", "", "", "", "…</w:t>
+      </w:r>
+      <w:r>
+        <w:br/>
+      </w:r>
+      <w:r>
+        <w:rPr>
+          <w:rStyle w:val="VerbatimChar"/>
+        </w:rPr>
+        <w:t xml:space="preserve">$ seed_weight_100      &lt;chr&gt; "", "", "", "", "", "", "", "", "", "", "", "", "…</w:t>
+      </w:r>
+      <w:r>
+        <w:br/>
+      </w:r>
+      <w:r>
+        <w:rPr>
+          <w:rStyle w:val="VerbatimChar"/>
+        </w:rPr>
+        <w:t xml:space="preserve">$ seed_per_pound       &lt;chr&gt; "-9", "-9", "-9", "-9", "-9", "-9", "-9", "-9", "…</w:t>
+      </w:r>
+      <w:r>
+        <w:br/>
+      </w:r>
+      <w:r>
+        <w:rPr>
+          <w:rStyle w:val="VerbatimChar"/>
+        </w:rPr>
+        <w:t xml:space="preserve">$ peanut_yield         &lt;int&gt; -9, -9, -9, -9, -9, -9, -9, -9, -9, -9, -9, -9, -…</w:t>
+      </w:r>
+      <w:r>
+        <w:br/>
+      </w:r>
+      <w:r>
+        <w:rPr>
+          <w:rStyle w:val="VerbatimChar"/>
+        </w:rPr>
+        <w:t xml:space="preserve">$ moisture             &lt;int&gt; NA, NA, NA, NA, NA, NA, NA, NA, NA, NA, NA, NA, N…</w:t>
+      </w:r>
+      <w:r>
+        <w:br/>
+      </w:r>
+      <w:r>
+        <w:rPr>
+          <w:rStyle w:val="VerbatimChar"/>
+        </w:rPr>
+        <w:t xml:space="preserve">$ tsmk                 &lt;int&gt; NA, NA, NA, NA, NA, NA, NA, NA, NA, NA, NA, NA, N…</w:t>
+      </w:r>
+      <w:r>
+        <w:br/>
+      </w:r>
+      <w:r>
+        <w:rPr>
+          <w:rStyle w:val="VerbatimChar"/>
+        </w:rPr>
+        <w:t xml:space="preserve">$ ok                   &lt;int&gt; NA, NA, NA, NA, NA, NA, NA, NA, NA, NA, NA, NA, N…</w:t>
+      </w:r>
+      <w:r>
+        <w:br/>
+      </w:r>
+      <w:r>
+        <w:rPr>
+          <w:rStyle w:val="VerbatimChar"/>
+        </w:rPr>
+        <w:t xml:space="preserve">$ dk                   &lt;int&gt; NA, NA, NA, NA, NA, NA, NA, NA, NA, NA, NA, NA, N…</w:t>
+      </w:r>
+      <w:r>
+        <w:br/>
+      </w:r>
+      <w:r>
+        <w:rPr>
+          <w:rStyle w:val="VerbatimChar"/>
+        </w:rPr>
+        <w:t xml:space="preserve">$ elk                  &lt;int&gt; NA, NA, NA, NA, NA, NA, NA, NA, NA, NA, NA, NA, N…</w:t>
+      </w:r>
+      <w:r>
+        <w:br/>
+      </w:r>
+      <w:r>
+        <w:rPr>
+          <w:rStyle w:val="VerbatimChar"/>
+        </w:rPr>
+        <w:t xml:space="preserve">$ fancy                &lt;int&gt; NA, NA, NA, NA, NA, NA, NA, NA, NA, NA, NA, NA, N…</w:t>
+      </w:r>
+      <w:r>
+        <w:br/>
+      </w:r>
+      <w:r>
+        <w:rPr>
+          <w:rStyle w:val="VerbatimChar"/>
+        </w:rPr>
+        <w:t xml:space="preserve">$ maturity_code        &lt;int&gt; NA, NA, NA, NA, NA, NA, NA, NA, NA, NA, NA, NA, N…</w:t>
+      </w:r>
+      <w:r>
+        <w:br/>
+      </w:r>
+      <w:r>
+        <w:rPr>
+          <w:rStyle w:val="VerbatimChar"/>
+        </w:rPr>
+        <w:t xml:space="preserve">$ maturity             &lt;chr&gt; "Unknown", "Unknown", "Unknown", "Unknown", "Unkn…</w:t>
+      </w:r>
+      <w:r>
+        <w:br/>
+      </w:r>
+      <w:r>
+        <w:rPr>
+          <w:rStyle w:val="VerbatimChar"/>
+        </w:rPr>
+        <w:t xml:space="preserve">$ market_type          &lt;chr&gt; "", "", "", "", "", "", "", "", "", "", "", "", "…</w:t>
+      </w:r>
+      <w:r>
+        <w:br/>
+      </w:r>
+      <w:r>
+        <w:rPr>
+          <w:rStyle w:val="VerbatimChar"/>
+        </w:rPr>
+        <w:t xml:space="preserve">$ plot_harvest_length  &lt;int&gt; 20, 20, 20, 20, 20, 20, 20, 20, 20, 20, 20, 20, 2…</w:t>
+      </w:r>
+      <w:r>
+        <w:br/>
+      </w:r>
+      <w:r>
+        <w:rPr>
+          <w:rStyle w:val="VerbatimChar"/>
+        </w:rPr>
+        <w:t xml:space="preserve">$ plot_harvest_width   &lt;int&gt; 6, 6, 6, 6, 6, 6, 6, 6, 6, 6, 6, 6, 6, 6, 6, 6, 6…</w:t>
+      </w:r>
+      <w:r>
+        <w:br/>
+      </w:r>
+      <w:r>
+        <w:rPr>
+          <w:rStyle w:val="VerbatimChar"/>
+        </w:rPr>
+        <w:t xml:space="preserve">$ plots_per_acre       &lt;int&gt; 363, 363, 363, 363, 363, 363, 363, 363, 363, 363,…</w:t>
+      </w:r>
+      <w:r>
+        <w:br/>
+      </w:r>
+      <w:r>
+        <w:rPr>
+          <w:rStyle w:val="VerbatimChar"/>
+        </w:rPr>
+        <w:t xml:space="preserve">$ plot_row_number      &lt;int&gt; 2, 7, 2, 16, 19, 15, 2, 7, 2, 16, 19, 15, 4, 3, 2…</w:t>
+      </w:r>
+      <w:r>
+        <w:br/>
+      </w:r>
+      <w:r>
+        <w:rPr>
+          <w:rStyle w:val="VerbatimChar"/>
+        </w:rPr>
+        <w:t xml:space="preserve">$ plot_column_number   &lt;int&gt; 2, 5, 8, 8, 4, 2, 2, 5, 8, 8, 4, 2, 2, 7, 14, 12,…</w:t>
+      </w:r>
+      <w:r>
+        <w:br/>
+      </w:r>
+      <w:r>
+        <w:rPr>
+          <w:rStyle w:val="VerbatimChar"/>
+        </w:rPr>
+        <w:t xml:space="preserve">$ notes                &lt;chr&gt; "", "", "", "", "", "", "", "", "", "", "", "", "…</w:t>
+      </w:r>
+      <w:r>
+        <w:br/>
+      </w:r>
+      <w:r>
+        <w:rPr>
+          <w:rStyle w:val="VerbatimChar"/>
+        </w:rPr>
+        <w:t xml:space="preserve">$ plots                &lt;lgl&gt; NA, NA, NA, NA, NA, NA, NA, NA, NA, NA, NA, NA, N…</w:t>
+      </w:r>
+    </w:p>
+    <w:p>
+      <w:pPr>
+        <w:pStyle w:val="SourceCode"/>
+      </w:pPr>
+      <w:r>
+        <w:rPr>
+          <w:rStyle w:val="FunctionTok"/>
+        </w:rPr>
+        <w:t xml:space="preserve">head</w:t>
+      </w:r>
+      <w:r>
+        <w:rPr>
+          <w:rStyle w:val="NormalTok"/>
+        </w:rPr>
+        <w:t xml:space="preserve">(data, </w:t>
+      </w:r>
+      <w:r>
+        <w:rPr>
+          <w:rStyle w:val="DecValTok"/>
+        </w:rPr>
+        <w:t xml:space="preserve">10</w:t>
+      </w:r>
+      <w:r>
+        <w:rPr>
+          <w:rStyle w:val="NormalTok"/>
+        </w:rPr>
+        <w:t xml:space="preserve">)</w:t>
+      </w:r>
+    </w:p>
+    <w:p>
+      <w:pPr>
+        <w:pStyle w:val="SourceCode"/>
+      </w:pPr>
+      <w:r>
+        <w:rPr>
+          <w:rStyle w:val="VerbatimChar"/>
+        </w:rPr>
+        <w:t xml:space="preserve">           treatment_key year location test_id experiment_name watered</w:t>
+      </w:r>
+      <w:r>
+        <w:br/>
+      </w:r>
+      <w:r>
+        <w:rPr>
+          <w:rStyle w:val="VerbatimChar"/>
+        </w:rPr>
+        <w:t xml:space="preserve">1  AU-NPL 17ø507PN22-119 2022 Midville   507PN         507PN22    TRUE</w:t>
+      </w:r>
+      <w:r>
+        <w:br/>
+      </w:r>
+      <w:r>
+        <w:rPr>
+          <w:rStyle w:val="VerbatimChar"/>
+        </w:rPr>
+        <w:t xml:space="preserve">2  AU-NPL 17ø507PN22-217 2022 Midville   507PN         507PN22    TRUE</w:t>
+      </w:r>
+      <w:r>
+        <w:br/>
+      </w:r>
+      <w:r>
+        <w:rPr>
+          <w:rStyle w:val="VerbatimChar"/>
+        </w:rPr>
+        <w:t xml:space="preserve">3  AU-NPL 17ø507PN22-319 2022 Midville   507PN         507PN22    TRUE</w:t>
+      </w:r>
+      <w:r>
+        <w:br/>
+      </w:r>
+      <w:r>
+        <w:rPr>
+          <w:rStyle w:val="VerbatimChar"/>
+        </w:rPr>
+        <w:t xml:space="preserve">4  AU-NPL 17ø507PN22-416 2022 Midville   507PN         507PN22    TRUE</w:t>
+      </w:r>
+      <w:r>
+        <w:br/>
+      </w:r>
+      <w:r>
+        <w:rPr>
+          <w:rStyle w:val="VerbatimChar"/>
+        </w:rPr>
+        <w:t xml:space="preserve">5  AU-NPL 17ø507PN22-529 2022 Midville   507PN         507PN22    TRUE</w:t>
+      </w:r>
+      <w:r>
+        <w:br/>
+      </w:r>
+      <w:r>
+        <w:rPr>
+          <w:rStyle w:val="VerbatimChar"/>
+        </w:rPr>
+        <w:t xml:space="preserve">6  AU-NPL 17ø507PN22-615 2022 Midville   507PN         507PN22    TRUE</w:t>
+      </w:r>
+      <w:r>
+        <w:br/>
+      </w:r>
+      <w:r>
+        <w:rPr>
+          <w:rStyle w:val="VerbatimChar"/>
+        </w:rPr>
+        <w:t xml:space="preserve">7  AU-NPL 17ø508PN22-119 2022 Midville   508PN         508PN22   FALSE</w:t>
+      </w:r>
+      <w:r>
+        <w:br/>
+      </w:r>
+      <w:r>
+        <w:rPr>
+          <w:rStyle w:val="VerbatimChar"/>
+        </w:rPr>
+        <w:t xml:space="preserve">8  AU-NPL 17ø508PN22-217 2022 Midville   508PN         508PN22   FALSE</w:t>
+      </w:r>
+      <w:r>
+        <w:br/>
+      </w:r>
+      <w:r>
+        <w:rPr>
+          <w:rStyle w:val="VerbatimChar"/>
+        </w:rPr>
+        <w:t xml:space="preserve">9  AU-NPL 17ø508PN22-319 2022 Midville   508PN         508PN22   FALSE</w:t>
+      </w:r>
+      <w:r>
+        <w:br/>
+      </w:r>
+      <w:r>
+        <w:rPr>
+          <w:rStyle w:val="VerbatimChar"/>
+        </w:rPr>
+        <w:t xml:space="preserve">10 AU-NPL 17ø508PN22-416 2022 Midville   508PN         508PN22   FALSE</w:t>
+      </w:r>
+      <w:r>
+        <w:br/>
+      </w:r>
+      <w:r>
+        <w:rPr>
+          <w:rStyle w:val="VerbatimChar"/>
+        </w:rPr>
+        <w:t xml:space="preserve">   planting_date digging_date test_entry variety_key   variety treatment block</w:t>
+      </w:r>
+      <w:r>
+        <w:br/>
+      </w:r>
+      <w:r>
+        <w:rPr>
+          <w:rStyle w:val="VerbatimChar"/>
+        </w:rPr>
+        <w:t xml:space="preserve">1                                     NA        1010 AU-NPL 17               1</w:t>
+      </w:r>
+      <w:r>
+        <w:br/>
+      </w:r>
+      <w:r>
+        <w:rPr>
+          <w:rStyle w:val="VerbatimChar"/>
+        </w:rPr>
+        <w:t xml:space="preserve">2                                     NA        1010 AU-NPL 17               2</w:t>
+      </w:r>
+      <w:r>
+        <w:br/>
+      </w:r>
+      <w:r>
+        <w:rPr>
+          <w:rStyle w:val="VerbatimChar"/>
+        </w:rPr>
+        <w:t xml:space="preserve">3                                     NA        1010 AU-NPL 17               3</w:t>
+      </w:r>
+      <w:r>
+        <w:br/>
+      </w:r>
+      <w:r>
+        <w:rPr>
+          <w:rStyle w:val="VerbatimChar"/>
+        </w:rPr>
+        <w:t xml:space="preserve">4                                     NA        1010 AU-NPL 17               4</w:t>
+      </w:r>
+      <w:r>
+        <w:br/>
+      </w:r>
+      <w:r>
+        <w:rPr>
+          <w:rStyle w:val="VerbatimChar"/>
+        </w:rPr>
+        <w:t xml:space="preserve">5                                     NA        1010 AU-NPL 17               5</w:t>
+      </w:r>
+      <w:r>
+        <w:br/>
+      </w:r>
+      <w:r>
+        <w:rPr>
+          <w:rStyle w:val="VerbatimChar"/>
+        </w:rPr>
+        <w:t xml:space="preserve">6                                     NA        1010 AU-NPL 17               6</w:t>
+      </w:r>
+      <w:r>
+        <w:br/>
+      </w:r>
+      <w:r>
+        <w:rPr>
+          <w:rStyle w:val="VerbatimChar"/>
+        </w:rPr>
+        <w:t xml:space="preserve">7                                     NA        1010 AU-NPL 17               1</w:t>
+      </w:r>
+      <w:r>
+        <w:br/>
+      </w:r>
+      <w:r>
+        <w:rPr>
+          <w:rStyle w:val="VerbatimChar"/>
+        </w:rPr>
+        <w:t xml:space="preserve">8                                     NA        1010 AU-NPL 17               2</w:t>
+      </w:r>
+      <w:r>
+        <w:br/>
+      </w:r>
+      <w:r>
+        <w:rPr>
+          <w:rStyle w:val="VerbatimChar"/>
+        </w:rPr>
+        <w:t xml:space="preserve">9                                     NA        1010 AU-NPL 17               3</w:t>
+      </w:r>
+      <w:r>
+        <w:br/>
+      </w:r>
+      <w:r>
+        <w:rPr>
+          <w:rStyle w:val="VerbatimChar"/>
+        </w:rPr>
+        <w:t xml:space="preserve">10                                    NA        1010 AU-NPL 17               4</w:t>
+      </w:r>
+      <w:r>
+        <w:br/>
+      </w:r>
+      <w:r>
+        <w:rPr>
+          <w:rStyle w:val="VerbatimChar"/>
+        </w:rPr>
+        <w:t xml:space="preserve">   plot_number plot_weight total_seed_weight total_seed_count</w:t>
+      </w:r>
+      <w:r>
+        <w:br/>
+      </w:r>
+      <w:r>
+        <w:rPr>
+          <w:rStyle w:val="VerbatimChar"/>
+        </w:rPr>
+        <w:t xml:space="preserve">1          119                                             NA</w:t>
+      </w:r>
+      <w:r>
+        <w:br/>
+      </w:r>
+      <w:r>
+        <w:rPr>
+          <w:rStyle w:val="VerbatimChar"/>
+        </w:rPr>
+        <w:t xml:space="preserve">2          217                                             NA</w:t>
+      </w:r>
+      <w:r>
+        <w:br/>
+      </w:r>
+      <w:r>
+        <w:rPr>
+          <w:rStyle w:val="VerbatimChar"/>
+        </w:rPr>
+        <w:t xml:space="preserve">3          319                                             NA</w:t>
+      </w:r>
+      <w:r>
+        <w:br/>
+      </w:r>
+      <w:r>
+        <w:rPr>
+          <w:rStyle w:val="VerbatimChar"/>
+        </w:rPr>
+        <w:t xml:space="preserve">4          416                                             NA</w:t>
+      </w:r>
+      <w:r>
+        <w:br/>
+      </w:r>
+      <w:r>
+        <w:rPr>
+          <w:rStyle w:val="VerbatimChar"/>
+        </w:rPr>
+        <w:t xml:space="preserve">5          529                                             NA</w:t>
+      </w:r>
+      <w:r>
+        <w:br/>
+      </w:r>
+      <w:r>
+        <w:rPr>
+          <w:rStyle w:val="VerbatimChar"/>
+        </w:rPr>
+        <w:t xml:space="preserve">6          615                                             NA</w:t>
+      </w:r>
+      <w:r>
+        <w:br/>
+      </w:r>
+      <w:r>
+        <w:rPr>
+          <w:rStyle w:val="VerbatimChar"/>
+        </w:rPr>
+        <w:t xml:space="preserve">7          119                                             NA</w:t>
+      </w:r>
+      <w:r>
+        <w:br/>
+      </w:r>
+      <w:r>
+        <w:rPr>
+          <w:rStyle w:val="VerbatimChar"/>
+        </w:rPr>
+        <w:t xml:space="preserve">8          217                                             NA</w:t>
+      </w:r>
+      <w:r>
+        <w:br/>
+      </w:r>
+      <w:r>
+        <w:rPr>
+          <w:rStyle w:val="VerbatimChar"/>
+        </w:rPr>
+        <w:t xml:space="preserve">9          319                                             NA</w:t>
+      </w:r>
+      <w:r>
+        <w:br/>
+      </w:r>
+      <w:r>
+        <w:rPr>
+          <w:rStyle w:val="VerbatimChar"/>
+        </w:rPr>
+        <w:t xml:space="preserve">10         416                                             NA</w:t>
+      </w:r>
+      <w:r>
+        <w:br/>
+      </w:r>
+      <w:r>
+        <w:rPr>
+          <w:rStyle w:val="VerbatimChar"/>
+        </w:rPr>
+        <w:t xml:space="preserve">   calc_seed_weight_200 seed_weight_200 seed_weight_100 seed_per_pound</w:t>
+      </w:r>
+      <w:r>
+        <w:br/>
+      </w:r>
+      <w:r>
+        <w:rPr>
+          <w:rStyle w:val="VerbatimChar"/>
+        </w:rPr>
+        <w:t xml:space="preserve">1                    -9                                             -9</w:t>
+      </w:r>
+      <w:r>
+        <w:br/>
+      </w:r>
+      <w:r>
+        <w:rPr>
+          <w:rStyle w:val="VerbatimChar"/>
+        </w:rPr>
+        <w:t xml:space="preserve">2                    -9                                             -9</w:t>
+      </w:r>
+      <w:r>
+        <w:br/>
+      </w:r>
+      <w:r>
+        <w:rPr>
+          <w:rStyle w:val="VerbatimChar"/>
+        </w:rPr>
+        <w:t xml:space="preserve">3                    -9                                             -9</w:t>
+      </w:r>
+      <w:r>
+        <w:br/>
+      </w:r>
+      <w:r>
+        <w:rPr>
+          <w:rStyle w:val="VerbatimChar"/>
+        </w:rPr>
+        <w:t xml:space="preserve">4                    -9                                             -9</w:t>
+      </w:r>
+      <w:r>
+        <w:br/>
+      </w:r>
+      <w:r>
+        <w:rPr>
+          <w:rStyle w:val="VerbatimChar"/>
+        </w:rPr>
+        <w:t xml:space="preserve">5                    -9                                             -9</w:t>
+      </w:r>
+      <w:r>
+        <w:br/>
+      </w:r>
+      <w:r>
+        <w:rPr>
+          <w:rStyle w:val="VerbatimChar"/>
+        </w:rPr>
+        <w:t xml:space="preserve">6                    -9                                             -9</w:t>
+      </w:r>
+      <w:r>
+        <w:br/>
+      </w:r>
+      <w:r>
+        <w:rPr>
+          <w:rStyle w:val="VerbatimChar"/>
+        </w:rPr>
+        <w:t xml:space="preserve">7                    -9                                             -9</w:t>
+      </w:r>
+      <w:r>
+        <w:br/>
+      </w:r>
+      <w:r>
+        <w:rPr>
+          <w:rStyle w:val="VerbatimChar"/>
+        </w:rPr>
+        <w:t xml:space="preserve">8                    -9                                             -9</w:t>
+      </w:r>
+      <w:r>
+        <w:br/>
+      </w:r>
+      <w:r>
+        <w:rPr>
+          <w:rStyle w:val="VerbatimChar"/>
+        </w:rPr>
+        <w:t xml:space="preserve">9                    -9                                             -9</w:t>
+      </w:r>
+      <w:r>
+        <w:br/>
+      </w:r>
+      <w:r>
+        <w:rPr>
+          <w:rStyle w:val="VerbatimChar"/>
+        </w:rPr>
+        <w:t xml:space="preserve">10                   -9                                             -9</w:t>
+      </w:r>
+      <w:r>
+        <w:br/>
+      </w:r>
+      <w:r>
+        <w:rPr>
+          <w:rStyle w:val="VerbatimChar"/>
+        </w:rPr>
+        <w:t xml:space="preserve">   peanut_yield moisture tsmk ok dk elk fancy maturity_code maturity</w:t>
+      </w:r>
+      <w:r>
+        <w:br/>
+      </w:r>
+      <w:r>
+        <w:rPr>
+          <w:rStyle w:val="VerbatimChar"/>
+        </w:rPr>
+        <w:t xml:space="preserve">1            -9       NA   NA NA NA  NA    NA            NA  Unknown</w:t>
+      </w:r>
+      <w:r>
+        <w:br/>
+      </w:r>
+      <w:r>
+        <w:rPr>
+          <w:rStyle w:val="VerbatimChar"/>
+        </w:rPr>
+        <w:t xml:space="preserve">2            -9       NA   NA NA NA  NA    NA            NA  Unknown</w:t>
+      </w:r>
+      <w:r>
+        <w:br/>
+      </w:r>
+      <w:r>
+        <w:rPr>
+          <w:rStyle w:val="VerbatimChar"/>
+        </w:rPr>
+        <w:t xml:space="preserve">3            -9       NA   NA NA NA  NA    NA            NA  Unknown</w:t>
+      </w:r>
+      <w:r>
+        <w:br/>
+      </w:r>
+      <w:r>
+        <w:rPr>
+          <w:rStyle w:val="VerbatimChar"/>
+        </w:rPr>
+        <w:t xml:space="preserve">4            -9       NA   NA NA NA  NA    NA            NA  Unknown</w:t>
+      </w:r>
+      <w:r>
+        <w:br/>
+      </w:r>
+      <w:r>
+        <w:rPr>
+          <w:rStyle w:val="VerbatimChar"/>
+        </w:rPr>
+        <w:t xml:space="preserve">5            -9       NA   NA NA NA  NA    NA            NA  Unknown</w:t>
+      </w:r>
+      <w:r>
+        <w:br/>
+      </w:r>
+      <w:r>
+        <w:rPr>
+          <w:rStyle w:val="VerbatimChar"/>
+        </w:rPr>
+        <w:t xml:space="preserve">6            -9       NA   NA NA NA  NA    NA            NA  Unknown</w:t>
+      </w:r>
+      <w:r>
+        <w:br/>
+      </w:r>
+      <w:r>
+        <w:rPr>
+          <w:rStyle w:val="VerbatimChar"/>
+        </w:rPr>
+        <w:t xml:space="preserve">7            -9       NA   NA NA NA  NA    NA            NA  Unknown</w:t>
+      </w:r>
+      <w:r>
+        <w:br/>
+      </w:r>
+      <w:r>
+        <w:rPr>
+          <w:rStyle w:val="VerbatimChar"/>
+        </w:rPr>
+        <w:t xml:space="preserve">8            -9       NA   NA NA NA  NA    NA            NA  Unknown</w:t>
+      </w:r>
+      <w:r>
+        <w:br/>
+      </w:r>
+      <w:r>
+        <w:rPr>
+          <w:rStyle w:val="VerbatimChar"/>
+        </w:rPr>
+        <w:t xml:space="preserve">9            -9       NA   NA NA NA  NA    NA            NA  Unknown</w:t>
+      </w:r>
+      <w:r>
+        <w:br/>
+      </w:r>
+      <w:r>
+        <w:rPr>
+          <w:rStyle w:val="VerbatimChar"/>
+        </w:rPr>
+        <w:t xml:space="preserve">10           -9       NA   NA NA NA  NA    NA            NA  Unknown</w:t>
+      </w:r>
+      <w:r>
+        <w:br/>
+      </w:r>
+      <w:r>
+        <w:rPr>
+          <w:rStyle w:val="VerbatimChar"/>
+        </w:rPr>
+        <w:t xml:space="preserve">   market_type plot_harvest_length plot_harvest_width plots_per_acre</w:t>
+      </w:r>
+      <w:r>
+        <w:br/>
+      </w:r>
+      <w:r>
+        <w:rPr>
+          <w:rStyle w:val="VerbatimChar"/>
+        </w:rPr>
+        <w:t xml:space="preserve">1                               20                  6            363</w:t>
+      </w:r>
+      <w:r>
+        <w:br/>
+      </w:r>
+      <w:r>
+        <w:rPr>
+          <w:rStyle w:val="VerbatimChar"/>
+        </w:rPr>
+        <w:t xml:space="preserve">2                               20                  6            363</w:t>
+      </w:r>
+      <w:r>
+        <w:br/>
+      </w:r>
+      <w:r>
+        <w:rPr>
+          <w:rStyle w:val="VerbatimChar"/>
+        </w:rPr>
+        <w:t xml:space="preserve">3                               20                  6            363</w:t>
+      </w:r>
+      <w:r>
+        <w:br/>
+      </w:r>
+      <w:r>
+        <w:rPr>
+          <w:rStyle w:val="VerbatimChar"/>
+        </w:rPr>
+        <w:t xml:space="preserve">4                               20                  6            363</w:t>
+      </w:r>
+      <w:r>
+        <w:br/>
+      </w:r>
+      <w:r>
+        <w:rPr>
+          <w:rStyle w:val="VerbatimChar"/>
+        </w:rPr>
+        <w:t xml:space="preserve">5                               20                  6            363</w:t>
+      </w:r>
+      <w:r>
+        <w:br/>
+      </w:r>
+      <w:r>
+        <w:rPr>
+          <w:rStyle w:val="VerbatimChar"/>
+        </w:rPr>
+        <w:t xml:space="preserve">6                               20                  6            363</w:t>
+      </w:r>
+      <w:r>
+        <w:br/>
+      </w:r>
+      <w:r>
+        <w:rPr>
+          <w:rStyle w:val="VerbatimChar"/>
+        </w:rPr>
+        <w:t xml:space="preserve">7                               20                  6            363</w:t>
+      </w:r>
+      <w:r>
+        <w:br/>
+      </w:r>
+      <w:r>
+        <w:rPr>
+          <w:rStyle w:val="VerbatimChar"/>
+        </w:rPr>
+        <w:t xml:space="preserve">8                               20                  6            363</w:t>
+      </w:r>
+      <w:r>
+        <w:br/>
+      </w:r>
+      <w:r>
+        <w:rPr>
+          <w:rStyle w:val="VerbatimChar"/>
+        </w:rPr>
+        <w:t xml:space="preserve">9                               20                  6            363</w:t>
+      </w:r>
+      <w:r>
+        <w:br/>
+      </w:r>
+      <w:r>
+        <w:rPr>
+          <w:rStyle w:val="VerbatimChar"/>
+        </w:rPr>
+        <w:t xml:space="preserve">10                              20                  6            363</w:t>
+      </w:r>
+      <w:r>
+        <w:br/>
+      </w:r>
+      <w:r>
+        <w:rPr>
+          <w:rStyle w:val="VerbatimChar"/>
+        </w:rPr>
+        <w:t xml:space="preserve">   plot_row_number plot_column_number notes plots</w:t>
+      </w:r>
+      <w:r>
+        <w:br/>
+      </w:r>
+      <w:r>
+        <w:rPr>
+          <w:rStyle w:val="VerbatimChar"/>
+        </w:rPr>
+        <w:t xml:space="preserve">1                2                  2          NA</w:t>
+      </w:r>
+      <w:r>
+        <w:br/>
+      </w:r>
+      <w:r>
+        <w:rPr>
+          <w:rStyle w:val="VerbatimChar"/>
+        </w:rPr>
+        <w:t xml:space="preserve">2                7                  5          NA</w:t>
+      </w:r>
+      <w:r>
+        <w:br/>
+      </w:r>
+      <w:r>
+        <w:rPr>
+          <w:rStyle w:val="VerbatimChar"/>
+        </w:rPr>
+        <w:t xml:space="preserve">3                2                  8          NA</w:t>
+      </w:r>
+      <w:r>
+        <w:br/>
+      </w:r>
+      <w:r>
+        <w:rPr>
+          <w:rStyle w:val="VerbatimChar"/>
+        </w:rPr>
+        <w:t xml:space="preserve">4               16                  8          NA</w:t>
+      </w:r>
+      <w:r>
+        <w:br/>
+      </w:r>
+      <w:r>
+        <w:rPr>
+          <w:rStyle w:val="VerbatimChar"/>
+        </w:rPr>
+        <w:t xml:space="preserve">5               19                  4          NA</w:t>
+      </w:r>
+      <w:r>
+        <w:br/>
+      </w:r>
+      <w:r>
+        <w:rPr>
+          <w:rStyle w:val="VerbatimChar"/>
+        </w:rPr>
+        <w:t xml:space="preserve">6               15                  2          NA</w:t>
+      </w:r>
+      <w:r>
+        <w:br/>
+      </w:r>
+      <w:r>
+        <w:rPr>
+          <w:rStyle w:val="VerbatimChar"/>
+        </w:rPr>
+        <w:t xml:space="preserve">7                2                  2          NA</w:t>
+      </w:r>
+      <w:r>
+        <w:br/>
+      </w:r>
+      <w:r>
+        <w:rPr>
+          <w:rStyle w:val="VerbatimChar"/>
+        </w:rPr>
+        <w:t xml:space="preserve">8                7                  5          NA</w:t>
+      </w:r>
+      <w:r>
+        <w:br/>
+      </w:r>
+      <w:r>
+        <w:rPr>
+          <w:rStyle w:val="VerbatimChar"/>
+        </w:rPr>
+        <w:t xml:space="preserve">9                2                  8          NA</w:t>
+      </w:r>
+      <w:r>
+        <w:br/>
+      </w:r>
+      <w:r>
+        <w:rPr>
+          <w:rStyle w:val="VerbatimChar"/>
+        </w:rPr>
+        <w:t xml:space="preserve">10              16                  8          NA</w:t>
+      </w:r>
+    </w:p>
+    <w:p>
+      <w:pPr>
+        <w:pStyle w:val="SourceCode"/>
+      </w:pPr>
+      <w:r>
+        <w:rPr>
+          <w:rStyle w:val="FunctionTok"/>
+        </w:rPr>
+        <w:t xml:space="preserve">colSums</w:t>
+      </w:r>
+      <w:r>
+        <w:rPr>
+          <w:rStyle w:val="NormalTok"/>
+        </w:rPr>
+        <w:t xml:space="preserve">(</w:t>
+      </w:r>
+      <w:r>
+        <w:rPr>
+          <w:rStyle w:val="FunctionTok"/>
+        </w:rPr>
+        <w:t xml:space="preserve">is.na</w:t>
+      </w:r>
+      <w:r>
+        <w:rPr>
+          <w:rStyle w:val="NormalTok"/>
+        </w:rPr>
+        <w:t xml:space="preserve">(data))</w:t>
+      </w:r>
+    </w:p>
+    <w:p>
+      <w:pPr>
+        <w:pStyle w:val="SourceCode"/>
+      </w:pPr>
+      <w:r>
+        <w:rPr>
+          <w:rStyle w:val="VerbatimChar"/>
+        </w:rPr>
+        <w:t xml:space="preserve">       treatment_key                 year             location </w:t>
+      </w:r>
+      <w:r>
+        <w:br/>
+      </w:r>
+      <w:r>
+        <w:rPr>
+          <w:rStyle w:val="VerbatimChar"/>
+        </w:rPr>
+        <w:t xml:space="preserve">                   0                    0                    0 </w:t>
+      </w:r>
+      <w:r>
+        <w:br/>
+      </w:r>
+      <w:r>
+        <w:rPr>
+          <w:rStyle w:val="VerbatimChar"/>
+        </w:rPr>
+        <w:t xml:space="preserve">             test_id      experiment_name              watered </w:t>
+      </w:r>
+      <w:r>
+        <w:br/>
+      </w:r>
+      <w:r>
+        <w:rPr>
+          <w:rStyle w:val="VerbatimChar"/>
+        </w:rPr>
+        <w:t xml:space="preserve">                   0                    0                    0 </w:t>
+      </w:r>
+      <w:r>
+        <w:br/>
+      </w:r>
+      <w:r>
+        <w:rPr>
+          <w:rStyle w:val="VerbatimChar"/>
+        </w:rPr>
+        <w:t xml:space="preserve">       planting_date         digging_date           test_entry </w:t>
+      </w:r>
+      <w:r>
+        <w:br/>
+      </w:r>
+      <w:r>
+        <w:rPr>
+          <w:rStyle w:val="VerbatimChar"/>
+        </w:rPr>
+        <w:t xml:space="preserve">                   0                    0                 3348 </w:t>
+      </w:r>
+      <w:r>
+        <w:br/>
+      </w:r>
+      <w:r>
+        <w:rPr>
+          <w:rStyle w:val="VerbatimChar"/>
+        </w:rPr>
+        <w:t xml:space="preserve">         variety_key              variety            treatment </w:t>
+      </w:r>
+      <w:r>
+        <w:br/>
+      </w:r>
+      <w:r>
+        <w:rPr>
+          <w:rStyle w:val="VerbatimChar"/>
+        </w:rPr>
+        <w:t xml:space="preserve">               16168                    0                    0 </w:t>
+      </w:r>
+      <w:r>
+        <w:br/>
+      </w:r>
+      <w:r>
+        <w:rPr>
+          <w:rStyle w:val="VerbatimChar"/>
+        </w:rPr>
+        <w:t xml:space="preserve">               block          plot_number          plot_weight </w:t>
+      </w:r>
+      <w:r>
+        <w:br/>
+      </w:r>
+      <w:r>
+        <w:rPr>
+          <w:rStyle w:val="VerbatimChar"/>
+        </w:rPr>
+        <w:t xml:space="preserve">                   0                    0                    0 </w:t>
+      </w:r>
+      <w:r>
+        <w:br/>
+      </w:r>
+      <w:r>
+        <w:rPr>
+          <w:rStyle w:val="VerbatimChar"/>
+        </w:rPr>
+        <w:t xml:space="preserve">   total_seed_weight     total_seed_count calc_seed_weight_200 </w:t>
+      </w:r>
+      <w:r>
+        <w:br/>
+      </w:r>
+      <w:r>
+        <w:rPr>
+          <w:rStyle w:val="VerbatimChar"/>
+        </w:rPr>
+        <w:t xml:space="preserve">                   0                14305                    0 </w:t>
+      </w:r>
+      <w:r>
+        <w:br/>
+      </w:r>
+      <w:r>
+        <w:rPr>
+          <w:rStyle w:val="VerbatimChar"/>
+        </w:rPr>
+        <w:t xml:space="preserve">     seed_weight_200      seed_weight_100       seed_per_pound </w:t>
+      </w:r>
+      <w:r>
+        <w:br/>
+      </w:r>
+      <w:r>
+        <w:rPr>
+          <w:rStyle w:val="VerbatimChar"/>
+        </w:rPr>
+        <w:t xml:space="preserve">                   0                    0                    0 </w:t>
+      </w:r>
+      <w:r>
+        <w:br/>
+      </w:r>
+      <w:r>
+        <w:rPr>
+          <w:rStyle w:val="VerbatimChar"/>
+        </w:rPr>
+        <w:t xml:space="preserve">        peanut_yield             moisture                 tsmk </w:t>
+      </w:r>
+      <w:r>
+        <w:br/>
+      </w:r>
+      <w:r>
+        <w:rPr>
+          <w:rStyle w:val="VerbatimChar"/>
+        </w:rPr>
+        <w:t xml:space="preserve">                   0                11532                13142 </w:t>
+      </w:r>
+      <w:r>
+        <w:br/>
+      </w:r>
+      <w:r>
+        <w:rPr>
+          <w:rStyle w:val="VerbatimChar"/>
+        </w:rPr>
+        <w:t xml:space="preserve">                  ok                   dk                  elk </w:t>
+      </w:r>
+      <w:r>
+        <w:br/>
+      </w:r>
+      <w:r>
+        <w:rPr>
+          <w:rStyle w:val="VerbatimChar"/>
+        </w:rPr>
+        <w:t xml:space="preserve">               13142                13142                13848 </w:t>
+      </w:r>
+      <w:r>
+        <w:br/>
+      </w:r>
+      <w:r>
+        <w:rPr>
+          <w:rStyle w:val="VerbatimChar"/>
+        </w:rPr>
+        <w:t xml:space="preserve">               fancy        maturity_code             maturity </w:t>
+      </w:r>
+      <w:r>
+        <w:br/>
+      </w:r>
+      <w:r>
+        <w:rPr>
+          <w:rStyle w:val="VerbatimChar"/>
+        </w:rPr>
+        <w:t xml:space="preserve">               15096                 3564                    0 </w:t>
+      </w:r>
+      <w:r>
+        <w:br/>
+      </w:r>
+      <w:r>
+        <w:rPr>
+          <w:rStyle w:val="VerbatimChar"/>
+        </w:rPr>
+        <w:t xml:space="preserve">         market_type  plot_harvest_length   plot_harvest_width </w:t>
+      </w:r>
+      <w:r>
+        <w:br/>
+      </w:r>
+      <w:r>
+        <w:rPr>
+          <w:rStyle w:val="VerbatimChar"/>
+        </w:rPr>
+        <w:t xml:space="preserve">                   0                    0                    0 </w:t>
+      </w:r>
+      <w:r>
+        <w:br/>
+      </w:r>
+      <w:r>
+        <w:rPr>
+          <w:rStyle w:val="VerbatimChar"/>
+        </w:rPr>
+        <w:t xml:space="preserve">      plots_per_acre      plot_row_number   plot_column_number </w:t>
+      </w:r>
+      <w:r>
+        <w:br/>
+      </w:r>
+      <w:r>
+        <w:rPr>
+          <w:rStyle w:val="VerbatimChar"/>
+        </w:rPr>
+        <w:t xml:space="preserve">                   0                13472                13472 </w:t>
+      </w:r>
+      <w:r>
+        <w:br/>
+      </w:r>
+      <w:r>
+        <w:rPr>
+          <w:rStyle w:val="VerbatimChar"/>
+        </w:rPr>
+        <w:t xml:space="preserve">               notes                plots </w:t>
+      </w:r>
+      <w:r>
+        <w:br/>
+      </w:r>
+      <w:r>
+        <w:rPr>
+          <w:rStyle w:val="VerbatimChar"/>
+        </w:rPr>
+        <w:t xml:space="preserve">                   0                18116 </w:t>
+      </w:r>
+    </w:p>
+    <w:p>
+      <w:pPr>
+        <w:pStyle w:val="FirstParagraph"/>
+      </w:pPr>
+      <w:r>
+        <w:t xml:space="preserve">From preliminary inspections, the dataset contains missing data in the form of whitespace and -9. Additionally, columns that should be considered numeric (e.g., total_seed_weight, seed_per_pound, etc.) are classified as characters.</w:t>
+      </w:r>
+    </w:p>
+    <w:p>
+      <w:pPr>
+        <w:pStyle w:val="SourceCode"/>
+      </w:pPr>
+      <w:r>
+        <w:rPr>
+          <w:rStyle w:val="CommentTok"/>
+        </w:rPr>
+        <w:t xml:space="preserve">#clean up</w:t>
+      </w:r>
+      <w:r>
+        <w:br/>
+      </w:r>
+      <w:r>
+        <w:rPr>
+          <w:rStyle w:val="NormalTok"/>
+        </w:rPr>
+        <w:t xml:space="preserve">num_cols </w:t>
+      </w:r>
+      <w:r>
+        <w:rPr>
+          <w:rStyle w:val="OtherTok"/>
+        </w:rPr>
+        <w:t xml:space="preserve">&lt;-</w:t>
+      </w:r>
+      <w:r>
+        <w:rPr>
+          <w:rStyle w:val="NormalTok"/>
+        </w:rPr>
+        <w:t xml:space="preserve"> </w:t>
+      </w:r>
+      <w:r>
+        <w:rPr>
+          <w:rStyle w:val="FunctionTok"/>
+        </w:rPr>
+        <w:t xml:space="preserve">c</w:t>
+      </w:r>
+      <w:r>
+        <w:rPr>
+          <w:rStyle w:val="NormalTok"/>
+        </w:rPr>
+        <w:t xml:space="preserve">(</w:t>
+      </w:r>
+      <w:r>
+        <w:rPr>
+          <w:rStyle w:val="StringTok"/>
+        </w:rPr>
+        <w:t xml:space="preserve">"plot_weight"</w:t>
+      </w:r>
+      <w:r>
+        <w:rPr>
+          <w:rStyle w:val="NormalTok"/>
+        </w:rPr>
+        <w:t xml:space="preserve">,</w:t>
+      </w:r>
+      <w:r>
+        <w:rPr>
+          <w:rStyle w:val="StringTok"/>
+        </w:rPr>
+        <w:t xml:space="preserve">"total_seed_weight"</w:t>
+      </w:r>
+      <w:r>
+        <w:rPr>
+          <w:rStyle w:val="NormalTok"/>
+        </w:rPr>
+        <w:t xml:space="preserve">,</w:t>
+      </w:r>
+      <w:r>
+        <w:rPr>
+          <w:rStyle w:val="StringTok"/>
+        </w:rPr>
+        <w:t xml:space="preserve">"calc_seed_weight_200"</w:t>
+      </w:r>
+      <w:r>
+        <w:rPr>
+          <w:rStyle w:val="NormalTok"/>
+        </w:rPr>
+        <w:t xml:space="preserve">,</w:t>
+      </w:r>
+      <w:r>
+        <w:br/>
+      </w:r>
+      <w:r>
+        <w:rPr>
+          <w:rStyle w:val="NormalTok"/>
+        </w:rPr>
+        <w:t xml:space="preserve">              </w:t>
+      </w:r>
+      <w:r>
+        <w:rPr>
+          <w:rStyle w:val="StringTok"/>
+        </w:rPr>
+        <w:t xml:space="preserve">"seed_weight_200"</w:t>
+      </w:r>
+      <w:r>
+        <w:rPr>
+          <w:rStyle w:val="NormalTok"/>
+        </w:rPr>
+        <w:t xml:space="preserve">,</w:t>
+      </w:r>
+      <w:r>
+        <w:rPr>
+          <w:rStyle w:val="StringTok"/>
+        </w:rPr>
+        <w:t xml:space="preserve">"seed_weight_100"</w:t>
+      </w:r>
+      <w:r>
+        <w:rPr>
+          <w:rStyle w:val="NormalTok"/>
+        </w:rPr>
+        <w:t xml:space="preserve">,</w:t>
+      </w:r>
+      <w:r>
+        <w:rPr>
+          <w:rStyle w:val="StringTok"/>
+        </w:rPr>
+        <w:t xml:space="preserve">"seed_per_pound"</w:t>
+      </w:r>
+      <w:r>
+        <w:rPr>
+          <w:rStyle w:val="NormalTok"/>
+        </w:rPr>
+        <w:t xml:space="preserve">)</w:t>
+      </w:r>
+      <w:r>
+        <w:br/>
+      </w:r>
+      <w:r>
+        <w:rPr>
+          <w:rStyle w:val="NormalTok"/>
+        </w:rPr>
+        <w:t xml:space="preserve">data </w:t>
+      </w:r>
+      <w:r>
+        <w:rPr>
+          <w:rStyle w:val="OtherTok"/>
+        </w:rPr>
+        <w:t xml:space="preserve">&lt;-</w:t>
+      </w:r>
+      <w:r>
+        <w:rPr>
+          <w:rStyle w:val="NormalTok"/>
+        </w:rPr>
+        <w:t xml:space="preserve"> data </w:t>
+      </w:r>
+      <w:r>
+        <w:rPr>
+          <w:rStyle w:val="SpecialCharTok"/>
+        </w:rPr>
+        <w:t xml:space="preserve">%&gt;%</w:t>
+      </w:r>
+      <w:r>
+        <w:br/>
+      </w:r>
+      <w:r>
+        <w:rPr>
+          <w:rStyle w:val="NormalTok"/>
+        </w:rPr>
+        <w:t xml:space="preserve">  </w:t>
+      </w:r>
+      <w:r>
+        <w:rPr>
+          <w:rStyle w:val="FunctionTok"/>
+        </w:rPr>
+        <w:t xml:space="preserve">mutate</w:t>
+      </w:r>
+      <w:r>
+        <w:rPr>
+          <w:rStyle w:val="NormalTok"/>
+        </w:rPr>
+        <w:t xml:space="preserve">(</w:t>
+      </w:r>
+      <w:r>
+        <w:rPr>
+          <w:rStyle w:val="FunctionTok"/>
+        </w:rPr>
+        <w:t xml:space="preserve">across</w:t>
+      </w:r>
+      <w:r>
+        <w:rPr>
+          <w:rStyle w:val="NormalTok"/>
+        </w:rPr>
+        <w:t xml:space="preserve">(</w:t>
+      </w:r>
+      <w:r>
+        <w:rPr>
+          <w:rStyle w:val="FunctionTok"/>
+        </w:rPr>
+        <w:t xml:space="preserve">all_of</w:t>
+      </w:r>
+      <w:r>
+        <w:rPr>
+          <w:rStyle w:val="NormalTok"/>
+        </w:rPr>
+        <w:t xml:space="preserve">(num_cols), parse_number)) </w:t>
+      </w:r>
+      <w:r>
+        <w:rPr>
+          <w:rStyle w:val="CommentTok"/>
+        </w:rPr>
+        <w:t xml:space="preserve">#convert "num stored as chr" columns into numeric</w:t>
+      </w:r>
+      <w:r>
+        <w:br/>
+      </w:r>
+      <w:r>
+        <w:br/>
+      </w:r>
+      <w:r>
+        <w:rPr>
+          <w:rStyle w:val="NormalTok"/>
+        </w:rPr>
+        <w:t xml:space="preserve">data </w:t>
+      </w:r>
+      <w:r>
+        <w:rPr>
+          <w:rStyle w:val="OtherTok"/>
+        </w:rPr>
+        <w:t xml:space="preserve">&lt;-</w:t>
+      </w:r>
+      <w:r>
+        <w:rPr>
+          <w:rStyle w:val="NormalTok"/>
+        </w:rPr>
+        <w:t xml:space="preserve"> data </w:t>
+      </w:r>
+      <w:r>
+        <w:rPr>
+          <w:rStyle w:val="SpecialCharTok"/>
+        </w:rPr>
+        <w:t xml:space="preserve">%&gt;%</w:t>
+      </w:r>
+      <w:r>
+        <w:br/>
+      </w:r>
+      <w:r>
+        <w:rPr>
+          <w:rStyle w:val="NormalTok"/>
+        </w:rPr>
+        <w:t xml:space="preserve">  </w:t>
+      </w:r>
+      <w:r>
+        <w:rPr>
+          <w:rStyle w:val="CommentTok"/>
+        </w:rPr>
+        <w:t xml:space="preserve"># optional but helpful: trim whitespace so "   " becomes ""</w:t>
+      </w:r>
+      <w:r>
+        <w:br/>
+      </w:r>
+      <w:r>
+        <w:rPr>
+          <w:rStyle w:val="NormalTok"/>
+        </w:rPr>
+        <w:t xml:space="preserve">  </w:t>
+      </w:r>
+      <w:r>
+        <w:rPr>
+          <w:rStyle w:val="FunctionTok"/>
+        </w:rPr>
+        <w:t xml:space="preserve">mutate</w:t>
+      </w:r>
+      <w:r>
+        <w:rPr>
+          <w:rStyle w:val="NormalTok"/>
+        </w:rPr>
+        <w:t xml:space="preserve">(</w:t>
+      </w:r>
+      <w:r>
+        <w:rPr>
+          <w:rStyle w:val="FunctionTok"/>
+        </w:rPr>
+        <w:t xml:space="preserve">across</w:t>
+      </w:r>
+      <w:r>
+        <w:rPr>
+          <w:rStyle w:val="NormalTok"/>
+        </w:rPr>
+        <w:t xml:space="preserve">(</w:t>
+      </w:r>
+      <w:r>
+        <w:rPr>
+          <w:rStyle w:val="FunctionTok"/>
+        </w:rPr>
+        <w:t xml:space="preserve">where</w:t>
+      </w:r>
+      <w:r>
+        <w:rPr>
+          <w:rStyle w:val="NormalTok"/>
+        </w:rPr>
+        <w:t xml:space="preserve">(is.character), str_squish)) </w:t>
+      </w:r>
+      <w:r>
+        <w:rPr>
+          <w:rStyle w:val="SpecialCharTok"/>
+        </w:rPr>
+        <w:t xml:space="preserve">%&gt;%</w:t>
+      </w:r>
+      <w:r>
+        <w:br/>
+      </w:r>
+      <w:r>
+        <w:rPr>
+          <w:rStyle w:val="NormalTok"/>
+        </w:rPr>
+        <w:t xml:space="preserve">  </w:t>
+      </w:r>
+      <w:r>
+        <w:rPr>
+          <w:rStyle w:val="CommentTok"/>
+        </w:rPr>
+        <w:t xml:space="preserve"># turn empty strings into NA</w:t>
+      </w:r>
+      <w:r>
+        <w:br/>
+      </w:r>
+      <w:r>
+        <w:rPr>
+          <w:rStyle w:val="NormalTok"/>
+        </w:rPr>
+        <w:t xml:space="preserve">  </w:t>
+      </w:r>
+      <w:r>
+        <w:rPr>
+          <w:rStyle w:val="FunctionTok"/>
+        </w:rPr>
+        <w:t xml:space="preserve">mutate</w:t>
+      </w:r>
+      <w:r>
+        <w:rPr>
+          <w:rStyle w:val="NormalTok"/>
+        </w:rPr>
+        <w:t xml:space="preserve">(</w:t>
+      </w:r>
+      <w:r>
+        <w:rPr>
+          <w:rStyle w:val="FunctionTok"/>
+        </w:rPr>
+        <w:t xml:space="preserve">across</w:t>
+      </w:r>
+      <w:r>
+        <w:rPr>
+          <w:rStyle w:val="NormalTok"/>
+        </w:rPr>
+        <w:t xml:space="preserve">(</w:t>
+      </w:r>
+      <w:r>
+        <w:rPr>
+          <w:rStyle w:val="FunctionTok"/>
+        </w:rPr>
+        <w:t xml:space="preserve">where</w:t>
+      </w:r>
+      <w:r>
+        <w:rPr>
+          <w:rStyle w:val="NormalTok"/>
+        </w:rPr>
+        <w:t xml:space="preserve">(is.character), </w:t>
+      </w:r>
+      <w:r>
+        <w:rPr>
+          <w:rStyle w:val="SpecialCharTok"/>
+        </w:rPr>
+        <w:t xml:space="preserve">~</w:t>
+      </w:r>
+      <w:r>
+        <w:rPr>
+          <w:rStyle w:val="NormalTok"/>
+        </w:rPr>
+        <w:t xml:space="preserve"> </w:t>
+      </w:r>
+      <w:r>
+        <w:rPr>
+          <w:rStyle w:val="FunctionTok"/>
+        </w:rPr>
+        <w:t xml:space="preserve">na_if</w:t>
+      </w:r>
+      <w:r>
+        <w:rPr>
+          <w:rStyle w:val="NormalTok"/>
+        </w:rPr>
+        <w:t xml:space="preserve">(.x, </w:t>
+      </w:r>
+      <w:r>
+        <w:rPr>
+          <w:rStyle w:val="StringTok"/>
+        </w:rPr>
+        <w:t xml:space="preserve">""</w:t>
+      </w:r>
+      <w:r>
+        <w:rPr>
+          <w:rStyle w:val="NormalTok"/>
+        </w:rPr>
+        <w:t xml:space="preserve">))) </w:t>
+      </w:r>
+      <w:r>
+        <w:rPr>
+          <w:rStyle w:val="SpecialCharTok"/>
+        </w:rPr>
+        <w:t xml:space="preserve">%&gt;%</w:t>
+      </w:r>
+      <w:r>
+        <w:br/>
+      </w:r>
+      <w:r>
+        <w:rPr>
+          <w:rStyle w:val="NormalTok"/>
+        </w:rPr>
+        <w:t xml:space="preserve">  </w:t>
+      </w:r>
+      <w:r>
+        <w:rPr>
+          <w:rStyle w:val="CommentTok"/>
+        </w:rPr>
+        <w:t xml:space="preserve"># turn "-9" strings into NA (only affects character columns)</w:t>
+      </w:r>
+      <w:r>
+        <w:br/>
+      </w:r>
+      <w:r>
+        <w:rPr>
+          <w:rStyle w:val="NormalTok"/>
+        </w:rPr>
+        <w:t xml:space="preserve">  </w:t>
+      </w:r>
+      <w:r>
+        <w:rPr>
+          <w:rStyle w:val="FunctionTok"/>
+        </w:rPr>
+        <w:t xml:space="preserve">mutate</w:t>
+      </w:r>
+      <w:r>
+        <w:rPr>
+          <w:rStyle w:val="NormalTok"/>
+        </w:rPr>
+        <w:t xml:space="preserve">(</w:t>
+      </w:r>
+      <w:r>
+        <w:rPr>
+          <w:rStyle w:val="FunctionTok"/>
+        </w:rPr>
+        <w:t xml:space="preserve">across</w:t>
+      </w:r>
+      <w:r>
+        <w:rPr>
+          <w:rStyle w:val="NormalTok"/>
+        </w:rPr>
+        <w:t xml:space="preserve">(</w:t>
+      </w:r>
+      <w:r>
+        <w:rPr>
+          <w:rStyle w:val="FunctionTok"/>
+        </w:rPr>
+        <w:t xml:space="preserve">where</w:t>
+      </w:r>
+      <w:r>
+        <w:rPr>
+          <w:rStyle w:val="NormalTok"/>
+        </w:rPr>
+        <w:t xml:space="preserve">(is.character), </w:t>
+      </w:r>
+      <w:r>
+        <w:rPr>
+          <w:rStyle w:val="SpecialCharTok"/>
+        </w:rPr>
+        <w:t xml:space="preserve">~</w:t>
+      </w:r>
+      <w:r>
+        <w:rPr>
+          <w:rStyle w:val="NormalTok"/>
+        </w:rPr>
+        <w:t xml:space="preserve"> </w:t>
+      </w:r>
+      <w:r>
+        <w:rPr>
+          <w:rStyle w:val="FunctionTok"/>
+        </w:rPr>
+        <w:t xml:space="preserve">na_if</w:t>
+      </w:r>
+      <w:r>
+        <w:rPr>
+          <w:rStyle w:val="NormalTok"/>
+        </w:rPr>
+        <w:t xml:space="preserve">(.x, </w:t>
+      </w:r>
+      <w:r>
+        <w:rPr>
+          <w:rStyle w:val="StringTok"/>
+        </w:rPr>
+        <w:t xml:space="preserve">"-9"</w:t>
+      </w:r>
+      <w:r>
+        <w:rPr>
+          <w:rStyle w:val="NormalTok"/>
+        </w:rPr>
+        <w:t xml:space="preserve">))) </w:t>
+      </w:r>
+      <w:r>
+        <w:rPr>
+          <w:rStyle w:val="SpecialCharTok"/>
+        </w:rPr>
+        <w:t xml:space="preserve">%&gt;%</w:t>
+      </w:r>
+      <w:r>
+        <w:br/>
+      </w:r>
+      <w:r>
+        <w:rPr>
+          <w:rStyle w:val="NormalTok"/>
+        </w:rPr>
+        <w:t xml:space="preserve">  </w:t>
+      </w:r>
+      <w:r>
+        <w:rPr>
+          <w:rStyle w:val="CommentTok"/>
+        </w:rPr>
+        <w:t xml:space="preserve"># turn -9 numeric sentinel into NA (only affects numeric/integer columns)</w:t>
+      </w:r>
+      <w:r>
+        <w:br/>
+      </w:r>
+      <w:r>
+        <w:rPr>
+          <w:rStyle w:val="NormalTok"/>
+        </w:rPr>
+        <w:t xml:space="preserve">  </w:t>
+      </w:r>
+      <w:r>
+        <w:rPr>
+          <w:rStyle w:val="FunctionTok"/>
+        </w:rPr>
+        <w:t xml:space="preserve">mutate</w:t>
+      </w:r>
+      <w:r>
+        <w:rPr>
+          <w:rStyle w:val="NormalTok"/>
+        </w:rPr>
+        <w:t xml:space="preserve">(</w:t>
+      </w:r>
+      <w:r>
+        <w:rPr>
+          <w:rStyle w:val="FunctionTok"/>
+        </w:rPr>
+        <w:t xml:space="preserve">across</w:t>
+      </w:r>
+      <w:r>
+        <w:rPr>
+          <w:rStyle w:val="NormalTok"/>
+        </w:rPr>
+        <w:t xml:space="preserve">(</w:t>
+      </w:r>
+      <w:r>
+        <w:rPr>
+          <w:rStyle w:val="FunctionTok"/>
+        </w:rPr>
+        <w:t xml:space="preserve">where</w:t>
+      </w:r>
+      <w:r>
+        <w:rPr>
+          <w:rStyle w:val="NormalTok"/>
+        </w:rPr>
+        <w:t xml:space="preserve">(is.numeric), </w:t>
+      </w:r>
+      <w:r>
+        <w:rPr>
+          <w:rStyle w:val="SpecialCharTok"/>
+        </w:rPr>
+        <w:t xml:space="preserve">~</w:t>
+      </w:r>
+      <w:r>
+        <w:rPr>
+          <w:rStyle w:val="NormalTok"/>
+        </w:rPr>
+        <w:t xml:space="preserve"> </w:t>
+      </w:r>
+      <w:r>
+        <w:rPr>
+          <w:rStyle w:val="FunctionTok"/>
+        </w:rPr>
+        <w:t xml:space="preserve">na_if</w:t>
+      </w:r>
+      <w:r>
+        <w:rPr>
+          <w:rStyle w:val="NormalTok"/>
+        </w:rPr>
+        <w:t xml:space="preserve">(.x, </w:t>
+      </w:r>
+      <w:r>
+        <w:rPr>
+          <w:rStyle w:val="SpecialCharTok"/>
+        </w:rPr>
+        <w:t xml:space="preserve">-</w:t>
+      </w:r>
+      <w:r>
+        <w:rPr>
+          <w:rStyle w:val="DecValTok"/>
+        </w:rPr>
+        <w:t xml:space="preserve">9</w:t>
+      </w:r>
+      <w:r>
+        <w:rPr>
+          <w:rStyle w:val="NormalTok"/>
+        </w:rPr>
+        <w:t xml:space="preserve">)))</w:t>
+      </w:r>
+      <w:r>
+        <w:br/>
+      </w:r>
+      <w:r>
+        <w:br/>
+      </w:r>
+      <w:r>
+        <w:rPr>
+          <w:rStyle w:val="FunctionTok"/>
+        </w:rPr>
+        <w:t xml:space="preserve">colSums</w:t>
+      </w:r>
+      <w:r>
+        <w:rPr>
+          <w:rStyle w:val="NormalTok"/>
+        </w:rPr>
+        <w:t xml:space="preserve">(</w:t>
+      </w:r>
+      <w:r>
+        <w:rPr>
+          <w:rStyle w:val="FunctionTok"/>
+        </w:rPr>
+        <w:t xml:space="preserve">is.na</w:t>
+      </w:r>
+      <w:r>
+        <w:rPr>
+          <w:rStyle w:val="NormalTok"/>
+        </w:rPr>
+        <w:t xml:space="preserve">(data))</w:t>
+      </w:r>
+    </w:p>
+    <w:p>
+      <w:pPr>
+        <w:pStyle w:val="SourceCode"/>
+      </w:pPr>
+      <w:r>
+        <w:rPr>
+          <w:rStyle w:val="VerbatimChar"/>
+        </w:rPr>
+        <w:t xml:space="preserve">       treatment_key                 year             location </w:t>
+      </w:r>
+      <w:r>
+        <w:br/>
+      </w:r>
+      <w:r>
+        <w:rPr>
+          <w:rStyle w:val="VerbatimChar"/>
+        </w:rPr>
+        <w:t xml:space="preserve">                   0                    0                    0 </w:t>
+      </w:r>
+      <w:r>
+        <w:br/>
+      </w:r>
+      <w:r>
+        <w:rPr>
+          <w:rStyle w:val="VerbatimChar"/>
+        </w:rPr>
+        <w:t xml:space="preserve">             test_id      experiment_name              watered </w:t>
+      </w:r>
+      <w:r>
+        <w:br/>
+      </w:r>
+      <w:r>
+        <w:rPr>
+          <w:rStyle w:val="VerbatimChar"/>
+        </w:rPr>
+        <w:t xml:space="preserve">                   0                    0                    0 </w:t>
+      </w:r>
+      <w:r>
+        <w:br/>
+      </w:r>
+      <w:r>
+        <w:rPr>
+          <w:rStyle w:val="VerbatimChar"/>
+        </w:rPr>
+        <w:t xml:space="preserve">       planting_date         digging_date           test_entry </w:t>
+      </w:r>
+      <w:r>
+        <w:br/>
+      </w:r>
+      <w:r>
+        <w:rPr>
+          <w:rStyle w:val="VerbatimChar"/>
+        </w:rPr>
+        <w:t xml:space="preserve">               15848                 5352                 3348 </w:t>
+      </w:r>
+      <w:r>
+        <w:br/>
+      </w:r>
+      <w:r>
+        <w:rPr>
+          <w:rStyle w:val="VerbatimChar"/>
+        </w:rPr>
+        <w:t xml:space="preserve">         variety_key              variety            treatment </w:t>
+      </w:r>
+      <w:r>
+        <w:br/>
+      </w:r>
+      <w:r>
+        <w:rPr>
+          <w:rStyle w:val="VerbatimChar"/>
+        </w:rPr>
+        <w:t xml:space="preserve">               16168                    0                17990 </w:t>
+      </w:r>
+      <w:r>
+        <w:br/>
+      </w:r>
+      <w:r>
+        <w:rPr>
+          <w:rStyle w:val="VerbatimChar"/>
+        </w:rPr>
+        <w:t xml:space="preserve">               block          plot_number          plot_weight </w:t>
+      </w:r>
+      <w:r>
+        <w:br/>
+      </w:r>
+      <w:r>
+        <w:rPr>
+          <w:rStyle w:val="VerbatimChar"/>
+        </w:rPr>
+        <w:t xml:space="preserve">                   0                    0                 4693 </w:t>
+      </w:r>
+      <w:r>
+        <w:br/>
+      </w:r>
+      <w:r>
+        <w:rPr>
+          <w:rStyle w:val="VerbatimChar"/>
+        </w:rPr>
+        <w:t xml:space="preserve">   total_seed_weight     total_seed_count calc_seed_weight_200 </w:t>
+      </w:r>
+      <w:r>
+        <w:br/>
+      </w:r>
+      <w:r>
+        <w:rPr>
+          <w:rStyle w:val="VerbatimChar"/>
+        </w:rPr>
+        <w:t xml:space="preserve">               17763                15229                17763 </w:t>
+      </w:r>
+      <w:r>
+        <w:br/>
+      </w:r>
+      <w:r>
+        <w:rPr>
+          <w:rStyle w:val="VerbatimChar"/>
+        </w:rPr>
+        <w:t xml:space="preserve">     seed_weight_200      seed_weight_100       seed_per_pound </w:t>
+      </w:r>
+      <w:r>
+        <w:br/>
+      </w:r>
+      <w:r>
+        <w:rPr>
+          <w:rStyle w:val="VerbatimChar"/>
+        </w:rPr>
+        <w:t xml:space="preserve">               18094                13527                13174 </w:t>
+      </w:r>
+      <w:r>
+        <w:br/>
+      </w:r>
+      <w:r>
+        <w:rPr>
+          <w:rStyle w:val="VerbatimChar"/>
+        </w:rPr>
+        <w:t xml:space="preserve">        peanut_yield             moisture                 tsmk </w:t>
+      </w:r>
+      <w:r>
+        <w:br/>
+      </w:r>
+      <w:r>
+        <w:rPr>
+          <w:rStyle w:val="VerbatimChar"/>
+        </w:rPr>
+        <w:t xml:space="preserve">                4693                11532                14174 </w:t>
+      </w:r>
+      <w:r>
+        <w:br/>
+      </w:r>
+      <w:r>
+        <w:rPr>
+          <w:rStyle w:val="VerbatimChar"/>
+        </w:rPr>
+        <w:t xml:space="preserve">                  ok                   dk                  elk </w:t>
+      </w:r>
+      <w:r>
+        <w:br/>
+      </w:r>
+      <w:r>
+        <w:rPr>
+          <w:rStyle w:val="VerbatimChar"/>
+        </w:rPr>
+        <w:t xml:space="preserve">               14174                14174                15396 </w:t>
+      </w:r>
+      <w:r>
+        <w:br/>
+      </w:r>
+      <w:r>
+        <w:rPr>
+          <w:rStyle w:val="VerbatimChar"/>
+        </w:rPr>
+        <w:t xml:space="preserve">               fancy        maturity_code             maturity </w:t>
+      </w:r>
+      <w:r>
+        <w:br/>
+      </w:r>
+      <w:r>
+        <w:rPr>
+          <w:rStyle w:val="VerbatimChar"/>
+        </w:rPr>
+        <w:t xml:space="preserve">               16644                 3564                    0 </w:t>
+      </w:r>
+      <w:r>
+        <w:br/>
+      </w:r>
+      <w:r>
+        <w:rPr>
+          <w:rStyle w:val="VerbatimChar"/>
+        </w:rPr>
+        <w:t xml:space="preserve">         market_type  plot_harvest_length   plot_harvest_width </w:t>
+      </w:r>
+      <w:r>
+        <w:br/>
+      </w:r>
+      <w:r>
+        <w:rPr>
+          <w:rStyle w:val="VerbatimChar"/>
+        </w:rPr>
+        <w:t xml:space="preserve">                1188                    0                    0 </w:t>
+      </w:r>
+      <w:r>
+        <w:br/>
+      </w:r>
+      <w:r>
+        <w:rPr>
+          <w:rStyle w:val="VerbatimChar"/>
+        </w:rPr>
+        <w:t xml:space="preserve">      plots_per_acre      plot_row_number   plot_column_number </w:t>
+      </w:r>
+      <w:r>
+        <w:br/>
+      </w:r>
+      <w:r>
+        <w:rPr>
+          <w:rStyle w:val="VerbatimChar"/>
+        </w:rPr>
+        <w:t xml:space="preserve">                   0                13472                13472 </w:t>
+      </w:r>
+      <w:r>
+        <w:br/>
+      </w:r>
+      <w:r>
+        <w:rPr>
+          <w:rStyle w:val="VerbatimChar"/>
+        </w:rPr>
+        <w:t xml:space="preserve">               notes                plots </w:t>
+      </w:r>
+      <w:r>
+        <w:br/>
+      </w:r>
+      <w:r>
+        <w:rPr>
+          <w:rStyle w:val="VerbatimChar"/>
+        </w:rPr>
+        <w:t xml:space="preserve">               18104                18116 </w:t>
+      </w:r>
+    </w:p>
+    <w:p>
+      <w:pPr>
+        <w:pStyle w:val="FirstParagraph"/>
+      </w:pPr>
+      <w:r>
+        <w:t xml:space="preserve">Many variables in this dataset are mostly missing data. Given the number of variables present in this dataset, a subset of only the variables needed for this analysis will be produced.</w:t>
+      </w:r>
+    </w:p>
+    <w:p>
+      <w:pPr>
+        <w:pStyle w:val="SourceCode"/>
+      </w:pPr>
+      <w:r>
+        <w:rPr>
+          <w:rStyle w:val="NormalTok"/>
+        </w:rPr>
+        <w:t xml:space="preserve">df </w:t>
+      </w:r>
+      <w:r>
+        <w:rPr>
+          <w:rStyle w:val="OtherTok"/>
+        </w:rPr>
+        <w:t xml:space="preserve">&lt;-</w:t>
+      </w:r>
+      <w:r>
+        <w:rPr>
+          <w:rStyle w:val="NormalTok"/>
+        </w:rPr>
+        <w:t xml:space="preserve"> data </w:t>
+      </w:r>
+      <w:r>
+        <w:rPr>
+          <w:rStyle w:val="SpecialCharTok"/>
+        </w:rPr>
+        <w:t xml:space="preserve">%&gt;%</w:t>
+      </w:r>
+      <w:r>
+        <w:br/>
+      </w:r>
+      <w:r>
+        <w:rPr>
+          <w:rStyle w:val="NormalTok"/>
+        </w:rPr>
+        <w:t xml:space="preserve">  </w:t>
+      </w:r>
+      <w:r>
+        <w:rPr>
+          <w:rStyle w:val="FunctionTok"/>
+        </w:rPr>
+        <w:t xml:space="preserve">select</w:t>
+      </w:r>
+      <w:r>
+        <w:rPr>
+          <w:rStyle w:val="NormalTok"/>
+        </w:rPr>
+        <w:t xml:space="preserve">(year, location, watered, variety, peanut_yield, market_type)</w:t>
+      </w:r>
+      <w:r>
+        <w:br/>
+      </w:r>
+      <w:r>
+        <w:br/>
+      </w:r>
+      <w:r>
+        <w:rPr>
+          <w:rStyle w:val="NormalTok"/>
+        </w:rPr>
+        <w:t xml:space="preserve">df </w:t>
+      </w:r>
+      <w:r>
+        <w:rPr>
+          <w:rStyle w:val="SpecialCharTok"/>
+        </w:rPr>
+        <w:t xml:space="preserve">%&gt;%</w:t>
+      </w:r>
+      <w:r>
+        <w:br/>
+      </w:r>
+      <w:r>
+        <w:rPr>
+          <w:rStyle w:val="NormalTok"/>
+        </w:rPr>
+        <w:t xml:space="preserve">  </w:t>
+      </w:r>
+      <w:r>
+        <w:rPr>
+          <w:rStyle w:val="FunctionTok"/>
+        </w:rPr>
+        <w:t xml:space="preserve">summarise</w:t>
+      </w:r>
+      <w:r>
+        <w:rPr>
+          <w:rStyle w:val="NormalTok"/>
+        </w:rPr>
+        <w:t xml:space="preserve">(</w:t>
+      </w:r>
+      <w:r>
+        <w:br/>
+      </w:r>
+      <w:r>
+        <w:rPr>
+          <w:rStyle w:val="NormalTok"/>
+        </w:rPr>
+        <w:t xml:space="preserve">    </w:t>
+      </w:r>
+      <w:r>
+        <w:rPr>
+          <w:rStyle w:val="AttributeTok"/>
+        </w:rPr>
+        <w:t xml:space="preserve">n_variety =</w:t>
+      </w:r>
+      <w:r>
+        <w:rPr>
+          <w:rStyle w:val="NormalTok"/>
+        </w:rPr>
+        <w:t xml:space="preserve"> </w:t>
+      </w:r>
+      <w:r>
+        <w:rPr>
+          <w:rStyle w:val="FunctionTok"/>
+        </w:rPr>
+        <w:t xml:space="preserve">n_distinct</w:t>
+      </w:r>
+      <w:r>
+        <w:rPr>
+          <w:rStyle w:val="NormalTok"/>
+        </w:rPr>
+        <w:t xml:space="preserve">(variety),</w:t>
+      </w:r>
+      <w:r>
+        <w:br/>
+      </w:r>
+      <w:r>
+        <w:rPr>
+          <w:rStyle w:val="NormalTok"/>
+        </w:rPr>
+        <w:t xml:space="preserve">    </w:t>
+      </w:r>
+      <w:r>
+        <w:rPr>
+          <w:rStyle w:val="AttributeTok"/>
+        </w:rPr>
+        <w:t xml:space="preserve">n_market_type =</w:t>
+      </w:r>
+      <w:r>
+        <w:rPr>
+          <w:rStyle w:val="NormalTok"/>
+        </w:rPr>
+        <w:t xml:space="preserve"> </w:t>
+      </w:r>
+      <w:r>
+        <w:rPr>
+          <w:rStyle w:val="FunctionTok"/>
+        </w:rPr>
+        <w:t xml:space="preserve">n_distinct</w:t>
+      </w:r>
+      <w:r>
+        <w:rPr>
+          <w:rStyle w:val="NormalTok"/>
+        </w:rPr>
+        <w:t xml:space="preserve">(market_type),</w:t>
+      </w:r>
+      <w:r>
+        <w:br/>
+      </w:r>
+      <w:r>
+        <w:rPr>
+          <w:rStyle w:val="NormalTok"/>
+        </w:rPr>
+        <w:t xml:space="preserve">    </w:t>
+      </w:r>
+      <w:r>
+        <w:rPr>
+          <w:rStyle w:val="AttributeTok"/>
+        </w:rPr>
+        <w:t xml:space="preserve">n_location =</w:t>
+      </w:r>
+      <w:r>
+        <w:rPr>
+          <w:rStyle w:val="NormalTok"/>
+        </w:rPr>
+        <w:t xml:space="preserve"> </w:t>
+      </w:r>
+      <w:r>
+        <w:rPr>
+          <w:rStyle w:val="FunctionTok"/>
+        </w:rPr>
+        <w:t xml:space="preserve">n_distinct</w:t>
+      </w:r>
+      <w:r>
+        <w:rPr>
+          <w:rStyle w:val="NormalTok"/>
+        </w:rPr>
+        <w:t xml:space="preserve">(location),</w:t>
+      </w:r>
+      <w:r>
+        <w:br/>
+      </w:r>
+      <w:r>
+        <w:rPr>
+          <w:rStyle w:val="NormalTok"/>
+        </w:rPr>
+        <w:t xml:space="preserve">    </w:t>
+      </w:r>
+      <w:r>
+        <w:rPr>
+          <w:rStyle w:val="AttributeTok"/>
+        </w:rPr>
+        <w:t xml:space="preserve">n_year =</w:t>
+      </w:r>
+      <w:r>
+        <w:rPr>
+          <w:rStyle w:val="NormalTok"/>
+        </w:rPr>
+        <w:t xml:space="preserve"> </w:t>
+      </w:r>
+      <w:r>
+        <w:rPr>
+          <w:rStyle w:val="FunctionTok"/>
+        </w:rPr>
+        <w:t xml:space="preserve">n_distinct</w:t>
+      </w:r>
+      <w:r>
+        <w:rPr>
+          <w:rStyle w:val="NormalTok"/>
+        </w:rPr>
+        <w:t xml:space="preserve">(year)</w:t>
+      </w:r>
+      <w:r>
+        <w:br/>
+      </w:r>
+      <w:r>
+        <w:rPr>
+          <w:rStyle w:val="NormalTok"/>
+        </w:rPr>
+        <w:t xml:space="preserve">  )</w:t>
+      </w:r>
+    </w:p>
+    <w:p>
+      <w:pPr>
+        <w:pStyle w:val="SourceCode"/>
+      </w:pPr>
+      <w:r>
+        <w:rPr>
+          <w:rStyle w:val="VerbatimChar"/>
+        </w:rPr>
+        <w:t xml:space="preserve">  n_variety n_market_type n_location n_year</w:t>
+      </w:r>
+      <w:r>
+        <w:br/>
+      </w:r>
+      <w:r>
+        <w:rPr>
+          <w:rStyle w:val="VerbatimChar"/>
+        </w:rPr>
+        <w:t xml:space="preserve">1       140             6          4     13</w:t>
+      </w:r>
+    </w:p>
+    <w:p>
+      <w:pPr>
+        <w:pStyle w:val="FirstParagraph"/>
+      </w:pPr>
+      <w:r>
+        <w:t xml:space="preserve">The final dataset contains four (4) variables: variety, market_type, location, and year. This report will then analyze 140 varieties representing 6 marketypes across 4 locations and 13 years.</w:t>
+      </w:r>
+    </w:p>
+    <w:bookmarkEnd w:id="31"/>
+    <w:bookmarkStart w:id="32" w:name="statistical-analysis"/>
     <w:p>
       <w:pPr>
         <w:pStyle w:val="Heading2"/>
@@ -536,9 +3404,9 @@
         <w:br w:type="page"/>
       </w:r>
     </w:p>
+    <w:bookmarkEnd w:id="32"/>
     <w:bookmarkEnd w:id="33"/>
-    <w:bookmarkEnd w:id="34"/>
-    <w:bookmarkStart w:id="44" w:name="results"/>
+    <w:bookmarkStart w:id="61" w:name="results"/>
     <w:p>
       <w:pPr>
         <w:pStyle w:val="Heading1"/>
@@ -547,7 +3415,7 @@
         <w:t xml:space="preserve">4. Results</w:t>
       </w:r>
     </w:p>
-    <w:bookmarkStart w:id="36" w:name="exploratorydescriptive-analysis"/>
+    <w:bookmarkStart w:id="53" w:name="exploratorydescriptive-analysis"/>
     <w:p>
       <w:pPr>
         <w:pStyle w:val="Heading2"/>
@@ -566,6 +3434,2179 @@
           <w:iCs/>
         </w:rPr>
         <w:t xml:space="preserve">Use a combination of text/tables/figures to explore and describe your data. Show the most important descriptive results here. Additional ones should go in the supplement. Even more can be in the R and Quarto files that are part of your project.</w:t>
+      </w:r>
+    </w:p>
+    <w:p>
+      <w:pPr>
+        <w:pStyle w:val="SourceCode"/>
+      </w:pPr>
+      <w:r>
+        <w:rPr>
+          <w:rStyle w:val="CommentTok"/>
+        </w:rPr>
+        <w:t xml:space="preserve">#checking the variables </w:t>
+      </w:r>
+      <w:r>
+        <w:br/>
+      </w:r>
+      <w:r>
+        <w:rPr>
+          <w:rStyle w:val="FunctionTok"/>
+        </w:rPr>
+        <w:t xml:space="preserve">table</w:t>
+      </w:r>
+      <w:r>
+        <w:rPr>
+          <w:rStyle w:val="NormalTok"/>
+        </w:rPr>
+        <w:t xml:space="preserve">(df</w:t>
+      </w:r>
+      <w:r>
+        <w:rPr>
+          <w:rStyle w:val="SpecialCharTok"/>
+        </w:rPr>
+        <w:t xml:space="preserve">$</w:t>
+      </w:r>
+      <w:r>
+        <w:rPr>
+          <w:rStyle w:val="NormalTok"/>
+        </w:rPr>
+        <w:t xml:space="preserve">variety)</w:t>
+      </w:r>
+    </w:p>
+    <w:p>
+      <w:pPr>
+        <w:pStyle w:val="SourceCode"/>
+      </w:pPr>
+      <w:r>
+        <w:br/>
+      </w:r>
+      <w:r>
+        <w:rPr>
+          <w:rStyle w:val="VerbatimChar"/>
+        </w:rPr>
+        <w:t xml:space="preserve">         ACI 3321             Arnie       ARS 13-1125         AU-NPL 17 </w:t>
+      </w:r>
+      <w:r>
+        <w:br/>
+      </w:r>
+      <w:r>
+        <w:rPr>
+          <w:rStyle w:val="VerbatimChar"/>
+        </w:rPr>
+        <w:t xml:space="preserve">               72                66               124               382 </w:t>
+      </w:r>
+      <w:r>
+        <w:br/>
+      </w:r>
+      <w:r>
+        <w:rPr>
+          <w:rStyle w:val="VerbatimChar"/>
+        </w:rPr>
+        <w:t xml:space="preserve">           Bailey         Bailey II        C1805-3-43              CB 1 </w:t>
+      </w:r>
+      <w:r>
+        <w:br/>
+      </w:r>
+      <w:r>
+        <w:rPr>
+          <w:rStyle w:val="VerbatimChar"/>
+        </w:rPr>
+        <w:t xml:space="preserve">              362               196                34                72 </w:t>
+      </w:r>
+      <w:r>
+        <w:br/>
+      </w:r>
+      <w:r>
+        <w:rPr>
+          <w:rStyle w:val="VerbatimChar"/>
+        </w:rPr>
+        <w:t xml:space="preserve">             CB 2              CB 7            Champs            DG 913 </w:t>
+      </w:r>
+      <w:r>
+        <w:br/>
+      </w:r>
+      <w:r>
+        <w:rPr>
+          <w:rStyle w:val="VerbatimChar"/>
+        </w:rPr>
+        <w:t xml:space="preserve">               72                72               166                66 </w:t>
+      </w:r>
+      <w:r>
+        <w:br/>
+      </w:r>
+      <w:r>
+        <w:rPr>
+          <w:rStyle w:val="VerbatimChar"/>
+        </w:rPr>
+        <w:t xml:space="preserve">            Emery            Filler        Florida-07     Florida Fancy </w:t>
+      </w:r>
+      <w:r>
+        <w:br/>
+      </w:r>
+      <w:r>
+        <w:rPr>
+          <w:rStyle w:val="VerbatimChar"/>
+        </w:rPr>
+        <w:t xml:space="preserve">               48                37               286               238 </w:t>
+      </w:r>
+      <w:r>
+        <w:br/>
+      </w:r>
+      <w:r>
+        <w:rPr>
+          <w:rStyle w:val="VerbatimChar"/>
+        </w:rPr>
+        <w:t xml:space="preserve">   FloRunTM '107'    FloRunTM '157'    FloRunTM '331'    FloRunTM '52N' </w:t>
+      </w:r>
+      <w:r>
+        <w:br/>
+      </w:r>
+      <w:r>
+        <w:rPr>
+          <w:rStyle w:val="VerbatimChar"/>
+        </w:rPr>
+        <w:t xml:space="preserve">              286                96               346               102 </w:t>
+      </w:r>
+      <w:r>
+        <w:br/>
+      </w:r>
+      <w:r>
+        <w:rPr>
+          <w:rStyle w:val="VerbatimChar"/>
+        </w:rPr>
+        <w:t xml:space="preserve">   FloRunTM 'T61'         GA 072514         GA 072523         GA 082522 </w:t>
+      </w:r>
+      <w:r>
+        <w:br/>
+      </w:r>
+      <w:r>
+        <w:rPr>
+          <w:rStyle w:val="VerbatimChar"/>
+        </w:rPr>
+        <w:t xml:space="preserve">              136                36               118                70 </w:t>
+      </w:r>
+      <w:r>
+        <w:br/>
+      </w:r>
+      <w:r>
+        <w:rPr>
+          <w:rStyle w:val="VerbatimChar"/>
+        </w:rPr>
+        <w:t xml:space="preserve">        GA 082524         GA 082546         GA 082548         GA 082549 </w:t>
+      </w:r>
+      <w:r>
+        <w:br/>
+      </w:r>
+      <w:r>
+        <w:rPr>
+          <w:rStyle w:val="VerbatimChar"/>
+        </w:rPr>
+        <w:t xml:space="preserve">               70                42                20                28 </w:t>
+      </w:r>
+      <w:r>
+        <w:br/>
+      </w:r>
+      <w:r>
+        <w:rPr>
+          <w:rStyle w:val="VerbatimChar"/>
+        </w:rPr>
+        <w:t xml:space="preserve">     GA 082549R-2      GA 082549R-3         GA 092709         GA 102716 </w:t>
+      </w:r>
+      <w:r>
+        <w:br/>
+      </w:r>
+      <w:r>
+        <w:rPr>
+          <w:rStyle w:val="VerbatimChar"/>
+        </w:rPr>
+        <w:t xml:space="preserve">               16                16                82                36 </w:t>
+      </w:r>
+      <w:r>
+        <w:br/>
+      </w:r>
+      <w:r>
+        <w:rPr>
+          <w:rStyle w:val="VerbatimChar"/>
+        </w:rPr>
+        <w:t xml:space="preserve">        GA 102719         GA 102720         GA 112557         GA 112719 </w:t>
+      </w:r>
+      <w:r>
+        <w:br/>
+      </w:r>
+      <w:r>
+        <w:rPr>
+          <w:rStyle w:val="VerbatimChar"/>
+        </w:rPr>
+        <w:t xml:space="preserve">               36               118                96                34 </w:t>
+      </w:r>
+      <w:r>
+        <w:br/>
+      </w:r>
+      <w:r>
+        <w:rPr>
+          <w:rStyle w:val="VerbatimChar"/>
+        </w:rPr>
+        <w:t xml:space="preserve">        GA 112720         GA 122540         GA 122544         GA 122706 </w:t>
+      </w:r>
+      <w:r>
+        <w:br/>
+      </w:r>
+      <w:r>
+        <w:rPr>
+          <w:rStyle w:val="VerbatimChar"/>
+        </w:rPr>
+        <w:t xml:space="preserve">              130                48               180               168 </w:t>
+      </w:r>
+      <w:r>
+        <w:br/>
+      </w:r>
+      <w:r>
+        <w:rPr>
+          <w:rStyle w:val="VerbatimChar"/>
+        </w:rPr>
+        <w:t xml:space="preserve">        GA 122707         GA 132705         GA 132712         GA 132713 </w:t>
+      </w:r>
+      <w:r>
+        <w:br/>
+      </w:r>
+      <w:r>
+        <w:rPr>
+          <w:rStyle w:val="VerbatimChar"/>
+        </w:rPr>
+        <w:t xml:space="preserve">               16               180               180                48 </w:t>
+      </w:r>
+      <w:r>
+        <w:br/>
+      </w:r>
+      <w:r>
+        <w:rPr>
+          <w:rStyle w:val="VerbatimChar"/>
+        </w:rPr>
+        <w:t xml:space="preserve">        GA 132724         GA 133106         GA 133108         GA 142509 </w:t>
+      </w:r>
+      <w:r>
+        <w:br/>
+      </w:r>
+      <w:r>
+        <w:rPr>
+          <w:rStyle w:val="VerbatimChar"/>
+        </w:rPr>
+        <w:t xml:space="preserve">               78                48                48                64 </w:t>
+      </w:r>
+      <w:r>
+        <w:br/>
+      </w:r>
+      <w:r>
+        <w:rPr>
+          <w:rStyle w:val="VerbatimChar"/>
+        </w:rPr>
+        <w:t xml:space="preserve">        GA 142510         GA 142513         GA 142528         GA 142537 </w:t>
+      </w:r>
+      <w:r>
+        <w:br/>
+      </w:r>
+      <w:r>
+        <w:rPr>
+          <w:rStyle w:val="VerbatimChar"/>
+        </w:rPr>
+        <w:t xml:space="preserve">               64                64               132                 8 </w:t>
+      </w:r>
+      <w:r>
+        <w:br/>
+      </w:r>
+      <w:r>
+        <w:rPr>
+          <w:rStyle w:val="VerbatimChar"/>
+        </w:rPr>
+        <w:t xml:space="preserve">        GA 152545         GA 162722         GA 162725         GA 163103 </w:t>
+      </w:r>
+      <w:r>
+        <w:br/>
+      </w:r>
+      <w:r>
+        <w:rPr>
+          <w:rStyle w:val="VerbatimChar"/>
+        </w:rPr>
+        <w:t xml:space="preserve">               60               100               100                84 </w:t>
+      </w:r>
+      <w:r>
+        <w:br/>
+      </w:r>
+      <w:r>
+        <w:rPr>
+          <w:rStyle w:val="VerbatimChar"/>
+        </w:rPr>
+        <w:t xml:space="preserve">        GA 163119         GA 163120         GA 182521         GA 182726 </w:t>
+      </w:r>
+      <w:r>
+        <w:br/>
+      </w:r>
+      <w:r>
+        <w:rPr>
+          <w:rStyle w:val="VerbatimChar"/>
+        </w:rPr>
+        <w:t xml:space="preserve">               76               160                72                36 </w:t>
+      </w:r>
+      <w:r>
+        <w:br/>
+      </w:r>
+      <w:r>
+        <w:rPr>
+          <w:rStyle w:val="VerbatimChar"/>
+        </w:rPr>
+        <w:t xml:space="preserve">        GA 182729         GA 192504         GA 192506         GA 192517 </w:t>
+      </w:r>
+      <w:r>
+        <w:br/>
+      </w:r>
+      <w:r>
+        <w:rPr>
+          <w:rStyle w:val="VerbatimChar"/>
+        </w:rPr>
+        <w:t xml:space="preserve">              102                66                66                72 </w:t>
+      </w:r>
+      <w:r>
+        <w:br/>
+      </w:r>
+      <w:r>
+        <w:rPr>
+          <w:rStyle w:val="VerbatimChar"/>
+        </w:rPr>
+        <w:t xml:space="preserve">        GA 192518         GA 192710         GA 222509         GA 222510 </w:t>
+      </w:r>
+      <w:r>
+        <w:br/>
+      </w:r>
+      <w:r>
+        <w:rPr>
+          <w:rStyle w:val="VerbatimChar"/>
+        </w:rPr>
+        <w:t xml:space="preserve">               30                30                36                36 </w:t>
+      </w:r>
+      <w:r>
+        <w:br/>
+      </w:r>
+      <w:r>
+        <w:rPr>
+          <w:rStyle w:val="VerbatimChar"/>
+        </w:rPr>
+        <w:t xml:space="preserve">        GA 222511         GA 222512         GA 225501         GA 225502 </w:t>
+      </w:r>
+      <w:r>
+        <w:br/>
+      </w:r>
+      <w:r>
+        <w:rPr>
+          <w:rStyle w:val="VerbatimChar"/>
+        </w:rPr>
+        <w:t xml:space="preserve">               36                36                34                36 </w:t>
+      </w:r>
+      <w:r>
+        <w:br/>
+      </w:r>
+      <w:r>
+        <w:rPr>
+          <w:rStyle w:val="VerbatimChar"/>
+        </w:rPr>
+        <w:t xml:space="preserve">        GA 225504       Georgia-02C       Georgia-04S       Georgia-06G </w:t>
+      </w:r>
+      <w:r>
+        <w:br/>
+      </w:r>
+      <w:r>
+        <w:rPr>
+          <w:rStyle w:val="VerbatimChar"/>
+        </w:rPr>
+        <w:t xml:space="preserve">               36                36                98               548 </w:t>
+      </w:r>
+      <w:r>
+        <w:br/>
+      </w:r>
+      <w:r>
+        <w:rPr>
+          <w:rStyle w:val="VerbatimChar"/>
+        </w:rPr>
+        <w:t xml:space="preserve">      Georgia-07W       Georgia-08V       Georgia-09B       Georgia-10T </w:t>
+      </w:r>
+      <w:r>
+        <w:br/>
+      </w:r>
+      <w:r>
+        <w:rPr>
+          <w:rStyle w:val="VerbatimChar"/>
+        </w:rPr>
+        <w:t xml:space="preserve">              446               118               548                70 </w:t>
+      </w:r>
+      <w:r>
+        <w:br/>
+      </w:r>
+      <w:r>
+        <w:rPr>
+          <w:rStyle w:val="VerbatimChar"/>
+        </w:rPr>
+        <w:t xml:space="preserve">      Georgia-11J       Georgia-12Y       Georgia-13M       Georgia-14N </w:t>
+      </w:r>
+      <w:r>
+        <w:br/>
+      </w:r>
+      <w:r>
+        <w:rPr>
+          <w:rStyle w:val="VerbatimChar"/>
+        </w:rPr>
+        <w:t xml:space="preserve">              482               548               346               478 </w:t>
+      </w:r>
+      <w:r>
+        <w:br/>
+      </w:r>
+      <w:r>
+        <w:rPr>
+          <w:rStyle w:val="VerbatimChar"/>
+        </w:rPr>
+        <w:t xml:space="preserve">     Georgia-16HO      Georgia-17SP      Georgia-18RU      Georgia-19HP </w:t>
+      </w:r>
+      <w:r>
+        <w:br/>
+      </w:r>
+      <w:r>
+        <w:rPr>
+          <w:rStyle w:val="VerbatimChar"/>
+        </w:rPr>
+        <w:t xml:space="preserve">              382                70               382               316 </w:t>
+      </w:r>
+      <w:r>
+        <w:br/>
+      </w:r>
+      <w:r>
+        <w:rPr>
+          <w:rStyle w:val="VerbatimChar"/>
+        </w:rPr>
+        <w:t xml:space="preserve">    Georgia-20VHO      Georgia-21GR     Georgia-22MPR     Georgia-23RKN </w:t>
+      </w:r>
+      <w:r>
+        <w:br/>
+      </w:r>
+      <w:r>
+        <w:rPr>
+          <w:rStyle w:val="VerbatimChar"/>
+        </w:rPr>
+        <w:t xml:space="preserve">              334               138               102                66 </w:t>
+      </w:r>
+      <w:r>
+        <w:br/>
+      </w:r>
+      <w:r>
+        <w:rPr>
+          <w:rStyle w:val="VerbatimChar"/>
+        </w:rPr>
+        <w:t xml:space="preserve">    Georgia-24NHO      Georgia-25NV    Georgia-SP/RKN    Georgia-Val/HO </w:t>
+      </w:r>
+      <w:r>
+        <w:br/>
+      </w:r>
+      <w:r>
+        <w:rPr>
+          <w:rStyle w:val="VerbatimChar"/>
+        </w:rPr>
+        <w:t xml:space="preserve">               72                66                24                70 </w:t>
+      </w:r>
+      <w:r>
+        <w:br/>
+      </w:r>
+      <w:r>
+        <w:rPr>
+          <w:rStyle w:val="VerbatimChar"/>
+        </w:rPr>
+        <w:t xml:space="preserve">   Georgia Browne     Georgia Green   Georgia Greener       Georgia Red </w:t>
+      </w:r>
+      <w:r>
+        <w:br/>
+      </w:r>
+      <w:r>
+        <w:rPr>
+          <w:rStyle w:val="VerbatimChar"/>
+        </w:rPr>
+        <w:t xml:space="preserve">               90                36               512                86 </w:t>
+      </w:r>
+      <w:r>
+        <w:br/>
+      </w:r>
+      <w:r>
+        <w:rPr>
+          <w:rStyle w:val="VerbatimChar"/>
+        </w:rPr>
+        <w:t xml:space="preserve"> Georgia Valencia    Goergia Browne           Gregory  H and W Val. 118 </w:t>
+      </w:r>
+      <w:r>
+        <w:br/>
+      </w:r>
+      <w:r>
+        <w:rPr>
+          <w:rStyle w:val="VerbatimChar"/>
+        </w:rPr>
+        <w:t xml:space="preserve">               86                 8                36                62 </w:t>
+      </w:r>
+      <w:r>
+        <w:br/>
+      </w:r>
+      <w:r>
+        <w:rPr>
+          <w:rStyle w:val="VerbatimChar"/>
+        </w:rPr>
+        <w:t xml:space="preserve"> H and W Val. 136               Mix      N. M. Val. A      N. M. Val. C </w:t>
+      </w:r>
+      <w:r>
+        <w:br/>
+      </w:r>
+      <w:r>
+        <w:rPr>
+          <w:rStyle w:val="VerbatimChar"/>
+        </w:rPr>
+        <w:t xml:space="preserve">               92                 2                98                98 </w:t>
+      </w:r>
+      <w:r>
+        <w:br/>
+      </w:r>
+      <w:r>
+        <w:rPr>
+          <w:rStyle w:val="VerbatimChar"/>
+        </w:rPr>
+        <w:t xml:space="preserve">         NuMex-01              Ole`              Olin             Perry </w:t>
+      </w:r>
+      <w:r>
+        <w:br/>
+      </w:r>
+      <w:r>
+        <w:rPr>
+          <w:rStyle w:val="VerbatimChar"/>
+        </w:rPr>
+        <w:t xml:space="preserve">               88                78                98                36 </w:t>
+      </w:r>
+      <w:r>
+        <w:br/>
+      </w:r>
+      <w:r>
+        <w:rPr>
+          <w:rStyle w:val="VerbatimChar"/>
+        </w:rPr>
+        <w:t xml:space="preserve">           Pronto          Schubert            Spanco              Sugg </w:t>
+      </w:r>
+      <w:r>
+        <w:br/>
+      </w:r>
+      <w:r>
+        <w:rPr>
+          <w:rStyle w:val="VerbatimChar"/>
+        </w:rPr>
+        <w:t xml:space="preserve">               36                83                36               166 </w:t>
+      </w:r>
+      <w:r>
+        <w:br/>
+      </w:r>
+      <w:r>
+        <w:rPr>
+          <w:rStyle w:val="VerbatimChar"/>
+        </w:rPr>
+        <w:t xml:space="preserve">         Sullivan     TAM Val. OL14       Tamnut OL06        Tamspan 90 </w:t>
+      </w:r>
+      <w:r>
+        <w:br/>
+      </w:r>
+      <w:r>
+        <w:rPr>
+          <w:rStyle w:val="VerbatimChar"/>
+        </w:rPr>
+        <w:t xml:space="preserve">              326                62                98                58 </w:t>
+      </w:r>
+      <w:r>
+        <w:br/>
+      </w:r>
+      <w:r>
+        <w:rPr>
+          <w:rStyle w:val="VerbatimChar"/>
+        </w:rPr>
+        <w:t xml:space="preserve">          TifCB 7          Tifguard          TifJumbo          TifNV-HG </w:t>
+      </w:r>
+      <w:r>
+        <w:br/>
+      </w:r>
+      <w:r>
+        <w:rPr>
+          <w:rStyle w:val="VerbatimChar"/>
+        </w:rPr>
+        <w:t xml:space="preserve">               66               512               196               138 </w:t>
+      </w:r>
+      <w:r>
+        <w:br/>
+      </w:r>
+      <w:r>
+        <w:rPr>
+          <w:rStyle w:val="VerbatimChar"/>
+        </w:rPr>
+        <w:t xml:space="preserve">   TifNV-High O/L             TifTB             Titan TufRunnerTM '297' </w:t>
+      </w:r>
+      <w:r>
+        <w:br/>
+      </w:r>
+      <w:r>
+        <w:rPr>
+          <w:rStyle w:val="VerbatimChar"/>
+        </w:rPr>
+        <w:t xml:space="preserve">              478                66               118               442 </w:t>
+      </w:r>
+      <w:r>
+        <w:br/>
+      </w:r>
+      <w:r>
+        <w:rPr>
+          <w:rStyle w:val="VerbatimChar"/>
+        </w:rPr>
+        <w:t xml:space="preserve">TufRunnerTM '511' TufRunnerTM '727'          UF 11x02       UF 11x41-HO </w:t>
+      </w:r>
+      <w:r>
+        <w:br/>
+      </w:r>
+      <w:r>
+        <w:rPr>
+          <w:rStyle w:val="VerbatimChar"/>
+        </w:rPr>
+        <w:t xml:space="preserve">              250               166                36                48 </w:t>
+      </w:r>
+      <w:r>
+        <w:br/>
+      </w:r>
+      <w:r>
+        <w:rPr>
+          <w:rStyle w:val="VerbatimChar"/>
+        </w:rPr>
+        <w:t xml:space="preserve">         UF 12303          UF 15303           UF13302        Val. McRan </w:t>
+      </w:r>
+      <w:r>
+        <w:br/>
+      </w:r>
+      <w:r>
+        <w:rPr>
+          <w:rStyle w:val="VerbatimChar"/>
+        </w:rPr>
+        <w:t xml:space="preserve">               34                60                48                58 </w:t>
+      </w:r>
+      <w:r>
+        <w:br/>
+      </w:r>
+      <w:r>
+        <w:rPr>
+          <w:rStyle w:val="VerbatimChar"/>
+        </w:rPr>
+        <w:t xml:space="preserve">           Walton             WPL-1             WPL-2             Wynne </w:t>
+      </w:r>
+      <w:r>
+        <w:br/>
+      </w:r>
+      <w:r>
+        <w:rPr>
+          <w:rStyle w:val="VerbatimChar"/>
+        </w:rPr>
+        <w:t xml:space="preserve">               16                31                31               374 </w:t>
+      </w:r>
+    </w:p>
+    <w:p>
+      <w:pPr>
+        <w:pStyle w:val="SourceCode"/>
+      </w:pPr>
+      <w:r>
+        <w:rPr>
+          <w:rStyle w:val="FunctionTok"/>
+        </w:rPr>
+        <w:t xml:space="preserve">table</w:t>
+      </w:r>
+      <w:r>
+        <w:rPr>
+          <w:rStyle w:val="NormalTok"/>
+        </w:rPr>
+        <w:t xml:space="preserve">(df</w:t>
+      </w:r>
+      <w:r>
+        <w:rPr>
+          <w:rStyle w:val="SpecialCharTok"/>
+        </w:rPr>
+        <w:t xml:space="preserve">$</w:t>
+      </w:r>
+      <w:r>
+        <w:rPr>
+          <w:rStyle w:val="NormalTok"/>
+        </w:rPr>
+        <w:t xml:space="preserve">location)</w:t>
+      </w:r>
+    </w:p>
+    <w:p>
+      <w:pPr>
+        <w:pStyle w:val="SourceCode"/>
+      </w:pPr>
+      <w:r>
+        <w:br/>
+      </w:r>
+      <w:r>
+        <w:rPr>
+          <w:rStyle w:val="VerbatimChar"/>
+        </w:rPr>
+        <w:t xml:space="preserve">Attapulgus   Midville     Plains     Tifton </w:t>
+      </w:r>
+      <w:r>
+        <w:br/>
+      </w:r>
+      <w:r>
+        <w:rPr>
+          <w:rStyle w:val="VerbatimChar"/>
+        </w:rPr>
+        <w:t xml:space="preserve">       198       5388       5010       7520 </w:t>
+      </w:r>
+    </w:p>
+    <w:p>
+      <w:pPr>
+        <w:pStyle w:val="SourceCode"/>
+      </w:pPr>
+      <w:r>
+        <w:rPr>
+          <w:rStyle w:val="FunctionTok"/>
+        </w:rPr>
+        <w:t xml:space="preserve">table</w:t>
+      </w:r>
+      <w:r>
+        <w:rPr>
+          <w:rStyle w:val="NormalTok"/>
+        </w:rPr>
+        <w:t xml:space="preserve">(df</w:t>
+      </w:r>
+      <w:r>
+        <w:rPr>
+          <w:rStyle w:val="SpecialCharTok"/>
+        </w:rPr>
+        <w:t xml:space="preserve">$</w:t>
+      </w:r>
+      <w:r>
+        <w:rPr>
+          <w:rStyle w:val="NormalTok"/>
+        </w:rPr>
+        <w:t xml:space="preserve">watered)</w:t>
+      </w:r>
+    </w:p>
+    <w:p>
+      <w:pPr>
+        <w:pStyle w:val="SourceCode"/>
+      </w:pPr>
+      <w:r>
+        <w:br/>
+      </w:r>
+      <w:r>
+        <w:rPr>
+          <w:rStyle w:val="VerbatimChar"/>
+        </w:rPr>
+        <w:t xml:space="preserve">FALSE  TRUE </w:t>
+      </w:r>
+      <w:r>
+        <w:br/>
+      </w:r>
+      <w:r>
+        <w:rPr>
+          <w:rStyle w:val="VerbatimChar"/>
+        </w:rPr>
+        <w:t xml:space="preserve"> 7884 10232 </w:t>
+      </w:r>
+    </w:p>
+    <w:p>
+      <w:pPr>
+        <w:pStyle w:val="SourceCode"/>
+      </w:pPr>
+      <w:r>
+        <w:rPr>
+          <w:rStyle w:val="FunctionTok"/>
+        </w:rPr>
+        <w:t xml:space="preserve">hist</w:t>
+      </w:r>
+      <w:r>
+        <w:rPr>
+          <w:rStyle w:val="NormalTok"/>
+        </w:rPr>
+        <w:t xml:space="preserve">(df</w:t>
+      </w:r>
+      <w:r>
+        <w:rPr>
+          <w:rStyle w:val="SpecialCharTok"/>
+        </w:rPr>
+        <w:t xml:space="preserve">$</w:t>
+      </w:r>
+      <w:r>
+        <w:rPr>
+          <w:rStyle w:val="NormalTok"/>
+        </w:rPr>
+        <w:t xml:space="preserve">year)</w:t>
+      </w:r>
+    </w:p>
+    <w:p>
+      <w:pPr>
+        <w:pStyle w:val="FirstParagraph"/>
+      </w:pPr>
+      <w:r>
+        <w:drawing>
+          <wp:inline>
+            <wp:extent cx="4620126" cy="3696101"/>
+            <wp:effectExtent b="0" l="0" r="0" t="0"/>
+            <wp:docPr descr="" title="" id="35" name="Picture"/>
+            <a:graphic>
+              <a:graphicData uri="http://schemas.openxmlformats.org/drawingml/2006/picture">
+                <pic:pic>
+                  <pic:nvPicPr>
+                    <pic:cNvPr descr="Manuscript_files/figure-docx/unnamed-chunk-5-1.png" id="36" name="Picture"/>
+                    <pic:cNvPicPr>
+                      <a:picLocks noChangeArrowheads="1" noChangeAspect="1"/>
+                    </pic:cNvPicPr>
+                  </pic:nvPicPr>
+                  <pic:blipFill>
+                    <a:blip r:embed="rId34"/>
+                    <a:stretch>
+                      <a:fillRect/>
+                    </a:stretch>
+                  </pic:blipFill>
+                  <pic:spPr bwMode="auto">
+                    <a:xfrm>
+                      <a:off x="0" y="0"/>
+                      <a:ext cx="4620126" cy="3696101"/>
+                    </a:xfrm>
+                    <a:prstGeom prst="rect">
+                      <a:avLst/>
+                    </a:prstGeom>
+                    <a:noFill/>
+                    <a:ln w="9525">
+                      <a:noFill/>
+                      <a:headEnd/>
+                      <a:tailEnd/>
+                    </a:ln>
+                  </pic:spPr>
+                </pic:pic>
+              </a:graphicData>
+            </a:graphic>
+          </wp:inline>
+        </w:drawing>
+      </w:r>
+    </w:p>
+    <w:p>
+      <w:pPr>
+        <w:pStyle w:val="SourceCode"/>
+      </w:pPr>
+      <w:r>
+        <w:rPr>
+          <w:rStyle w:val="FunctionTok"/>
+        </w:rPr>
+        <w:t xml:space="preserve">hist</w:t>
+      </w:r>
+      <w:r>
+        <w:rPr>
+          <w:rStyle w:val="NormalTok"/>
+        </w:rPr>
+        <w:t xml:space="preserve">(df</w:t>
+      </w:r>
+      <w:r>
+        <w:rPr>
+          <w:rStyle w:val="SpecialCharTok"/>
+        </w:rPr>
+        <w:t xml:space="preserve">$</w:t>
+      </w:r>
+      <w:r>
+        <w:rPr>
+          <w:rStyle w:val="NormalTok"/>
+        </w:rPr>
+        <w:t xml:space="preserve">peanut_yield)</w:t>
+      </w:r>
+    </w:p>
+    <w:p>
+      <w:pPr>
+        <w:pStyle w:val="FirstParagraph"/>
+      </w:pPr>
+      <w:r>
+        <w:drawing>
+          <wp:inline>
+            <wp:extent cx="4620126" cy="3696101"/>
+            <wp:effectExtent b="0" l="0" r="0" t="0"/>
+            <wp:docPr descr="" title="" id="38" name="Picture"/>
+            <a:graphic>
+              <a:graphicData uri="http://schemas.openxmlformats.org/drawingml/2006/picture">
+                <pic:pic>
+                  <pic:nvPicPr>
+                    <pic:cNvPr descr="Manuscript_files/figure-docx/unnamed-chunk-5-2.png" id="39" name="Picture"/>
+                    <pic:cNvPicPr>
+                      <a:picLocks noChangeArrowheads="1" noChangeAspect="1"/>
+                    </pic:cNvPicPr>
+                  </pic:nvPicPr>
+                  <pic:blipFill>
+                    <a:blip r:embed="rId37"/>
+                    <a:stretch>
+                      <a:fillRect/>
+                    </a:stretch>
+                  </pic:blipFill>
+                  <pic:spPr bwMode="auto">
+                    <a:xfrm>
+                      <a:off x="0" y="0"/>
+                      <a:ext cx="4620126" cy="3696101"/>
+                    </a:xfrm>
+                    <a:prstGeom prst="rect">
+                      <a:avLst/>
+                    </a:prstGeom>
+                    <a:noFill/>
+                    <a:ln w="9525">
+                      <a:noFill/>
+                      <a:headEnd/>
+                      <a:tailEnd/>
+                    </a:ln>
+                  </pic:spPr>
+                </pic:pic>
+              </a:graphicData>
+            </a:graphic>
+          </wp:inline>
+        </w:drawing>
+      </w:r>
+    </w:p>
+    <w:p>
+      <w:pPr>
+        <w:pStyle w:val="SourceCode"/>
+      </w:pPr>
+      <w:r>
+        <w:rPr>
+          <w:rStyle w:val="FunctionTok"/>
+        </w:rPr>
+        <w:t xml:space="preserve">ggplot</w:t>
+      </w:r>
+      <w:r>
+        <w:rPr>
+          <w:rStyle w:val="NormalTok"/>
+        </w:rPr>
+        <w:t xml:space="preserve">(df, </w:t>
+      </w:r>
+      <w:r>
+        <w:rPr>
+          <w:rStyle w:val="FunctionTok"/>
+        </w:rPr>
+        <w:t xml:space="preserve">aes</w:t>
+      </w:r>
+      <w:r>
+        <w:rPr>
+          <w:rStyle w:val="NormalTok"/>
+        </w:rPr>
+        <w:t xml:space="preserve">(</w:t>
+      </w:r>
+      <w:r>
+        <w:rPr>
+          <w:rStyle w:val="AttributeTok"/>
+        </w:rPr>
+        <w:t xml:space="preserve">x =</w:t>
+      </w:r>
+      <w:r>
+        <w:rPr>
+          <w:rStyle w:val="NormalTok"/>
+        </w:rPr>
+        <w:t xml:space="preserve"> </w:t>
+      </w:r>
+      <w:r>
+        <w:rPr>
+          <w:rStyle w:val="FunctionTok"/>
+        </w:rPr>
+        <w:t xml:space="preserve">reorder</w:t>
+      </w:r>
+      <w:r>
+        <w:rPr>
+          <w:rStyle w:val="NormalTok"/>
+        </w:rPr>
+        <w:t xml:space="preserve">(variety, peanut_yield, median, </w:t>
+      </w:r>
+      <w:r>
+        <w:rPr>
+          <w:rStyle w:val="AttributeTok"/>
+        </w:rPr>
+        <w:t xml:space="preserve">na.rm =</w:t>
+      </w:r>
+      <w:r>
+        <w:rPr>
+          <w:rStyle w:val="NormalTok"/>
+        </w:rPr>
+        <w:t xml:space="preserve"> </w:t>
+      </w:r>
+      <w:r>
+        <w:rPr>
+          <w:rStyle w:val="ConstantTok"/>
+        </w:rPr>
+        <w:t xml:space="preserve">TRUE</w:t>
+      </w:r>
+      <w:r>
+        <w:rPr>
+          <w:rStyle w:val="NormalTok"/>
+        </w:rPr>
+        <w:t xml:space="preserve">),</w:t>
+      </w:r>
+      <w:r>
+        <w:br/>
+      </w:r>
+      <w:r>
+        <w:rPr>
+          <w:rStyle w:val="NormalTok"/>
+        </w:rPr>
+        <w:t xml:space="preserve">               </w:t>
+      </w:r>
+      <w:r>
+        <w:rPr>
+          <w:rStyle w:val="AttributeTok"/>
+        </w:rPr>
+        <w:t xml:space="preserve">y =</w:t>
+      </w:r>
+      <w:r>
+        <w:rPr>
+          <w:rStyle w:val="NormalTok"/>
+        </w:rPr>
+        <w:t xml:space="preserve"> peanut_yield)) </w:t>
+      </w:r>
+      <w:r>
+        <w:rPr>
+          <w:rStyle w:val="SpecialCharTok"/>
+        </w:rPr>
+        <w:t xml:space="preserve">+</w:t>
+      </w:r>
+      <w:r>
+        <w:br/>
+      </w:r>
+      <w:r>
+        <w:rPr>
+          <w:rStyle w:val="NormalTok"/>
+        </w:rPr>
+        <w:t xml:space="preserve">  </w:t>
+      </w:r>
+      <w:r>
+        <w:rPr>
+          <w:rStyle w:val="FunctionTok"/>
+        </w:rPr>
+        <w:t xml:space="preserve">geom_boxplot</w:t>
+      </w:r>
+      <w:r>
+        <w:rPr>
+          <w:rStyle w:val="NormalTok"/>
+        </w:rPr>
+        <w:t xml:space="preserve">() </w:t>
+      </w:r>
+      <w:r>
+        <w:rPr>
+          <w:rStyle w:val="SpecialCharTok"/>
+        </w:rPr>
+        <w:t xml:space="preserve">+</w:t>
+      </w:r>
+      <w:r>
+        <w:br/>
+      </w:r>
+      <w:r>
+        <w:rPr>
+          <w:rStyle w:val="NormalTok"/>
+        </w:rPr>
+        <w:t xml:space="preserve">  </w:t>
+      </w:r>
+      <w:r>
+        <w:rPr>
+          <w:rStyle w:val="FunctionTok"/>
+        </w:rPr>
+        <w:t xml:space="preserve">theme_bw</w:t>
+      </w:r>
+      <w:r>
+        <w:rPr>
+          <w:rStyle w:val="NormalTok"/>
+        </w:rPr>
+        <w:t xml:space="preserve">() </w:t>
+      </w:r>
+      <w:r>
+        <w:rPr>
+          <w:rStyle w:val="SpecialCharTok"/>
+        </w:rPr>
+        <w:t xml:space="preserve">+</w:t>
+      </w:r>
+      <w:r>
+        <w:br/>
+      </w:r>
+      <w:r>
+        <w:rPr>
+          <w:rStyle w:val="NormalTok"/>
+        </w:rPr>
+        <w:t xml:space="preserve">  </w:t>
+      </w:r>
+      <w:r>
+        <w:rPr>
+          <w:rStyle w:val="FunctionTok"/>
+        </w:rPr>
+        <w:t xml:space="preserve">theme</w:t>
+      </w:r>
+      <w:r>
+        <w:rPr>
+          <w:rStyle w:val="NormalTok"/>
+        </w:rPr>
+        <w:t xml:space="preserve">(</w:t>
+      </w:r>
+      <w:r>
+        <w:rPr>
+          <w:rStyle w:val="AttributeTok"/>
+        </w:rPr>
+        <w:t xml:space="preserve">axis.text.x =</w:t>
+      </w:r>
+      <w:r>
+        <w:rPr>
+          <w:rStyle w:val="NormalTok"/>
+        </w:rPr>
+        <w:t xml:space="preserve"> </w:t>
+      </w:r>
+      <w:r>
+        <w:rPr>
+          <w:rStyle w:val="FunctionTok"/>
+        </w:rPr>
+        <w:t xml:space="preserve">element_text</w:t>
+      </w:r>
+      <w:r>
+        <w:rPr>
+          <w:rStyle w:val="NormalTok"/>
+        </w:rPr>
+        <w:t xml:space="preserve">(</w:t>
+      </w:r>
+      <w:r>
+        <w:rPr>
+          <w:rStyle w:val="AttributeTok"/>
+        </w:rPr>
+        <w:t xml:space="preserve">angle =</w:t>
+      </w:r>
+      <w:r>
+        <w:rPr>
+          <w:rStyle w:val="NormalTok"/>
+        </w:rPr>
+        <w:t xml:space="preserve"> </w:t>
+      </w:r>
+      <w:r>
+        <w:rPr>
+          <w:rStyle w:val="DecValTok"/>
+        </w:rPr>
+        <w:t xml:space="preserve">90</w:t>
+      </w:r>
+      <w:r>
+        <w:rPr>
+          <w:rStyle w:val="NormalTok"/>
+        </w:rPr>
+        <w:t xml:space="preserve">, </w:t>
+      </w:r>
+      <w:r>
+        <w:rPr>
+          <w:rStyle w:val="AttributeTok"/>
+        </w:rPr>
+        <w:t xml:space="preserve">vjust =</w:t>
+      </w:r>
+      <w:r>
+        <w:rPr>
+          <w:rStyle w:val="NormalTok"/>
+        </w:rPr>
+        <w:t xml:space="preserve"> </w:t>
+      </w:r>
+      <w:r>
+        <w:rPr>
+          <w:rStyle w:val="FloatTok"/>
+        </w:rPr>
+        <w:t xml:space="preserve">0.5</w:t>
+      </w:r>
+      <w:r>
+        <w:rPr>
+          <w:rStyle w:val="NormalTok"/>
+        </w:rPr>
+        <w:t xml:space="preserve">, </w:t>
+      </w:r>
+      <w:r>
+        <w:rPr>
+          <w:rStyle w:val="AttributeTok"/>
+        </w:rPr>
+        <w:t xml:space="preserve">hjust =</w:t>
+      </w:r>
+      <w:r>
+        <w:rPr>
+          <w:rStyle w:val="NormalTok"/>
+        </w:rPr>
+        <w:t xml:space="preserve"> </w:t>
+      </w:r>
+      <w:r>
+        <w:rPr>
+          <w:rStyle w:val="DecValTok"/>
+        </w:rPr>
+        <w:t xml:space="preserve">1</w:t>
+      </w:r>
+      <w:r>
+        <w:rPr>
+          <w:rStyle w:val="NormalTok"/>
+        </w:rPr>
+        <w:t xml:space="preserve">))</w:t>
+      </w:r>
+    </w:p>
+    <w:p>
+      <w:pPr>
+        <w:pStyle w:val="SourceCode"/>
+      </w:pPr>
+      <w:r>
+        <w:rPr>
+          <w:rStyle w:val="VerbatimChar"/>
+        </w:rPr>
+        <w:t xml:space="preserve">Warning: Removed 4693 rows containing non-finite values (`stat_boxplot()`).</w:t>
+      </w:r>
+    </w:p>
+    <w:p>
+      <w:pPr>
+        <w:pStyle w:val="FirstParagraph"/>
+      </w:pPr>
+      <w:r>
+        <w:drawing>
+          <wp:inline>
+            <wp:extent cx="4620126" cy="3696101"/>
+            <wp:effectExtent b="0" l="0" r="0" t="0"/>
+            <wp:docPr descr="" title="" id="41" name="Picture"/>
+            <a:graphic>
+              <a:graphicData uri="http://schemas.openxmlformats.org/drawingml/2006/picture">
+                <pic:pic>
+                  <pic:nvPicPr>
+                    <pic:cNvPr descr="Manuscript_files/figure-docx/unnamed-chunk-5-3.png" id="42" name="Picture"/>
+                    <pic:cNvPicPr>
+                      <a:picLocks noChangeArrowheads="1" noChangeAspect="1"/>
+                    </pic:cNvPicPr>
+                  </pic:nvPicPr>
+                  <pic:blipFill>
+                    <a:blip r:embed="rId40"/>
+                    <a:stretch>
+                      <a:fillRect/>
+                    </a:stretch>
+                  </pic:blipFill>
+                  <pic:spPr bwMode="auto">
+                    <a:xfrm>
+                      <a:off x="0" y="0"/>
+                      <a:ext cx="4620126" cy="3696101"/>
+                    </a:xfrm>
+                    <a:prstGeom prst="rect">
+                      <a:avLst/>
+                    </a:prstGeom>
+                    <a:noFill/>
+                    <a:ln w="9525">
+                      <a:noFill/>
+                      <a:headEnd/>
+                      <a:tailEnd/>
+                    </a:ln>
+                  </pic:spPr>
+                </pic:pic>
+              </a:graphicData>
+            </a:graphic>
+          </wp:inline>
+        </w:drawing>
+      </w:r>
+    </w:p>
+    <w:p>
+      <w:pPr>
+        <w:pStyle w:val="SourceCode"/>
+      </w:pPr>
+      <w:r>
+        <w:rPr>
+          <w:rStyle w:val="FunctionTok"/>
+        </w:rPr>
+        <w:t xml:space="preserve">ggplot</w:t>
+      </w:r>
+      <w:r>
+        <w:rPr>
+          <w:rStyle w:val="NormalTok"/>
+        </w:rPr>
+        <w:t xml:space="preserve">(df, </w:t>
+      </w:r>
+      <w:r>
+        <w:rPr>
+          <w:rStyle w:val="FunctionTok"/>
+        </w:rPr>
+        <w:t xml:space="preserve">aes</w:t>
+      </w:r>
+      <w:r>
+        <w:rPr>
+          <w:rStyle w:val="NormalTok"/>
+        </w:rPr>
+        <w:t xml:space="preserve">(</w:t>
+      </w:r>
+      <w:r>
+        <w:rPr>
+          <w:rStyle w:val="AttributeTok"/>
+        </w:rPr>
+        <w:t xml:space="preserve">x =</w:t>
+      </w:r>
+      <w:r>
+        <w:rPr>
+          <w:rStyle w:val="NormalTok"/>
+        </w:rPr>
+        <w:t xml:space="preserve"> watered, </w:t>
+      </w:r>
+      <w:r>
+        <w:rPr>
+          <w:rStyle w:val="AttributeTok"/>
+        </w:rPr>
+        <w:t xml:space="preserve">y =</w:t>
+      </w:r>
+      <w:r>
+        <w:rPr>
+          <w:rStyle w:val="NormalTok"/>
+        </w:rPr>
+        <w:t xml:space="preserve"> peanut_yield)) </w:t>
+      </w:r>
+      <w:r>
+        <w:rPr>
+          <w:rStyle w:val="SpecialCharTok"/>
+        </w:rPr>
+        <w:t xml:space="preserve">+</w:t>
+      </w:r>
+      <w:r>
+        <w:br/>
+      </w:r>
+      <w:r>
+        <w:rPr>
+          <w:rStyle w:val="NormalTok"/>
+        </w:rPr>
+        <w:t xml:space="preserve">  </w:t>
+      </w:r>
+      <w:r>
+        <w:rPr>
+          <w:rStyle w:val="FunctionTok"/>
+        </w:rPr>
+        <w:t xml:space="preserve">geom_boxplot</w:t>
+      </w:r>
+      <w:r>
+        <w:rPr>
+          <w:rStyle w:val="NormalTok"/>
+        </w:rPr>
+        <w:t xml:space="preserve">() </w:t>
+      </w:r>
+      <w:r>
+        <w:rPr>
+          <w:rStyle w:val="SpecialCharTok"/>
+        </w:rPr>
+        <w:t xml:space="preserve">+</w:t>
+      </w:r>
+      <w:r>
+        <w:br/>
+      </w:r>
+      <w:r>
+        <w:rPr>
+          <w:rStyle w:val="NormalTok"/>
+        </w:rPr>
+        <w:t xml:space="preserve">  </w:t>
+      </w:r>
+      <w:r>
+        <w:rPr>
+          <w:rStyle w:val="FunctionTok"/>
+        </w:rPr>
+        <w:t xml:space="preserve">labs</w:t>
+      </w:r>
+      <w:r>
+        <w:rPr>
+          <w:rStyle w:val="NormalTok"/>
+        </w:rPr>
+        <w:t xml:space="preserve">(</w:t>
+      </w:r>
+      <w:r>
+        <w:rPr>
+          <w:rStyle w:val="AttributeTok"/>
+        </w:rPr>
+        <w:t xml:space="preserve">x =</w:t>
+      </w:r>
+      <w:r>
+        <w:rPr>
+          <w:rStyle w:val="NormalTok"/>
+        </w:rPr>
+        <w:t xml:space="preserve"> </w:t>
+      </w:r>
+      <w:r>
+        <w:rPr>
+          <w:rStyle w:val="StringTok"/>
+        </w:rPr>
+        <w:t xml:space="preserve">"Watered"</w:t>
+      </w:r>
+      <w:r>
+        <w:rPr>
+          <w:rStyle w:val="NormalTok"/>
+        </w:rPr>
+        <w:t xml:space="preserve">, </w:t>
+      </w:r>
+      <w:r>
+        <w:rPr>
+          <w:rStyle w:val="AttributeTok"/>
+        </w:rPr>
+        <w:t xml:space="preserve">y =</w:t>
+      </w:r>
+      <w:r>
+        <w:rPr>
+          <w:rStyle w:val="NormalTok"/>
+        </w:rPr>
+        <w:t xml:space="preserve"> </w:t>
+      </w:r>
+      <w:r>
+        <w:rPr>
+          <w:rStyle w:val="StringTok"/>
+        </w:rPr>
+        <w:t xml:space="preserve">"Peanut Yield (lb/acre)"</w:t>
+      </w:r>
+      <w:r>
+        <w:rPr>
+          <w:rStyle w:val="NormalTok"/>
+        </w:rPr>
+        <w:t xml:space="preserve">) </w:t>
+      </w:r>
+      <w:r>
+        <w:rPr>
+          <w:rStyle w:val="SpecialCharTok"/>
+        </w:rPr>
+        <w:t xml:space="preserve">+</w:t>
+      </w:r>
+      <w:r>
+        <w:br/>
+      </w:r>
+      <w:r>
+        <w:rPr>
+          <w:rStyle w:val="NormalTok"/>
+        </w:rPr>
+        <w:t xml:space="preserve">  </w:t>
+      </w:r>
+      <w:r>
+        <w:rPr>
+          <w:rStyle w:val="FunctionTok"/>
+        </w:rPr>
+        <w:t xml:space="preserve">theme_bw</w:t>
+      </w:r>
+      <w:r>
+        <w:rPr>
+          <w:rStyle w:val="NormalTok"/>
+        </w:rPr>
+        <w:t xml:space="preserve">()</w:t>
+      </w:r>
+    </w:p>
+    <w:p>
+      <w:pPr>
+        <w:pStyle w:val="SourceCode"/>
+      </w:pPr>
+      <w:r>
+        <w:rPr>
+          <w:rStyle w:val="VerbatimChar"/>
+        </w:rPr>
+        <w:t xml:space="preserve">Warning: Removed 4693 rows containing non-finite values (`stat_boxplot()`).</w:t>
+      </w:r>
+    </w:p>
+    <w:p>
+      <w:pPr>
+        <w:pStyle w:val="FirstParagraph"/>
+      </w:pPr>
+      <w:r>
+        <w:drawing>
+          <wp:inline>
+            <wp:extent cx="4620126" cy="3696101"/>
+            <wp:effectExtent b="0" l="0" r="0" t="0"/>
+            <wp:docPr descr="" title="" id="44" name="Picture"/>
+            <a:graphic>
+              <a:graphicData uri="http://schemas.openxmlformats.org/drawingml/2006/picture">
+                <pic:pic>
+                  <pic:nvPicPr>
+                    <pic:cNvPr descr="Manuscript_files/figure-docx/unnamed-chunk-5-4.png" id="45" name="Picture"/>
+                    <pic:cNvPicPr>
+                      <a:picLocks noChangeArrowheads="1" noChangeAspect="1"/>
+                    </pic:cNvPicPr>
+                  </pic:nvPicPr>
+                  <pic:blipFill>
+                    <a:blip r:embed="rId43"/>
+                    <a:stretch>
+                      <a:fillRect/>
+                    </a:stretch>
+                  </pic:blipFill>
+                  <pic:spPr bwMode="auto">
+                    <a:xfrm>
+                      <a:off x="0" y="0"/>
+                      <a:ext cx="4620126" cy="3696101"/>
+                    </a:xfrm>
+                    <a:prstGeom prst="rect">
+                      <a:avLst/>
+                    </a:prstGeom>
+                    <a:noFill/>
+                    <a:ln w="9525">
+                      <a:noFill/>
+                      <a:headEnd/>
+                      <a:tailEnd/>
+                    </a:ln>
+                  </pic:spPr>
+                </pic:pic>
+              </a:graphicData>
+            </a:graphic>
+          </wp:inline>
+        </w:drawing>
+      </w:r>
+    </w:p>
+    <w:p>
+      <w:pPr>
+        <w:pStyle w:val="SourceCode"/>
+      </w:pPr>
+      <w:r>
+        <w:rPr>
+          <w:rStyle w:val="FunctionTok"/>
+        </w:rPr>
+        <w:t xml:space="preserve">ggplot</w:t>
+      </w:r>
+      <w:r>
+        <w:rPr>
+          <w:rStyle w:val="NormalTok"/>
+        </w:rPr>
+        <w:t xml:space="preserve">(df, </w:t>
+      </w:r>
+      <w:r>
+        <w:rPr>
+          <w:rStyle w:val="FunctionTok"/>
+        </w:rPr>
+        <w:t xml:space="preserve">aes</w:t>
+      </w:r>
+      <w:r>
+        <w:rPr>
+          <w:rStyle w:val="NormalTok"/>
+        </w:rPr>
+        <w:t xml:space="preserve">(</w:t>
+      </w:r>
+      <w:r>
+        <w:rPr>
+          <w:rStyle w:val="AttributeTok"/>
+        </w:rPr>
+        <w:t xml:space="preserve">x =</w:t>
+      </w:r>
+      <w:r>
+        <w:rPr>
+          <w:rStyle w:val="NormalTok"/>
+        </w:rPr>
+        <w:t xml:space="preserve"> location, </w:t>
+      </w:r>
+      <w:r>
+        <w:rPr>
+          <w:rStyle w:val="AttributeTok"/>
+        </w:rPr>
+        <w:t xml:space="preserve">y =</w:t>
+      </w:r>
+      <w:r>
+        <w:rPr>
+          <w:rStyle w:val="NormalTok"/>
+        </w:rPr>
+        <w:t xml:space="preserve"> peanut_yield)) </w:t>
+      </w:r>
+      <w:r>
+        <w:rPr>
+          <w:rStyle w:val="SpecialCharTok"/>
+        </w:rPr>
+        <w:t xml:space="preserve">+</w:t>
+      </w:r>
+      <w:r>
+        <w:br/>
+      </w:r>
+      <w:r>
+        <w:rPr>
+          <w:rStyle w:val="NormalTok"/>
+        </w:rPr>
+        <w:t xml:space="preserve">  </w:t>
+      </w:r>
+      <w:r>
+        <w:rPr>
+          <w:rStyle w:val="FunctionTok"/>
+        </w:rPr>
+        <w:t xml:space="preserve">geom_boxplot</w:t>
+      </w:r>
+      <w:r>
+        <w:rPr>
+          <w:rStyle w:val="NormalTok"/>
+        </w:rPr>
+        <w:t xml:space="preserve">(</w:t>
+      </w:r>
+      <w:r>
+        <w:rPr>
+          <w:rStyle w:val="AttributeTok"/>
+        </w:rPr>
+        <w:t xml:space="preserve">outlier.alpha =</w:t>
+      </w:r>
+      <w:r>
+        <w:rPr>
+          <w:rStyle w:val="NormalTok"/>
+        </w:rPr>
+        <w:t xml:space="preserve"> </w:t>
+      </w:r>
+      <w:r>
+        <w:rPr>
+          <w:rStyle w:val="FloatTok"/>
+        </w:rPr>
+        <w:t xml:space="preserve">0.2</w:t>
+      </w:r>
+      <w:r>
+        <w:rPr>
+          <w:rStyle w:val="NormalTok"/>
+        </w:rPr>
+        <w:t xml:space="preserve">) </w:t>
+      </w:r>
+      <w:r>
+        <w:rPr>
+          <w:rStyle w:val="SpecialCharTok"/>
+        </w:rPr>
+        <w:t xml:space="preserve">+</w:t>
+      </w:r>
+      <w:r>
+        <w:br/>
+      </w:r>
+      <w:r>
+        <w:rPr>
+          <w:rStyle w:val="NormalTok"/>
+        </w:rPr>
+        <w:t xml:space="preserve">  </w:t>
+      </w:r>
+      <w:r>
+        <w:rPr>
+          <w:rStyle w:val="FunctionTok"/>
+        </w:rPr>
+        <w:t xml:space="preserve">labs</w:t>
+      </w:r>
+      <w:r>
+        <w:rPr>
+          <w:rStyle w:val="NormalTok"/>
+        </w:rPr>
+        <w:t xml:space="preserve">(</w:t>
+      </w:r>
+      <w:r>
+        <w:rPr>
+          <w:rStyle w:val="AttributeTok"/>
+        </w:rPr>
+        <w:t xml:space="preserve">x =</w:t>
+      </w:r>
+      <w:r>
+        <w:rPr>
+          <w:rStyle w:val="NormalTok"/>
+        </w:rPr>
+        <w:t xml:space="preserve"> </w:t>
+      </w:r>
+      <w:r>
+        <w:rPr>
+          <w:rStyle w:val="StringTok"/>
+        </w:rPr>
+        <w:t xml:space="preserve">"Location"</w:t>
+      </w:r>
+      <w:r>
+        <w:rPr>
+          <w:rStyle w:val="NormalTok"/>
+        </w:rPr>
+        <w:t xml:space="preserve">, </w:t>
+      </w:r>
+      <w:r>
+        <w:rPr>
+          <w:rStyle w:val="AttributeTok"/>
+        </w:rPr>
+        <w:t xml:space="preserve">y =</w:t>
+      </w:r>
+      <w:r>
+        <w:rPr>
+          <w:rStyle w:val="NormalTok"/>
+        </w:rPr>
+        <w:t xml:space="preserve"> </w:t>
+      </w:r>
+      <w:r>
+        <w:rPr>
+          <w:rStyle w:val="StringTok"/>
+        </w:rPr>
+        <w:t xml:space="preserve">"Peanut Yield (lb/acre)"</w:t>
+      </w:r>
+      <w:r>
+        <w:rPr>
+          <w:rStyle w:val="NormalTok"/>
+        </w:rPr>
+        <w:t xml:space="preserve">) </w:t>
+      </w:r>
+      <w:r>
+        <w:rPr>
+          <w:rStyle w:val="SpecialCharTok"/>
+        </w:rPr>
+        <w:t xml:space="preserve">+</w:t>
+      </w:r>
+      <w:r>
+        <w:br/>
+      </w:r>
+      <w:r>
+        <w:rPr>
+          <w:rStyle w:val="NormalTok"/>
+        </w:rPr>
+        <w:t xml:space="preserve">  </w:t>
+      </w:r>
+      <w:r>
+        <w:rPr>
+          <w:rStyle w:val="FunctionTok"/>
+        </w:rPr>
+        <w:t xml:space="preserve">theme_bw</w:t>
+      </w:r>
+      <w:r>
+        <w:rPr>
+          <w:rStyle w:val="NormalTok"/>
+        </w:rPr>
+        <w:t xml:space="preserve">()</w:t>
+      </w:r>
+    </w:p>
+    <w:p>
+      <w:pPr>
+        <w:pStyle w:val="SourceCode"/>
+      </w:pPr>
+      <w:r>
+        <w:rPr>
+          <w:rStyle w:val="VerbatimChar"/>
+        </w:rPr>
+        <w:t xml:space="preserve">Warning: Removed 4693 rows containing non-finite values (`stat_boxplot()`).</w:t>
+      </w:r>
+    </w:p>
+    <w:p>
+      <w:pPr>
+        <w:pStyle w:val="FirstParagraph"/>
+      </w:pPr>
+      <w:r>
+        <w:drawing>
+          <wp:inline>
+            <wp:extent cx="4620126" cy="3696101"/>
+            <wp:effectExtent b="0" l="0" r="0" t="0"/>
+            <wp:docPr descr="" title="" id="47" name="Picture"/>
+            <a:graphic>
+              <a:graphicData uri="http://schemas.openxmlformats.org/drawingml/2006/picture">
+                <pic:pic>
+                  <pic:nvPicPr>
+                    <pic:cNvPr descr="Manuscript_files/figure-docx/unnamed-chunk-5-5.png" id="48" name="Picture"/>
+                    <pic:cNvPicPr>
+                      <a:picLocks noChangeArrowheads="1" noChangeAspect="1"/>
+                    </pic:cNvPicPr>
+                  </pic:nvPicPr>
+                  <pic:blipFill>
+                    <a:blip r:embed="rId46"/>
+                    <a:stretch>
+                      <a:fillRect/>
+                    </a:stretch>
+                  </pic:blipFill>
+                  <pic:spPr bwMode="auto">
+                    <a:xfrm>
+                      <a:off x="0" y="0"/>
+                      <a:ext cx="4620126" cy="3696101"/>
+                    </a:xfrm>
+                    <a:prstGeom prst="rect">
+                      <a:avLst/>
+                    </a:prstGeom>
+                    <a:noFill/>
+                    <a:ln w="9525">
+                      <a:noFill/>
+                      <a:headEnd/>
+                      <a:tailEnd/>
+                    </a:ln>
+                  </pic:spPr>
+                </pic:pic>
+              </a:graphicData>
+            </a:graphic>
+          </wp:inline>
+        </w:drawing>
+      </w:r>
+    </w:p>
+    <w:p>
+      <w:pPr>
+        <w:pStyle w:val="SourceCode"/>
+      </w:pPr>
+      <w:r>
+        <w:rPr>
+          <w:rStyle w:val="NormalTok"/>
+        </w:rPr>
+        <w:t xml:space="preserve">df </w:t>
+      </w:r>
+      <w:r>
+        <w:rPr>
+          <w:rStyle w:val="SpecialCharTok"/>
+        </w:rPr>
+        <w:t xml:space="preserve">%&gt;%</w:t>
+      </w:r>
+      <w:r>
+        <w:br/>
+      </w:r>
+      <w:r>
+        <w:rPr>
+          <w:rStyle w:val="NormalTok"/>
+        </w:rPr>
+        <w:t xml:space="preserve">  </w:t>
+      </w:r>
+      <w:r>
+        <w:rPr>
+          <w:rStyle w:val="FunctionTok"/>
+        </w:rPr>
+        <w:t xml:space="preserve">group_by</w:t>
+      </w:r>
+      <w:r>
+        <w:rPr>
+          <w:rStyle w:val="NormalTok"/>
+        </w:rPr>
+        <w:t xml:space="preserve">(year, location) </w:t>
+      </w:r>
+      <w:r>
+        <w:rPr>
+          <w:rStyle w:val="SpecialCharTok"/>
+        </w:rPr>
+        <w:t xml:space="preserve">%&gt;%</w:t>
+      </w:r>
+      <w:r>
+        <w:br/>
+      </w:r>
+      <w:r>
+        <w:rPr>
+          <w:rStyle w:val="NormalTok"/>
+        </w:rPr>
+        <w:t xml:space="preserve">  </w:t>
+      </w:r>
+      <w:r>
+        <w:rPr>
+          <w:rStyle w:val="FunctionTok"/>
+        </w:rPr>
+        <w:t xml:space="preserve">summarise</w:t>
+      </w:r>
+      <w:r>
+        <w:rPr>
+          <w:rStyle w:val="NormalTok"/>
+        </w:rPr>
+        <w:t xml:space="preserve">(</w:t>
+      </w:r>
+      <w:r>
+        <w:rPr>
+          <w:rStyle w:val="AttributeTok"/>
+        </w:rPr>
+        <w:t xml:space="preserve">mean_yield =</w:t>
+      </w:r>
+      <w:r>
+        <w:rPr>
+          <w:rStyle w:val="NormalTok"/>
+        </w:rPr>
+        <w:t xml:space="preserve"> </w:t>
+      </w:r>
+      <w:r>
+        <w:rPr>
+          <w:rStyle w:val="FunctionTok"/>
+        </w:rPr>
+        <w:t xml:space="preserve">mean</w:t>
+      </w:r>
+      <w:r>
+        <w:rPr>
+          <w:rStyle w:val="NormalTok"/>
+        </w:rPr>
+        <w:t xml:space="preserve">(peanut_yield, </w:t>
+      </w:r>
+      <w:r>
+        <w:rPr>
+          <w:rStyle w:val="AttributeTok"/>
+        </w:rPr>
+        <w:t xml:space="preserve">na.rm =</w:t>
+      </w:r>
+      <w:r>
+        <w:rPr>
+          <w:rStyle w:val="NormalTok"/>
+        </w:rPr>
+        <w:t xml:space="preserve"> </w:t>
+      </w:r>
+      <w:r>
+        <w:rPr>
+          <w:rStyle w:val="ConstantTok"/>
+        </w:rPr>
+        <w:t xml:space="preserve">TRUE</w:t>
+      </w:r>
+      <w:r>
+        <w:rPr>
+          <w:rStyle w:val="NormalTok"/>
+        </w:rPr>
+        <w:t xml:space="preserve">),</w:t>
+      </w:r>
+      <w:r>
+        <w:br/>
+      </w:r>
+      <w:r>
+        <w:rPr>
+          <w:rStyle w:val="NormalTok"/>
+        </w:rPr>
+        <w:t xml:space="preserve">            </w:t>
+      </w:r>
+      <w:r>
+        <w:rPr>
+          <w:rStyle w:val="AttributeTok"/>
+        </w:rPr>
+        <w:t xml:space="preserve">.groups =</w:t>
+      </w:r>
+      <w:r>
+        <w:rPr>
+          <w:rStyle w:val="NormalTok"/>
+        </w:rPr>
+        <w:t xml:space="preserve"> </w:t>
+      </w:r>
+      <w:r>
+        <w:rPr>
+          <w:rStyle w:val="StringTok"/>
+        </w:rPr>
+        <w:t xml:space="preserve">"drop"</w:t>
+      </w:r>
+      <w:r>
+        <w:rPr>
+          <w:rStyle w:val="NormalTok"/>
+        </w:rPr>
+        <w:t xml:space="preserve">) </w:t>
+      </w:r>
+      <w:r>
+        <w:rPr>
+          <w:rStyle w:val="SpecialCharTok"/>
+        </w:rPr>
+        <w:t xml:space="preserve">%&gt;%</w:t>
+      </w:r>
+      <w:r>
+        <w:br/>
+      </w:r>
+      <w:r>
+        <w:rPr>
+          <w:rStyle w:val="NormalTok"/>
+        </w:rPr>
+        <w:t xml:space="preserve">  </w:t>
+      </w:r>
+      <w:r>
+        <w:rPr>
+          <w:rStyle w:val="FunctionTok"/>
+        </w:rPr>
+        <w:t xml:space="preserve">ggplot</w:t>
+      </w:r>
+      <w:r>
+        <w:rPr>
+          <w:rStyle w:val="NormalTok"/>
+        </w:rPr>
+        <w:t xml:space="preserve">(</w:t>
+      </w:r>
+      <w:r>
+        <w:rPr>
+          <w:rStyle w:val="FunctionTok"/>
+        </w:rPr>
+        <w:t xml:space="preserve">aes</w:t>
+      </w:r>
+      <w:r>
+        <w:rPr>
+          <w:rStyle w:val="NormalTok"/>
+        </w:rPr>
+        <w:t xml:space="preserve">(</w:t>
+      </w:r>
+      <w:r>
+        <w:rPr>
+          <w:rStyle w:val="AttributeTok"/>
+        </w:rPr>
+        <w:t xml:space="preserve">x =</w:t>
+      </w:r>
+      <w:r>
+        <w:rPr>
+          <w:rStyle w:val="NormalTok"/>
+        </w:rPr>
+        <w:t xml:space="preserve"> year, </w:t>
+      </w:r>
+      <w:r>
+        <w:rPr>
+          <w:rStyle w:val="AttributeTok"/>
+        </w:rPr>
+        <w:t xml:space="preserve">y =</w:t>
+      </w:r>
+      <w:r>
+        <w:rPr>
+          <w:rStyle w:val="NormalTok"/>
+        </w:rPr>
+        <w:t xml:space="preserve"> mean_yield)) </w:t>
+      </w:r>
+      <w:r>
+        <w:rPr>
+          <w:rStyle w:val="SpecialCharTok"/>
+        </w:rPr>
+        <w:t xml:space="preserve">+</w:t>
+      </w:r>
+      <w:r>
+        <w:br/>
+      </w:r>
+      <w:r>
+        <w:rPr>
+          <w:rStyle w:val="NormalTok"/>
+        </w:rPr>
+        <w:t xml:space="preserve">  </w:t>
+      </w:r>
+      <w:r>
+        <w:rPr>
+          <w:rStyle w:val="FunctionTok"/>
+        </w:rPr>
+        <w:t xml:space="preserve">geom_line</w:t>
+      </w:r>
+      <w:r>
+        <w:rPr>
+          <w:rStyle w:val="NormalTok"/>
+        </w:rPr>
+        <w:t xml:space="preserve">() </w:t>
+      </w:r>
+      <w:r>
+        <w:rPr>
+          <w:rStyle w:val="SpecialCharTok"/>
+        </w:rPr>
+        <w:t xml:space="preserve">+</w:t>
+      </w:r>
+      <w:r>
+        <w:br/>
+      </w:r>
+      <w:r>
+        <w:rPr>
+          <w:rStyle w:val="NormalTok"/>
+        </w:rPr>
+        <w:t xml:space="preserve">  </w:t>
+      </w:r>
+      <w:r>
+        <w:rPr>
+          <w:rStyle w:val="FunctionTok"/>
+        </w:rPr>
+        <w:t xml:space="preserve">geom_point</w:t>
+      </w:r>
+      <w:r>
+        <w:rPr>
+          <w:rStyle w:val="NormalTok"/>
+        </w:rPr>
+        <w:t xml:space="preserve">() </w:t>
+      </w:r>
+      <w:r>
+        <w:rPr>
+          <w:rStyle w:val="SpecialCharTok"/>
+        </w:rPr>
+        <w:t xml:space="preserve">+</w:t>
+      </w:r>
+      <w:r>
+        <w:br/>
+      </w:r>
+      <w:r>
+        <w:rPr>
+          <w:rStyle w:val="NormalTok"/>
+        </w:rPr>
+        <w:t xml:space="preserve">  </w:t>
+      </w:r>
+      <w:r>
+        <w:rPr>
+          <w:rStyle w:val="FunctionTok"/>
+        </w:rPr>
+        <w:t xml:space="preserve">facet_wrap</w:t>
+      </w:r>
+      <w:r>
+        <w:rPr>
+          <w:rStyle w:val="NormalTok"/>
+        </w:rPr>
+        <w:t xml:space="preserve">(</w:t>
+      </w:r>
+      <w:r>
+        <w:rPr>
+          <w:rStyle w:val="SpecialCharTok"/>
+        </w:rPr>
+        <w:t xml:space="preserve">~</w:t>
+      </w:r>
+      <w:r>
+        <w:rPr>
+          <w:rStyle w:val="NormalTok"/>
+        </w:rPr>
+        <w:t xml:space="preserve"> location) </w:t>
+      </w:r>
+      <w:r>
+        <w:rPr>
+          <w:rStyle w:val="SpecialCharTok"/>
+        </w:rPr>
+        <w:t xml:space="preserve">+</w:t>
+      </w:r>
+      <w:r>
+        <w:br/>
+      </w:r>
+      <w:r>
+        <w:rPr>
+          <w:rStyle w:val="NormalTok"/>
+        </w:rPr>
+        <w:t xml:space="preserve">  </w:t>
+      </w:r>
+      <w:r>
+        <w:rPr>
+          <w:rStyle w:val="FunctionTok"/>
+        </w:rPr>
+        <w:t xml:space="preserve">theme_bw</w:t>
+      </w:r>
+      <w:r>
+        <w:rPr>
+          <w:rStyle w:val="NormalTok"/>
+        </w:rPr>
+        <w:t xml:space="preserve">()</w:t>
+      </w:r>
+    </w:p>
+    <w:p>
+      <w:pPr>
+        <w:pStyle w:val="SourceCode"/>
+      </w:pPr>
+      <w:r>
+        <w:rPr>
+          <w:rStyle w:val="VerbatimChar"/>
+        </w:rPr>
+        <w:t xml:space="preserve">`geom_line()`: Each group consists of only one observation.</w:t>
+      </w:r>
+      <w:r>
+        <w:br/>
+      </w:r>
+      <w:r>
+        <w:rPr>
+          <w:rStyle w:val="VerbatimChar"/>
+        </w:rPr>
+        <w:t xml:space="preserve">ℹ Do you need to adjust the group aesthetic?</w:t>
+      </w:r>
+    </w:p>
+    <w:p>
+      <w:pPr>
+        <w:pStyle w:val="SourceCode"/>
+      </w:pPr>
+      <w:r>
+        <w:rPr>
+          <w:rStyle w:val="VerbatimChar"/>
+        </w:rPr>
+        <w:t xml:space="preserve">Warning: Removed 3 rows containing missing values (`geom_point()`).</w:t>
+      </w:r>
+    </w:p>
+    <w:p>
+      <w:pPr>
+        <w:pStyle w:val="FirstParagraph"/>
+      </w:pPr>
+      <w:r>
+        <w:drawing>
+          <wp:inline>
+            <wp:extent cx="4620126" cy="3696101"/>
+            <wp:effectExtent b="0" l="0" r="0" t="0"/>
+            <wp:docPr descr="" title="" id="50" name="Picture"/>
+            <a:graphic>
+              <a:graphicData uri="http://schemas.openxmlformats.org/drawingml/2006/picture">
+                <pic:pic>
+                  <pic:nvPicPr>
+                    <pic:cNvPr descr="Manuscript_files/figure-docx/unnamed-chunk-5-6.png" id="51" name="Picture"/>
+                    <pic:cNvPicPr>
+                      <a:picLocks noChangeArrowheads="1" noChangeAspect="1"/>
+                    </pic:cNvPicPr>
+                  </pic:nvPicPr>
+                  <pic:blipFill>
+                    <a:blip r:embed="rId49"/>
+                    <a:stretch>
+                      <a:fillRect/>
+                    </a:stretch>
+                  </pic:blipFill>
+                  <pic:spPr bwMode="auto">
+                    <a:xfrm>
+                      <a:off x="0" y="0"/>
+                      <a:ext cx="4620126" cy="3696101"/>
+                    </a:xfrm>
+                    <a:prstGeom prst="rect">
+                      <a:avLst/>
+                    </a:prstGeom>
+                    <a:noFill/>
+                    <a:ln w="9525">
+                      <a:noFill/>
+                      <a:headEnd/>
+                      <a:tailEnd/>
+                    </a:ln>
+                  </pic:spPr>
+                </pic:pic>
+              </a:graphicData>
+            </a:graphic>
+          </wp:inline>
+        </w:drawing>
       </w:r>
     </w:p>
     <w:p>
@@ -700,7 +5741,7 @@
       <w:tr>
         <w:tc>
           <w:tcPr/>
-          <w:bookmarkStart w:id="35" w:name="tbl-summarytable"/>
+          <w:bookmarkStart w:id="52" w:name="tbl-summarytable"/>
           <w:p>
             <w:pPr>
               <w:jc w:val="center"/>
@@ -1530,13 +6571,13 @@
               </w:tc>
             </w:tr>
           </w:tbl>
-          <w:bookmarkEnd w:id="35"/>
+          <w:bookmarkEnd w:id="52"/>
           <w:p/>
         </w:tc>
       </w:tr>
     </w:tbl>
-    <w:bookmarkEnd w:id="36"/>
-    <w:bookmarkStart w:id="41" w:name="basic-statistical-analysis"/>
+    <w:bookmarkEnd w:id="53"/>
+    <w:bookmarkStart w:id="58" w:name="basic-statistical-analysis"/>
     <w:p>
       <w:pPr>
         <w:pStyle w:val="Heading2"/>
@@ -1617,7 +6658,7 @@
       <w:tr>
         <w:tc>
           <w:tcPr/>
-          <w:bookmarkStart w:id="40" w:name="fig-result"/>
+          <w:bookmarkStart w:id="57" w:name="fig-result"/>
           <w:p>
             <w:pPr>
               <w:pStyle w:val="Compact"/>
@@ -1628,18 +6669,18 @@
                 <wp:inline>
                   <wp:extent cx="5334000" cy="5334000"/>
                   <wp:effectExtent b="0" l="0" r="0" t="0"/>
-                  <wp:docPr descr="" title="" id="38" name="Picture"/>
+                  <wp:docPr descr="" title="" id="55" name="Picture"/>
                   <a:graphic>
                     <a:graphicData uri="http://schemas.openxmlformats.org/drawingml/2006/picture">
                       <pic:pic>
                         <pic:nvPicPr>
-                          <pic:cNvPr descr="../../results/figures/height-weight-stratified.png" id="39" name="Picture"/>
+                          <pic:cNvPr descr="../../results/figures/height-weight-stratified.png" id="56" name="Picture"/>
                           <pic:cNvPicPr>
                             <a:picLocks noChangeArrowheads="1" noChangeAspect="1"/>
                           </pic:cNvPicPr>
                         </pic:nvPicPr>
                         <pic:blipFill>
-                          <a:blip r:embed="rId37"/>
+                          <a:blip r:embed="rId54"/>
                           <a:stretch>
                             <a:fillRect/>
                           </a:stretch>
@@ -1679,12 +6720,12 @@
               <w:t xml:space="preserve">Figure 2: Height and weight stratified by gender.</w:t>
             </w:r>
           </w:p>
-          <w:bookmarkEnd w:id="40"/>
+          <w:bookmarkEnd w:id="57"/>
         </w:tc>
       </w:tr>
     </w:tbl>
-    <w:bookmarkEnd w:id="41"/>
-    <w:bookmarkStart w:id="43" w:name="full-analysis"/>
+    <w:bookmarkEnd w:id="58"/>
+    <w:bookmarkStart w:id="60" w:name="full-analysis"/>
     <w:p>
       <w:pPr>
         <w:pStyle w:val="Heading2"/>
@@ -1743,7 +6784,7 @@
       <w:tr>
         <w:tc>
           <w:tcPr/>
-          <w:bookmarkStart w:id="42" w:name="tbl-resulttable2"/>
+          <w:bookmarkStart w:id="59" w:name="tbl-resulttable2"/>
           <w:p>
             <w:pPr>
               <w:jc w:val="center"/>
@@ -2109,7 +7150,7 @@
               </w:tc>
             </w:tr>
           </w:tbl>
-          <w:bookmarkEnd w:id="42"/>
+          <w:bookmarkEnd w:id="59"/>
           <w:p/>
         </w:tc>
       </w:tr>
@@ -2119,9 +7160,9 @@
         <w:br w:type="page"/>
       </w:r>
     </w:p>
-    <w:bookmarkEnd w:id="43"/>
-    <w:bookmarkEnd w:id="44"/>
-    <w:bookmarkStart w:id="49" w:name="discussion"/>
+    <w:bookmarkEnd w:id="60"/>
+    <w:bookmarkEnd w:id="61"/>
+    <w:bookmarkStart w:id="66" w:name="discussion"/>
     <w:p>
       <w:pPr>
         <w:pStyle w:val="Heading1"/>
@@ -2130,7 +7171,7 @@
         <w:t xml:space="preserve">5. Discussion</w:t>
       </w:r>
     </w:p>
-    <w:bookmarkStart w:id="45" w:name="summary-and-interpretation"/>
+    <w:bookmarkStart w:id="62" w:name="summary-and-interpretation"/>
     <w:p>
       <w:pPr>
         <w:pStyle w:val="Heading2"/>
@@ -2151,8 +7192,8 @@
         <w:t xml:space="preserve">Summarize what you did, what you found and what it means.</w:t>
       </w:r>
     </w:p>
-    <w:bookmarkEnd w:id="45"/>
-    <w:bookmarkStart w:id="46" w:name="strengths-and-limitations"/>
+    <w:bookmarkEnd w:id="62"/>
+    <w:bookmarkStart w:id="63" w:name="strengths-and-limitations"/>
     <w:p>
       <w:pPr>
         <w:pStyle w:val="Heading2"/>
@@ -2173,8 +7214,8 @@
         <w:t xml:space="preserve">Discuss what you perceive as strengths and limitations of your analysis.</w:t>
       </w:r>
     </w:p>
-    <w:bookmarkEnd w:id="46"/>
-    <w:bookmarkStart w:id="48" w:name="conclusions"/>
+    <w:bookmarkEnd w:id="63"/>
+    <w:bookmarkStart w:id="65" w:name="conclusions"/>
     <w:p>
       <w:pPr>
         <w:pStyle w:val="Heading2"/>
@@ -2257,7 +7298,7 @@
       <w:r>
         <w:t xml:space="preserve"> </w:t>
       </w:r>
-      <w:hyperlink r:id="rId47">
+      <w:hyperlink r:id="rId64">
         <w:r>
           <w:rPr>
             <w:rStyle w:val="Hyperlink"/>
@@ -2274,9 +7315,9 @@
         <w:br w:type="page"/>
       </w:r>
     </w:p>
-    <w:bookmarkEnd w:id="48"/>
-    <w:bookmarkEnd w:id="49"/>
-    <w:bookmarkStart w:id="57" w:name="references"/>
+    <w:bookmarkEnd w:id="65"/>
+    <w:bookmarkEnd w:id="66"/>
+    <w:bookmarkStart w:id="74" w:name="references"/>
     <w:p>
       <w:pPr>
         <w:pStyle w:val="Heading1"/>
@@ -2285,8 +7326,8 @@
         <w:t xml:space="preserve">6. References</w:t>
       </w:r>
     </w:p>
-    <w:bookmarkStart w:id="56" w:name="refs"/>
-    <w:bookmarkStart w:id="51" w:name="ref-leek2015"/>
+    <w:bookmarkStart w:id="73" w:name="refs"/>
+    <w:bookmarkStart w:id="68" w:name="ref-leek2015"/>
     <w:p>
       <w:pPr>
         <w:pStyle w:val="Bibliography"/>
@@ -2306,7 +7347,7 @@
       <w:r>
         <w:t xml:space="preserve"> </w:t>
       </w:r>
-      <w:hyperlink r:id="rId50">
+      <w:hyperlink r:id="rId67">
         <w:r>
           <w:rPr>
             <w:rStyle w:val="Hyperlink"/>
@@ -2355,8 +7396,8 @@
         <w:t xml:space="preserve"> </w:t>
       </w:r>
     </w:p>
-    <w:bookmarkEnd w:id="51"/>
-    <w:bookmarkStart w:id="53" w:name="ref-mckay2020"/>
+    <w:bookmarkEnd w:id="68"/>
+    <w:bookmarkStart w:id="70" w:name="ref-mckay2020"/>
     <w:p>
       <w:pPr>
         <w:pStyle w:val="Bibliography"/>
@@ -2376,7 +7417,7 @@
       <w:r>
         <w:t xml:space="preserve"> </w:t>
       </w:r>
-      <w:hyperlink r:id="rId52">
+      <w:hyperlink r:id="rId69">
         <w:r>
           <w:rPr>
             <w:rStyle w:val="Hyperlink"/>
@@ -2491,8 +7532,8 @@
         <w:t xml:space="preserve"> </w:t>
       </w:r>
     </w:p>
-    <w:bookmarkEnd w:id="53"/>
-    <w:bookmarkStart w:id="55" w:name="ref-mckay2020a"/>
+    <w:bookmarkEnd w:id="70"/>
+    <w:bookmarkStart w:id="72" w:name="ref-mckay2020a"/>
     <w:p>
       <w:pPr>
         <w:pStyle w:val="Bibliography"/>
@@ -2512,7 +7553,7 @@
       <w:r>
         <w:t xml:space="preserve"> </w:t>
       </w:r>
-      <w:hyperlink r:id="rId54">
+      <w:hyperlink r:id="rId71">
         <w:r>
           <w:rPr>
             <w:rStyle w:val="Hyperlink"/>
@@ -2537,9 +7578,9 @@
         <w:t xml:space="preserve"> </w:t>
       </w:r>
     </w:p>
-    <w:bookmarkEnd w:id="55"/>
-    <w:bookmarkEnd w:id="56"/>
-    <w:bookmarkEnd w:id="57"/>
+    <w:bookmarkEnd w:id="72"/>
+    <w:bookmarkEnd w:id="73"/>
+    <w:bookmarkEnd w:id="74"/>
     <w:sectPr>
       <w:footnotePr>
         <w:numRestart w:val="eachSect"/>
@@ -2845,6 +7886,36 @@
     <w:abstractNumId w:val="991"/>
   </w:num>
   <w:num w:numId="1002">
+    <w:abstractNumId w:val="99411"/>
+    <w:lvlOverride w:ilvl="0">
+      <w:startOverride w:val="1"/>
+    </w:lvlOverride>
+    <w:lvlOverride w:ilvl="1">
+      <w:startOverride w:val="1"/>
+    </w:lvlOverride>
+    <w:lvlOverride w:ilvl="2">
+      <w:startOverride w:val="1"/>
+    </w:lvlOverride>
+    <w:lvlOverride w:ilvl="3">
+      <w:startOverride w:val="1"/>
+    </w:lvlOverride>
+    <w:lvlOverride w:ilvl="4">
+      <w:startOverride w:val="1"/>
+    </w:lvlOverride>
+    <w:lvlOverride w:ilvl="5">
+      <w:startOverride w:val="1"/>
+    </w:lvlOverride>
+    <w:lvlOverride w:ilvl="6">
+      <w:startOverride w:val="1"/>
+    </w:lvlOverride>
+    <w:lvlOverride w:ilvl="7">
+      <w:startOverride w:val="1"/>
+    </w:lvlOverride>
+    <w:lvlOverride w:ilvl="8">
+      <w:startOverride w:val="1"/>
+    </w:lvlOverride>
+  </w:num>
+  <w:num w:numId="1003">
     <w:abstractNumId w:val="99411"/>
     <w:lvlOverride w:ilvl="0">
       <w:startOverride w:val="1"/>

--- a/products/manuscript/Manuscript.docx
+++ b/products/manuscript/Manuscript.docx
@@ -806,7 +806,7 @@
     </w:p>
     <w:bookmarkEnd w:id="24"/>
     <w:bookmarkEnd w:id="25"/>
-    <w:bookmarkStart w:id="34" w:name="methods"/>
+    <w:bookmarkStart w:id="29" w:name="methods"/>
     <w:p>
       <w:pPr>
         <w:pStyle w:val="Heading1"/>
@@ -827,13 +827,13 @@
         <w:t xml:space="preserve">Describe your methods. That should describe the data, the cleaning processes, and the analysis approaches. You might want to provide a shorter description here and all the details in the supplement.</w:t>
       </w:r>
     </w:p>
-    <w:bookmarkStart w:id="30" w:name="schematic-of-workflow"/>
+    <w:bookmarkStart w:id="26" w:name="data-acquisition"/>
     <w:p>
       <w:pPr>
         <w:pStyle w:val="Heading2"/>
       </w:pPr>
       <w:r>
-        <w:t xml:space="preserve">3.1 Schematic of workflow</w:t>
+        <w:t xml:space="preserve">3.1 Data acquisition</w:t>
       </w:r>
     </w:p>
     <w:p>
@@ -841,45 +841,80 @@
         <w:pStyle w:val="FirstParagraph"/>
       </w:pPr>
       <w:r>
-        <w:t xml:space="preserve">Sometimes you might want to show a schematic diagram/figure that was not created with code (if you can do it with code, do it).</w:t>
-      </w:r>
-      <w:r>
-        <w:t xml:space="preserve"> </w:t>
-      </w:r>
-      <w:hyperlink w:anchor="fig-schematic">
-        <w:r>
-          <w:rPr>
-            <w:rStyle w:val="Hyperlink"/>
-          </w:rPr>
-          <w:t xml:space="preserve">Figure 1</w:t>
-        </w:r>
-      </w:hyperlink>
-      <w:r>
-        <w:t xml:space="preserve"> </w:t>
-      </w:r>
-      <w:r>
-        <w:t xml:space="preserve">is an example of some - completely random/unrelated - schematic that was generated with BioRender.</w:t>
-      </w:r>
-      <w:r>
-        <w:t xml:space="preserve"> </w:t>
-      </w:r>
-      <w:r>
-        <w:t xml:space="preserve">We store those figures in the</w:t>
-      </w:r>
-      <w:r>
-        <w:t xml:space="preserve"> </w:t>
-      </w:r>
-      <w:r>
         <w:rPr>
-          <w:rStyle w:val="VerbatimChar"/>
+          <w:i/>
+          <w:iCs/>
         </w:rPr>
-        <w:t xml:space="preserve">assets</w:t>
-      </w:r>
-      <w:r>
-        <w:t xml:space="preserve"> </w:t>
-      </w:r>
-      <w:r>
-        <w:t xml:space="preserve">folder.</w:t>
+        <w:t xml:space="preserve">As applicable, explain where and how you got the data. If you directly import the data from an online source, you can combine this section with the next.</w:t>
+      </w:r>
+    </w:p>
+    <w:bookmarkEnd w:id="26"/>
+    <w:bookmarkStart w:id="27" w:name="data-import-and-cleaning"/>
+    <w:p>
+      <w:pPr>
+        <w:pStyle w:val="Heading2"/>
+      </w:pPr>
+      <w:r>
+        <w:t xml:space="preserve">3.2 Data import and cleaning</w:t>
+      </w:r>
+    </w:p>
+    <w:p>
+      <w:pPr>
+        <w:pStyle w:val="FirstParagraph"/>
+      </w:pPr>
+      <w:r>
+        <w:t xml:space="preserve">Missing information in the form of whitespace and -9 were converted to missing data. Columns that contained numeric information (e.g., total_seed_weight, seed_per_pound, etc.) but classified as characters were converted to numeric data. A subset of the data was created to contain variables necessary for this study: year, location, watered, variety, peanut_yield. Peanut variety names were converted to numbers to keep specific variety performance confidential as requested by the data provider. Lastly, entries with missing data were removed and only varieties grown in all four (4) locations were kept.</w:t>
+      </w:r>
+    </w:p>
+    <w:bookmarkEnd w:id="27"/>
+    <w:bookmarkStart w:id="28" w:name="statistical-analysis"/>
+    <w:p>
+      <w:pPr>
+        <w:pStyle w:val="Heading2"/>
+      </w:pPr>
+      <w:r>
+        <w:t xml:space="preserve">3.3 Statistical analysis</w:t>
+      </w:r>
+    </w:p>
+    <w:p>
+      <w:pPr>
+        <w:pStyle w:val="FirstParagraph"/>
+      </w:pPr>
+      <w:r>
+        <w:t xml:space="preserve">Peanut yield was analyzed as a continuous response variable to evaluate the effects of variety, location, and irrigation treatment. Differences in yield among peanut varieties and among locations were assessed using analysis of variance (ANOVA). To account for environmental variation, models included year and location effects where appropriate. Differences in yield between irrigated and non-irrigated conditions were evaluated using a two-sample t-test. All statistical analyses were assessed at α = 0.05.</w:t>
+      </w:r>
+    </w:p>
+    <w:p>
+      <w:r>
+        <w:br w:type="page"/>
+      </w:r>
+    </w:p>
+    <w:bookmarkEnd w:id="28"/>
+    <w:bookmarkEnd w:id="29"/>
+    <w:bookmarkStart w:id="53" w:name="results"/>
+    <w:p>
+      <w:pPr>
+        <w:pStyle w:val="Heading1"/>
+      </w:pPr>
+      <w:r>
+        <w:t xml:space="preserve">4. Results</w:t>
+      </w:r>
+    </w:p>
+    <w:bookmarkStart w:id="47" w:name="exploratorydescriptive-analysis"/>
+    <w:p>
+      <w:pPr>
+        <w:pStyle w:val="Heading2"/>
+      </w:pPr>
+      <w:r>
+        <w:t xml:space="preserve">4.1 Exploratory/Descriptive analysis</w:t>
+      </w:r>
+    </w:p>
+    <w:p>
+      <w:pPr>
+        <w:pStyle w:val="FirstParagraph"/>
+      </w:pPr>
+      <w:r>
+        <w:t xml:space="preserve">Peanut yield varied widely among the tested varieties (Figure 2). Median yield values spanned a broad range, from 799 to 9,171 lb/acre. While many varieties clustered around intermediate yields (~4,000–6,000 lb/acre), several varieties exhibited consistently higher or lower performance. Substantial within-variety variability was also observed, as indicated by the spread of the boxplots and presence of outliers. Overall, these results suggest considerable differences in yield potential among peanut varieties.</w:t>
       </w:r>
     </w:p>
     <w:tbl>
@@ -895,7 +930,7 @@
       <w:tr>
         <w:tc>
           <w:tcPr/>
-          <w:bookmarkStart w:id="29" w:name="fig-schematic"/>
+          <w:bookmarkStart w:id="33" w:name="fig-eda1"/>
           <w:p>
             <w:pPr>
               <w:pStyle w:val="Compact"/>
@@ -904,20 +939,20 @@
             <w:r>
               <w:drawing>
                 <wp:inline>
-                  <wp:extent cx="5334000" cy="4978399"/>
+                  <wp:extent cx="5334000" cy="3807460"/>
                   <wp:effectExtent b="0" l="0" r="0" t="0"/>
-                  <wp:docPr descr="" title="" id="27" name="Picture"/>
+                  <wp:docPr descr="" title="" id="31" name="Picture"/>
                   <a:graphic>
                     <a:graphicData uri="http://schemas.openxmlformats.org/drawingml/2006/picture">
                       <pic:pic>
                         <pic:nvPicPr>
-                          <pic:cNvPr descr="../../assets/antigen-recognition.png" id="28" name="Picture"/>
+                          <pic:cNvPr descr="../../results/figures/eda_p1.png" id="32" name="Picture"/>
                           <pic:cNvPicPr>
                             <a:picLocks noChangeArrowheads="1" noChangeAspect="1"/>
                           </pic:cNvPicPr>
                         </pic:nvPicPr>
                         <pic:blipFill>
-                          <a:blip r:embed="rId26"/>
+                          <a:blip r:embed="rId30"/>
                           <a:stretch>
                             <a:fillRect/>
                           </a:stretch>
@@ -925,7 +960,7 @@
                         <pic:spPr bwMode="auto">
                           <a:xfrm>
                             <a:off x="0" y="0"/>
-                            <a:ext cx="5334000" cy="4978399"/>
+                            <a:ext cx="5334000" cy="3807460"/>
                           </a:xfrm>
                           <a:prstGeom prst="rect">
                             <a:avLst/>
@@ -954,102 +989,19 @@
               <w:pStyle w:val="ImageCaption"/>
             </w:pPr>
             <w:r>
-              <w:t xml:space="preserve">Figure 1: A figure that is manually generated and shows some overview/schematic. This has nothing to do with the data, it’s just a random one from one of our projects I found and placed here.</w:t>
+              <w:t xml:space="preserve">Figure 1: Yield by variety.</w:t>
             </w:r>
           </w:p>
-          <w:bookmarkEnd w:id="29"/>
+          <w:bookmarkEnd w:id="33"/>
         </w:tc>
       </w:tr>
     </w:tbl>
-    <w:bookmarkEnd w:id="30"/>
-    <w:bookmarkStart w:id="31" w:name="data-acquisition"/>
-    <w:p>
-      <w:pPr>
-        <w:pStyle w:val="Heading2"/>
-      </w:pPr>
-      <w:r>
-        <w:t xml:space="preserve">3.2 Data acquisition</w:t>
-      </w:r>
-    </w:p>
-    <w:p>
-      <w:pPr>
-        <w:pStyle w:val="FirstParagraph"/>
-      </w:pPr>
-      <w:r>
-        <w:rPr>
-          <w:i/>
-          <w:iCs/>
-        </w:rPr>
-        <w:t xml:space="preserve">As applicable, explain where and how you got the data. If you directly import the data from an online source, you can combine this section with the next.</w:t>
-      </w:r>
-    </w:p>
-    <w:bookmarkEnd w:id="31"/>
-    <w:bookmarkStart w:id="32" w:name="data-import-and-cleaning"/>
-    <w:p>
-      <w:pPr>
-        <w:pStyle w:val="Heading2"/>
-      </w:pPr>
-      <w:r>
-        <w:t xml:space="preserve">3.3 Data import and cleaning</w:t>
-      </w:r>
-    </w:p>
-    <w:p>
-      <w:pPr>
-        <w:pStyle w:val="FirstParagraph"/>
-      </w:pPr>
-      <w:r>
-        <w:t xml:space="preserve">Missing information in the form of whitespace and -9 were converted to missing data. Columns that contained numeric information (e.g., total_seed_weight, seed_per_pound, etc.) but classified as characters were converted to numeric data. A subset of the data was created to contain variables necessary for this study: year, location, watered, variety, peanut_yield. Peanut variety names were converted to numbers to keep specific variety performance confidential as requested by the data provider. Lastly, entries with missing data were removed and only varieties grown in all four (4) locations were kept.</w:t>
-      </w:r>
-    </w:p>
-    <w:bookmarkEnd w:id="32"/>
-    <w:bookmarkStart w:id="33" w:name="statistical-analysis"/>
-    <w:p>
-      <w:pPr>
-        <w:pStyle w:val="Heading2"/>
-      </w:pPr>
-      <w:r>
-        <w:t xml:space="preserve">3.4 Statistical analysis</w:t>
-      </w:r>
-    </w:p>
-    <w:p>
-      <w:pPr>
-        <w:pStyle w:val="FirstParagraph"/>
-      </w:pPr>
-      <w:r>
-        <w:t xml:space="preserve">Peanut yield was analyzed as a continuous response variable to evaluate the effects of variety, location, and irrigation treatment. Differences in yield among peanut varieties and among locations were assessed using analysis of variance (ANOVA). To account for environmental variation, models included year and location effects where appropriate. Differences in yield between irrigated and non-irrigated conditions were evaluated using a two-sample t-test. All statistical analyses were assessed at α = 0.05.</w:t>
-      </w:r>
-    </w:p>
-    <w:p>
-      <w:r>
-        <w:br w:type="page"/>
-      </w:r>
-    </w:p>
-    <w:bookmarkEnd w:id="33"/>
-    <w:bookmarkEnd w:id="34"/>
-    <w:bookmarkStart w:id="58" w:name="results"/>
-    <w:p>
-      <w:pPr>
-        <w:pStyle w:val="Heading1"/>
-      </w:pPr>
-      <w:r>
-        <w:t xml:space="preserve">4. Results</w:t>
-      </w:r>
-    </w:p>
-    <w:bookmarkStart w:id="52" w:name="exploratorydescriptive-analysis"/>
-    <w:p>
-      <w:pPr>
-        <w:pStyle w:val="Heading2"/>
-      </w:pPr>
-      <w:r>
-        <w:t xml:space="preserve">4.1 Exploratory/Descriptive analysis</w:t>
-      </w:r>
-    </w:p>
-    <w:p>
-      <w:pPr>
-        <w:pStyle w:val="FirstParagraph"/>
-      </w:pPr>
-      <w:r>
-        <w:t xml:space="preserve">Peanut yield varied widely among the tested varieties (Figure 2). Median yield values spanned a broad range, from 799 to 9,171 lb/acre. While many varieties clustered around intermediate yields (~4,000–6,000 lb/acre), several varieties exhibited consistently higher or lower performance. Substantial within-variety variability was also observed, as indicated by the spread of the boxplots and presence of outliers. Overall, these results suggest considerable differences in yield potential among peanut varieties.</w:t>
+    <w:p>
+      <w:pPr>
+        <w:pStyle w:val="BodyText"/>
+      </w:pPr>
+      <w:r>
+        <w:t xml:space="preserve">Peanut yield differed between irrigated and non-irrigated conditions (Figure 3). Irrigated plots (watered = TRUE) exhibited a higher median yield compared to non-irrigated plots (watered = FALSE). The distribution of yields under irrigation was also shifted upward, with a greater proportion of observations exceeding 5,000 lb/acre. Although variability was present in both groups, the overall pattern indicates that irrigation is associated with increased peanut yield.</w:t>
       </w:r>
     </w:p>
     <w:tbl>
@@ -1065,7 +1017,7 @@
       <w:tr>
         <w:tc>
           <w:tcPr/>
-          <w:bookmarkStart w:id="38" w:name="fig-eda1"/>
+          <w:bookmarkStart w:id="37" w:name="fig-eda2"/>
           <w:p>
             <w:pPr>
               <w:pStyle w:val="Compact"/>
@@ -1076,18 +1028,18 @@
                 <wp:inline>
                   <wp:extent cx="5334000" cy="5334000"/>
                   <wp:effectExtent b="0" l="0" r="0" t="0"/>
-                  <wp:docPr descr="" title="" id="36" name="Picture"/>
+                  <wp:docPr descr="" title="" id="35" name="Picture"/>
                   <a:graphic>
                     <a:graphicData uri="http://schemas.openxmlformats.org/drawingml/2006/picture">
                       <pic:pic>
                         <pic:nvPicPr>
-                          <pic:cNvPr descr="../../results/figures/eda1.png" id="37" name="Picture"/>
+                          <pic:cNvPr descr="../../results/figures/eda_p2.png" id="36" name="Picture"/>
                           <pic:cNvPicPr>
                             <a:picLocks noChangeArrowheads="1" noChangeAspect="1"/>
                           </pic:cNvPicPr>
                         </pic:nvPicPr>
                         <pic:blipFill>
-                          <a:blip r:embed="rId35"/>
+                          <a:blip r:embed="rId34"/>
                           <a:stretch>
                             <a:fillRect/>
                           </a:stretch>
@@ -1124,10 +1076,10 @@
               <w:pStyle w:val="ImageCaption"/>
             </w:pPr>
             <w:r>
-              <w:t xml:space="preserve">Figure 2: Yield by variety.</w:t>
+              <w:t xml:space="preserve">Figure 2: Yield by irrigation.</w:t>
             </w:r>
           </w:p>
-          <w:bookmarkEnd w:id="38"/>
+          <w:bookmarkEnd w:id="37"/>
         </w:tc>
       </w:tr>
     </w:tbl>
@@ -1136,7 +1088,7 @@
         <w:pStyle w:val="BodyText"/>
       </w:pPr>
       <w:r>
-        <w:t xml:space="preserve">Peanut yield differed between irrigated and non-irrigated conditions (Figure 3). Irrigated plots (watered = TRUE) exhibited a higher median yield compared to non-irrigated plots (watered = FALSE). The distribution of yields under irrigation was also shifted upward, with a greater proportion of observations exceeding 5,000 lb/acre. Although variability was present in both groups, the overall pattern indicates that irrigation is associated with increased peanut yield.</w:t>
+        <w:t xml:space="preserve">Yield varied across the four testing locations (Figure 4). Attapulgus exhibited the highest median yield, with values generally concentrated between 6,000 and 7,000 lb/acre. In contrast, Plains showed the lowest median yield and greater variability, with many observations below 5,000 lb/acre. Midville and Tifton displayed intermediate yield distributions, though Midville exhibited a wider spread, including both low and high yield observations. These differences highlight the influence of location on peanut yield performance.</w:t>
       </w:r>
     </w:p>
     <w:tbl>
@@ -1152,7 +1104,7 @@
       <w:tr>
         <w:tc>
           <w:tcPr/>
-          <w:bookmarkStart w:id="42" w:name="fig-eda2"/>
+          <w:bookmarkStart w:id="41" w:name="fig-eda3"/>
           <w:p>
             <w:pPr>
               <w:pStyle w:val="Compact"/>
@@ -1163,18 +1115,18 @@
                 <wp:inline>
                   <wp:extent cx="5334000" cy="5334000"/>
                   <wp:effectExtent b="0" l="0" r="0" t="0"/>
-                  <wp:docPr descr="" title="" id="40" name="Picture"/>
+                  <wp:docPr descr="" title="" id="39" name="Picture"/>
                   <a:graphic>
                     <a:graphicData uri="http://schemas.openxmlformats.org/drawingml/2006/picture">
                       <pic:pic>
                         <pic:nvPicPr>
-                          <pic:cNvPr descr="../../results/figures/eda2.png" id="41" name="Picture"/>
+                          <pic:cNvPr descr="../../results/figures/eda_p3.png" id="40" name="Picture"/>
                           <pic:cNvPicPr>
                             <a:picLocks noChangeArrowheads="1" noChangeAspect="1"/>
                           </pic:cNvPicPr>
                         </pic:nvPicPr>
                         <pic:blipFill>
-                          <a:blip r:embed="rId39"/>
+                          <a:blip r:embed="rId38"/>
                           <a:stretch>
                             <a:fillRect/>
                           </a:stretch>
@@ -1211,10 +1163,10 @@
               <w:pStyle w:val="ImageCaption"/>
             </w:pPr>
             <w:r>
-              <w:t xml:space="preserve">Figure 3: Yield by irrigation.</w:t>
+              <w:t xml:space="preserve">Figure 3: Yield by location.</w:t>
             </w:r>
           </w:p>
-          <w:bookmarkEnd w:id="42"/>
+          <w:bookmarkEnd w:id="41"/>
         </w:tc>
       </w:tr>
     </w:tbl>
@@ -1223,7 +1175,7 @@
         <w:pStyle w:val="BodyText"/>
       </w:pPr>
       <w:r>
-        <w:t xml:space="preserve">Yield varied across the four testing locations (Figure 4). Attapulgus exhibited the highest median yield, with values generally concentrated between 6,000 and 7,000 lb/acre. In contrast, Plains showed the lowest median yield and greater variability, with many observations below 5,000 lb/acre. Midville and Tifton displayed intermediate yield distributions, though Midville exhibited a wider spread, including both low and high yield observations. These differences highlight the influence of location on peanut yield performance.</w:t>
+        <w:t xml:space="preserve">Temporal patterns in yield varied by location (Figure 5). In Midville, yield showed a general upward trend over time, particularly in the later years. Attapulgus exhibited relatively high yields, though limited observations were available. Plains displayed substantial year-to-year variability with no clear long-term trend, while Tifton showed moderate fluctuations, including a notable decline around 2020 followed by recovery in subsequent years.</w:t>
       </w:r>
     </w:p>
     <w:tbl>
@@ -1239,7 +1191,7 @@
       <w:tr>
         <w:tc>
           <w:tcPr/>
-          <w:bookmarkStart w:id="46" w:name="fig-eda3"/>
+          <w:bookmarkStart w:id="45" w:name="fig-eda4"/>
           <w:p>
             <w:pPr>
               <w:pStyle w:val="Compact"/>
@@ -1250,18 +1202,18 @@
                 <wp:inline>
                   <wp:extent cx="5334000" cy="5334000"/>
                   <wp:effectExtent b="0" l="0" r="0" t="0"/>
-                  <wp:docPr descr="" title="" id="44" name="Picture"/>
+                  <wp:docPr descr="" title="" id="43" name="Picture"/>
                   <a:graphic>
                     <a:graphicData uri="http://schemas.openxmlformats.org/drawingml/2006/picture">
                       <pic:pic>
                         <pic:nvPicPr>
-                          <pic:cNvPr descr="../../results/figures/eda3.png" id="45" name="Picture"/>
+                          <pic:cNvPr descr="../../results/figures/eda_p4.png" id="44" name="Picture"/>
                           <pic:cNvPicPr>
                             <a:picLocks noChangeArrowheads="1" noChangeAspect="1"/>
                           </pic:cNvPicPr>
                         </pic:nvPicPr>
                         <pic:blipFill>
-                          <a:blip r:embed="rId43"/>
+                          <a:blip r:embed="rId42"/>
                           <a:stretch>
                             <a:fillRect/>
                           </a:stretch>
@@ -1298,10 +1250,10 @@
               <w:pStyle w:val="ImageCaption"/>
             </w:pPr>
             <w:r>
-              <w:t xml:space="preserve">Figure 4: Yield by location.</w:t>
+              <w:t xml:space="preserve">Figure 4: Yield across years by location.</w:t>
             </w:r>
           </w:p>
-          <w:bookmarkEnd w:id="46"/>
+          <w:bookmarkEnd w:id="45"/>
         </w:tc>
       </w:tr>
     </w:tbl>
@@ -1309,8 +1261,19 @@
       <w:pPr>
         <w:pStyle w:val="BodyText"/>
       </w:pPr>
-      <w:r>
-        <w:t xml:space="preserve">Temporal patterns in yield varied by location (Figure 5). In Midville, yield showed a general upward trend over time, particularly in the later years. Attapulgus exhibited relatively high yields, though limited observations were available. Plains displayed substantial year-to-year variability with no clear long-term trend, while Tifton showed moderate fluctuations, including a notable decline around 2020 followed by recovery in subsequent years.</w:t>
+      <w:hyperlink w:anchor="tbl-summarytable">
+        <w:r>
+          <w:rPr>
+            <w:rStyle w:val="Hyperlink"/>
+          </w:rPr>
+          <w:t xml:space="preserve">Table 2</w:t>
+        </w:r>
+      </w:hyperlink>
+      <w:r>
+        <w:t xml:space="preserve"> </w:t>
+      </w:r>
+      <w:r>
+        <w:t xml:space="preserve">shows a summary of the data.</w:t>
       </w:r>
     </w:p>
     <w:tbl>
@@ -1326,205 +1289,7 @@
       <w:tr>
         <w:tc>
           <w:tcPr/>
-          <w:bookmarkStart w:id="50" w:name="fig-eda4"/>
-          <w:p>
-            <w:pPr>
-              <w:pStyle w:val="Compact"/>
-              <w:jc w:val="center"/>
-            </w:pPr>
-            <w:r>
-              <w:drawing>
-                <wp:inline>
-                  <wp:extent cx="5334000" cy="5334000"/>
-                  <wp:effectExtent b="0" l="0" r="0" t="0"/>
-                  <wp:docPr descr="" title="" id="48" name="Picture"/>
-                  <a:graphic>
-                    <a:graphicData uri="http://schemas.openxmlformats.org/drawingml/2006/picture">
-                      <pic:pic>
-                        <pic:nvPicPr>
-                          <pic:cNvPr descr="../../results/figures/eda4.png" id="49" name="Picture"/>
-                          <pic:cNvPicPr>
-                            <a:picLocks noChangeArrowheads="1" noChangeAspect="1"/>
-                          </pic:cNvPicPr>
-                        </pic:nvPicPr>
-                        <pic:blipFill>
-                          <a:blip r:embed="rId47"/>
-                          <a:stretch>
-                            <a:fillRect/>
-                          </a:stretch>
-                        </pic:blipFill>
-                        <pic:spPr bwMode="auto">
-                          <a:xfrm>
-                            <a:off x="0" y="0"/>
-                            <a:ext cx="5334000" cy="5334000"/>
-                          </a:xfrm>
-                          <a:prstGeom prst="rect">
-                            <a:avLst/>
-                          </a:prstGeom>
-                          <a:noFill/>
-                          <a:ln w="9525">
-                            <a:noFill/>
-                            <a:headEnd/>
-                            <a:tailEnd/>
-                          </a:ln>
-                        </pic:spPr>
-                      </pic:pic>
-                    </a:graphicData>
-                  </a:graphic>
-                </wp:inline>
-              </w:drawing>
-            </w:r>
-          </w:p>
-          <w:p>
-            <w:pPr>
-              <w:jc w:val="center"/>
-            </w:pPr>
-            <w:pPr>
-              <w:jc w:val="left"/>
-              <w:spacing w:before="200"/>
-              <w:pStyle w:val="ImageCaption"/>
-            </w:pPr>
-            <w:r>
-              <w:t xml:space="preserve">Figure 5: Yield across years by location.</w:t>
-            </w:r>
-          </w:p>
-          <w:bookmarkEnd w:id="50"/>
-        </w:tc>
-      </w:tr>
-    </w:tbl>
-    <w:p>
-      <w:pPr>
-        <w:pStyle w:val="BodyText"/>
-      </w:pPr>
-      <w:hyperlink w:anchor="tbl-summarytable">
-        <w:r>
-          <w:rPr>
-            <w:rStyle w:val="Hyperlink"/>
-          </w:rPr>
-          <w:t xml:space="preserve">Table 2</w:t>
-        </w:r>
-      </w:hyperlink>
-      <w:r>
-        <w:t xml:space="preserve"> </w:t>
-      </w:r>
-      <w:r>
-        <w:t xml:space="preserve">shows a summary of the data.</w:t>
-      </w:r>
-    </w:p>
-    <w:p>
-      <w:pPr>
-        <w:pStyle w:val="BodyText"/>
-      </w:pPr>
-      <w:r>
-        <w:t xml:space="preserve">Note the loading of the data providing a</w:t>
-      </w:r>
-      <w:r>
-        <w:t xml:space="preserve"> </w:t>
-      </w:r>
-      <w:r>
-        <w:rPr>
-          <w:b/>
-          <w:bCs/>
-        </w:rPr>
-        <w:t xml:space="preserve">relative</w:t>
-      </w:r>
-      <w:r>
-        <w:t xml:space="preserve"> </w:t>
-      </w:r>
-      <w:r>
-        <w:t xml:space="preserve">path using the</w:t>
-      </w:r>
-      <w:r>
-        <w:t xml:space="preserve"> </w:t>
-      </w:r>
-      <w:r>
-        <w:rPr>
-          <w:rStyle w:val="VerbatimChar"/>
-        </w:rPr>
-        <w:t xml:space="preserve">../../</w:t>
-      </w:r>
-      <w:r>
-        <w:t xml:space="preserve"> </w:t>
-      </w:r>
-      <w:r>
-        <w:t xml:space="preserve">notation. (Two dots means a folder up). You never want to specify an</w:t>
-      </w:r>
-      <w:r>
-        <w:t xml:space="preserve"> </w:t>
-      </w:r>
-      <w:r>
-        <w:rPr>
-          <w:b/>
-          <w:bCs/>
-        </w:rPr>
-        <w:t xml:space="preserve">absolute</w:t>
-      </w:r>
-      <w:r>
-        <w:t xml:space="preserve"> </w:t>
-      </w:r>
-      <w:r>
-        <w:t xml:space="preserve">path like</w:t>
-      </w:r>
-      <w:r>
-        <w:t xml:space="preserve"> </w:t>
-      </w:r>
-      <w:r>
-        <w:rPr>
-          <w:rStyle w:val="VerbatimChar"/>
-        </w:rPr>
-        <w:t xml:space="preserve">C:\ahandel\myproject\results\</w:t>
-      </w:r>
-      <w:r>
-        <w:t xml:space="preserve"> </w:t>
-      </w:r>
-      <w:r>
-        <w:t xml:space="preserve">because if you share this with someone, it won’t work for them since they don’t have that path. You can also use the</w:t>
-      </w:r>
-      <w:r>
-        <w:t xml:space="preserve"> </w:t>
-      </w:r>
-      <w:r>
-        <w:rPr>
-          <w:rStyle w:val="VerbatimChar"/>
-        </w:rPr>
-        <w:t xml:space="preserve">here</w:t>
-      </w:r>
-      <w:r>
-        <w:t xml:space="preserve"> </w:t>
-      </w:r>
-      <w:r>
-        <w:t xml:space="preserve">R package to create paths. See examples of that below. I generally recommend the</w:t>
-      </w:r>
-      <w:r>
-        <w:t xml:space="preserve"> </w:t>
-      </w:r>
-      <w:r>
-        <w:rPr>
-          <w:rStyle w:val="VerbatimChar"/>
-        </w:rPr>
-        <w:t xml:space="preserve">here</w:t>
-      </w:r>
-      <w:r>
-        <w:t xml:space="preserve"> </w:t>
-      </w:r>
-      <w:r>
-        <w:t xml:space="preserve">package.</w:t>
-      </w:r>
-    </w:p>
-    <w:tbl>
-      <w:tblPr>
-        <w:tblStyle w:val="Table"/>
-        <w:tblW w:type="pct" w:w="5000"/>
-        <w:tblLayout w:type="fixed"/>
-        <w:tblLook w:firstRow="0" w:lastRow="0" w:firstColumn="0" w:lastColumn="0" w:noHBand="0" w:noVBand="0" w:val="0000"/>
-      </w:tblPr>
-      <w:tblGrid>
-        <w:gridCol w:w="7920"/>
-      </w:tblGrid>
-      <w:tr>
-        <w:tc>
-          <w:tcPr/>
-          <w:bookmarkStart w:id="51" w:name="tbl-summarytable"/>
+          <w:bookmarkStart w:id="46" w:name="tbl-summarytable"/>
           <w:p>
             <w:pPr>
               <w:jc w:val="center"/>
@@ -1635,13 +1400,13 @@
               </w:tc>
             </w:tr>
           </w:tbl>
-          <w:bookmarkEnd w:id="51"/>
+          <w:bookmarkEnd w:id="46"/>
           <w:p/>
         </w:tc>
       </w:tr>
     </w:tbl>
-    <w:bookmarkEnd w:id="52"/>
-    <w:bookmarkStart w:id="56" w:name="basic-statistical-analysis"/>
+    <w:bookmarkEnd w:id="47"/>
+    <w:bookmarkStart w:id="51" w:name="basic-statistical-analysis"/>
     <w:p>
       <w:pPr>
         <w:pStyle w:val="Heading2"/>
@@ -1671,7 +1436,7 @@
       <w:tr>
         <w:tc>
           <w:tcPr/>
-          <w:bookmarkStart w:id="53" w:name="tbl-resulttable2"/>
+          <w:bookmarkStart w:id="48" w:name="tbl-resulttable2"/>
           <w:p>
             <w:pPr>
               <w:jc w:val="center"/>
@@ -1943,7 +1708,7 @@
               </w:tc>
             </w:tr>
           </w:tbl>
-          <w:bookmarkEnd w:id="53"/>
+          <w:bookmarkEnd w:id="48"/>
           <w:p/>
         </w:tc>
       </w:tr>
@@ -1969,7 +1734,7 @@
       <w:tr>
         <w:tc>
           <w:tcPr/>
-          <w:bookmarkStart w:id="54" w:name="tbl-resulttable3"/>
+          <w:bookmarkStart w:id="49" w:name="tbl-resulttable3"/>
           <w:p>
             <w:pPr>
               <w:jc w:val="center"/>
@@ -2241,7 +2006,7 @@
               </w:tc>
             </w:tr>
           </w:tbl>
-          <w:bookmarkEnd w:id="54"/>
+          <w:bookmarkEnd w:id="49"/>
           <w:p/>
         </w:tc>
       </w:tr>
@@ -2267,7 +2032,7 @@
       <w:tr>
         <w:tc>
           <w:tcPr/>
-          <w:bookmarkStart w:id="55" w:name="tbl-resulttable4"/>
+          <w:bookmarkStart w:id="50" w:name="tbl-resulttable4"/>
           <w:p>
             <w:pPr>
               <w:jc w:val="center"/>
@@ -2568,13 +2333,13 @@
               </w:tc>
             </w:tr>
           </w:tbl>
-          <w:bookmarkEnd w:id="55"/>
+          <w:bookmarkEnd w:id="50"/>
           <w:p/>
         </w:tc>
       </w:tr>
     </w:tbl>
-    <w:bookmarkEnd w:id="56"/>
-    <w:bookmarkStart w:id="57" w:name="full-analysis"/>
+    <w:bookmarkEnd w:id="51"/>
+    <w:bookmarkStart w:id="52" w:name="full-analysis"/>
     <w:p>
       <w:pPr>
         <w:pStyle w:val="Heading2"/>
@@ -2625,9 +2390,9 @@
         <w:br w:type="page"/>
       </w:r>
     </w:p>
-    <w:bookmarkEnd w:id="57"/>
-    <w:bookmarkEnd w:id="58"/>
-    <w:bookmarkStart w:id="63" w:name="discussion"/>
+    <w:bookmarkEnd w:id="52"/>
+    <w:bookmarkEnd w:id="53"/>
+    <w:bookmarkStart w:id="57" w:name="discussion"/>
     <w:p>
       <w:pPr>
         <w:pStyle w:val="Heading1"/>
@@ -2636,7 +2401,7 @@
         <w:t xml:space="preserve">5. Discussion</w:t>
       </w:r>
     </w:p>
-    <w:bookmarkStart w:id="59" w:name="summary-and-interpretation"/>
+    <w:bookmarkStart w:id="54" w:name="summary-and-interpretation"/>
     <w:p>
       <w:pPr>
         <w:pStyle w:val="Heading2"/>
@@ -2657,8 +2422,8 @@
         <w:t xml:space="preserve">Summarize what you did, what you found and what it means.</w:t>
       </w:r>
     </w:p>
-    <w:bookmarkEnd w:id="59"/>
-    <w:bookmarkStart w:id="60" w:name="strengths-and-limitations"/>
+    <w:bookmarkEnd w:id="54"/>
+    <w:bookmarkStart w:id="55" w:name="strengths-and-limitations"/>
     <w:p>
       <w:pPr>
         <w:pStyle w:val="Heading2"/>
@@ -2679,8 +2444,8 @@
         <w:t xml:space="preserve">Discuss what you perceive as strengths and limitations of your analysis.</w:t>
       </w:r>
     </w:p>
-    <w:bookmarkEnd w:id="60"/>
-    <w:bookmarkStart w:id="62" w:name="conclusions"/>
+    <w:bookmarkEnd w:id="55"/>
+    <w:bookmarkStart w:id="56" w:name="conclusions"/>
     <w:p>
       <w:pPr>
         <w:pStyle w:val="Heading2"/>
@@ -2714,75 +2479,13 @@
       </w:r>
     </w:p>
     <w:p>
-      <w:pPr>
-        <w:pStyle w:val="BodyText"/>
-      </w:pPr>
-      <w:r>
-        <w:t xml:space="preserve">This paper</w:t>
-      </w:r>
-      <w:r>
-        <w:t xml:space="preserve"> </w:t>
-      </w:r>
-      <w:r>
-        <w:t xml:space="preserve">(1)</w:t>
-      </w:r>
-      <w:r>
-        <w:t xml:space="preserve"> </w:t>
-      </w:r>
-      <w:r>
-        <w:t xml:space="preserve">discusses types of analyses.</w:t>
-      </w:r>
-    </w:p>
-    <w:p>
-      <w:pPr>
-        <w:pStyle w:val="BodyText"/>
-      </w:pPr>
-      <w:r>
-        <w:t xml:space="preserve">These papers</w:t>
-      </w:r>
-      <w:r>
-        <w:t xml:space="preserve"> </w:t>
-      </w:r>
-      <w:r>
-        <w:t xml:space="preserve">(2,3)</w:t>
-      </w:r>
-      <w:r>
-        <w:t xml:space="preserve"> </w:t>
-      </w:r>
-      <w:r>
-        <w:t xml:space="preserve">are good examples of papers published using a fully reproducible setup similar to the one shown in this template.</w:t>
-      </w:r>
-    </w:p>
-    <w:p>
-      <w:pPr>
-        <w:pStyle w:val="BodyText"/>
-      </w:pPr>
-      <w:r>
-        <w:t xml:space="preserve">Note that this cited reference will show up at the end of the document, the reference formatting is determined by the CSL file specified in the YAML header. Many more style files for almost any journal</w:t>
-      </w:r>
-      <w:r>
-        <w:t xml:space="preserve"> </w:t>
-      </w:r>
-      <w:hyperlink r:id="rId61">
-        <w:r>
-          <w:rPr>
-            <w:rStyle w:val="Hyperlink"/>
-          </w:rPr>
-          <w:t xml:space="preserve">are available</w:t>
-        </w:r>
-      </w:hyperlink>
-      <w:r>
-        <w:t xml:space="preserve">. You also specify the location of your BibTeX reference file in the YAML. You can call your reference file anything you like.</w:t>
-      </w:r>
-    </w:p>
-    <w:p>
       <w:r>
         <w:br w:type="page"/>
       </w:r>
     </w:p>
-    <w:bookmarkEnd w:id="62"/>
-    <w:bookmarkEnd w:id="63"/>
-    <w:bookmarkStart w:id="71" w:name="references"/>
+    <w:bookmarkEnd w:id="56"/>
+    <w:bookmarkEnd w:id="57"/>
+    <w:bookmarkStart w:id="58" w:name="references"/>
     <w:p>
       <w:pPr>
         <w:pStyle w:val="Heading1"/>
@@ -2791,261 +2494,7 @@
         <w:t xml:space="preserve">6. References</w:t>
       </w:r>
     </w:p>
-    <w:bookmarkStart w:id="70" w:name="refs"/>
-    <w:bookmarkStart w:id="65" w:name="ref-leek2015"/>
-    <w:p>
-      <w:pPr>
-        <w:pStyle w:val="Bibliography"/>
-      </w:pPr>
-      <w:r>
-        <w:t xml:space="preserve">1.</w:t>
-      </w:r>
-      <w:r>
-        <w:t xml:space="preserve"> </w:t>
-      </w:r>
-      <w:r>
-        <w:t xml:space="preserve">	</w:t>
-      </w:r>
-      <w:r>
-        <w:t xml:space="preserve">Leek JT, Peng RD.</w:t>
-      </w:r>
-      <w:r>
-        <w:t xml:space="preserve"> </w:t>
-      </w:r>
-      <w:hyperlink r:id="rId64">
-        <w:r>
-          <w:rPr>
-            <w:rStyle w:val="Hyperlink"/>
-          </w:rPr>
-          <w:t xml:space="preserve">Statistics.</w:t>
-        </w:r>
-        <w:r>
-          <w:rPr>
-            <w:rStyle w:val="Hyperlink"/>
-          </w:rPr>
-          <w:t xml:space="preserve"> </w:t>
-        </w:r>
-        <w:r>
-          <w:rPr>
-            <w:rStyle w:val="Hyperlink"/>
-          </w:rPr>
-          <w:t xml:space="preserve">What</w:t>
-        </w:r>
-        <w:r>
-          <w:rPr>
-            <w:rStyle w:val="Hyperlink"/>
-          </w:rPr>
-          <w:t xml:space="preserve"> </w:t>
-        </w:r>
-        <w:r>
-          <w:rPr>
-            <w:rStyle w:val="Hyperlink"/>
-          </w:rPr>
-          <w:t xml:space="preserve">is the question?</w:t>
-        </w:r>
-      </w:hyperlink>
-      <w:r>
-        <w:t xml:space="preserve"> </w:t>
-      </w:r>
-      <w:r>
-        <w:rPr>
-          <w:i/>
-          <w:iCs/>
-        </w:rPr>
-        <w:t xml:space="preserve">Science (New York, N.Y.)</w:t>
-      </w:r>
-      <w:r>
-        <w:t xml:space="preserve">. 2015;347(6228):1314–1315.</w:t>
-      </w:r>
-      <w:r>
-        <w:t xml:space="preserve"> </w:t>
-      </w:r>
-    </w:p>
-    <w:bookmarkEnd w:id="65"/>
-    <w:bookmarkStart w:id="67" w:name="ref-mckay2020"/>
-    <w:p>
-      <w:pPr>
-        <w:pStyle w:val="Bibliography"/>
-      </w:pPr>
-      <w:r>
-        <w:t xml:space="preserve">2.</w:t>
-      </w:r>
-      <w:r>
-        <w:t xml:space="preserve"> </w:t>
-      </w:r>
-      <w:r>
-        <w:t xml:space="preserve">	</w:t>
-      </w:r>
-      <w:r>
-        <w:t xml:space="preserve">McKay B, Ebell M, Billings WZ, et al.</w:t>
-      </w:r>
-      <w:r>
-        <w:t xml:space="preserve"> </w:t>
-      </w:r>
-      <w:hyperlink r:id="rId66">
-        <w:r>
-          <w:rPr>
-            <w:rStyle w:val="Hyperlink"/>
-          </w:rPr>
-          <w:t xml:space="preserve">Associations</w:t>
-        </w:r>
-        <w:r>
-          <w:rPr>
-            <w:rStyle w:val="Hyperlink"/>
-          </w:rPr>
-          <w:t xml:space="preserve"> </w:t>
-        </w:r>
-        <w:r>
-          <w:rPr>
-            <w:rStyle w:val="Hyperlink"/>
-          </w:rPr>
-          <w:t xml:space="preserve">Between Relative Viral Load</w:t>
-        </w:r>
-        <w:r>
-          <w:rPr>
-            <w:rStyle w:val="Hyperlink"/>
-          </w:rPr>
-          <w:t xml:space="preserve"> </w:t>
-        </w:r>
-        <w:r>
-          <w:rPr>
-            <w:rStyle w:val="Hyperlink"/>
-          </w:rPr>
-          <w:t xml:space="preserve">at</w:t>
-        </w:r>
-        <w:r>
-          <w:rPr>
-            <w:rStyle w:val="Hyperlink"/>
-          </w:rPr>
-          <w:t xml:space="preserve"> </w:t>
-        </w:r>
-        <w:r>
-          <w:rPr>
-            <w:rStyle w:val="Hyperlink"/>
-          </w:rPr>
-          <w:t xml:space="preserve">Diagnosis</w:t>
-        </w:r>
-        <w:r>
-          <w:rPr>
-            <w:rStyle w:val="Hyperlink"/>
-          </w:rPr>
-          <w:t xml:space="preserve"> </w:t>
-        </w:r>
-        <w:r>
-          <w:rPr>
-            <w:rStyle w:val="Hyperlink"/>
-          </w:rPr>
-          <w:t xml:space="preserve">and</w:t>
-        </w:r>
-        <w:r>
-          <w:rPr>
-            <w:rStyle w:val="Hyperlink"/>
-          </w:rPr>
-          <w:t xml:space="preserve"> </w:t>
-        </w:r>
-        <w:r>
-          <w:rPr>
-            <w:rStyle w:val="Hyperlink"/>
-          </w:rPr>
-          <w:t xml:space="preserve">Influenza A Symptoms</w:t>
-        </w:r>
-        <w:r>
-          <w:rPr>
-            <w:rStyle w:val="Hyperlink"/>
-          </w:rPr>
-          <w:t xml:space="preserve"> </w:t>
-        </w:r>
-        <w:r>
-          <w:rPr>
-            <w:rStyle w:val="Hyperlink"/>
-          </w:rPr>
-          <w:t xml:space="preserve">and</w:t>
-        </w:r>
-        <w:r>
-          <w:rPr>
-            <w:rStyle w:val="Hyperlink"/>
-          </w:rPr>
-          <w:t xml:space="preserve"> </w:t>
-        </w:r>
-        <w:r>
-          <w:rPr>
-            <w:rStyle w:val="Hyperlink"/>
-          </w:rPr>
-          <w:t xml:space="preserve">Recovery</w:t>
-        </w:r>
-        <w:r>
-          <w:rPr>
-            <w:rStyle w:val="Hyperlink"/>
-          </w:rPr>
-          <w:t xml:space="preserve">.</w:t>
-        </w:r>
-      </w:hyperlink>
-      <w:r>
-        <w:t xml:space="preserve"> </w:t>
-      </w:r>
-      <w:r>
-        <w:rPr>
-          <w:i/>
-          <w:iCs/>
-        </w:rPr>
-        <w:t xml:space="preserve">Open forum infectious diseases</w:t>
-      </w:r>
-      <w:r>
-        <w:t xml:space="preserve">. 2020;7(11):ofaa494.</w:t>
-      </w:r>
-      <w:r>
-        <w:t xml:space="preserve"> </w:t>
-      </w:r>
-    </w:p>
-    <w:bookmarkEnd w:id="67"/>
-    <w:bookmarkStart w:id="69" w:name="ref-mckay2020a"/>
-    <w:p>
-      <w:pPr>
-        <w:pStyle w:val="Bibliography"/>
-      </w:pPr>
-      <w:r>
-        <w:t xml:space="preserve">3.</w:t>
-      </w:r>
-      <w:r>
-        <w:t xml:space="preserve"> </w:t>
-      </w:r>
-      <w:r>
-        <w:t xml:space="preserve">	</w:t>
-      </w:r>
-      <w:r>
-        <w:t xml:space="preserve">McKay B, Ebell M, Dale AP, et al.</w:t>
-      </w:r>
-      <w:r>
-        <w:t xml:space="preserve"> </w:t>
-      </w:r>
-      <w:hyperlink r:id="rId68">
-        <w:r>
-          <w:rPr>
-            <w:rStyle w:val="Hyperlink"/>
-          </w:rPr>
-          <w:t xml:space="preserve">Virulence-mediated infectiousness and activity trade-offs and their impact on transmission potential of influenza patients.</w:t>
-        </w:r>
-      </w:hyperlink>
-      <w:r>
-        <w:t xml:space="preserve"> </w:t>
-      </w:r>
-      <w:r>
-        <w:rPr>
-          <w:i/>
-          <w:iCs/>
-        </w:rPr>
-        <w:t xml:space="preserve">Proceedings. Biological sciences</w:t>
-      </w:r>
-      <w:r>
-        <w:t xml:space="preserve">. 2020;287(1927):20200496.</w:t>
-      </w:r>
-      <w:r>
-        <w:t xml:space="preserve"> </w:t>
-      </w:r>
-    </w:p>
-    <w:bookmarkEnd w:id="69"/>
-    <w:bookmarkEnd w:id="70"/>
-    <w:bookmarkEnd w:id="71"/>
+    <w:bookmarkEnd w:id="58"/>
     <w:sectPr>
       <w:footnotePr>
         <w:numRestart w:val="eachSect"/>

--- a/products/manuscript/Manuscript.docx
+++ b/products/manuscript/Manuscript.docx
@@ -891,7 +891,7 @@
     </w:p>
     <w:bookmarkEnd w:id="28"/>
     <w:bookmarkEnd w:id="29"/>
-    <w:bookmarkStart w:id="53" w:name="results"/>
+    <w:bookmarkStart w:id="61" w:name="results"/>
     <w:p>
       <w:pPr>
         <w:pStyle w:val="Heading1"/>
@@ -2339,7 +2339,7 @@
       </w:tr>
     </w:tbl>
     <w:bookmarkEnd w:id="51"/>
-    <w:bookmarkStart w:id="52" w:name="full-analysis"/>
+    <w:bookmarkStart w:id="60" w:name="full-analysis"/>
     <w:p>
       <w:pPr>
         <w:pStyle w:val="Heading2"/>
@@ -2353,11 +2353,7 @@
         <w:pStyle w:val="FirstParagraph"/>
       </w:pPr>
       <w:r>
-        <w:rPr>
-          <w:i/>
-          <w:iCs/>
-        </w:rPr>
-        <w:t xml:space="preserve">Use one or several suitable statistical/machine learning methods to analyze your data and to produce meaningful figures, tables, etc. This might again be code that is best placed in one or several separate R scripts that need to be well documented. You want the code to produce figures and data ready for display as tables, and save those. Then you load them here.</w:t>
+        <w:t xml:space="preserve">To explore patterns in peanut variety performance, an unsupervised machine learning approach was applied using k-means clustering. Prior to clustering, yield data were summarized at the variety level to capture key performance characteristics, including average yield, yield variability (standard deviation), and responsiveness to irrigation (difference between irrigated and non-irrigated yield). These features were selected to represent productivity, stability, and environmental responsiveness, which are important traits in agricultural systems.</w:t>
       </w:r>
     </w:p>
     <w:p>
@@ -2365,34 +2361,183 @@
         <w:pStyle w:val="BodyText"/>
       </w:pPr>
       <w:r>
-        <w:t xml:space="preserve">Example</w:t>
-      </w:r>
-      <w:r>
-        <w:t xml:space="preserve"> </w:t>
-      </w:r>
-      <w:hyperlink w:anchor="tbl-resulttable2">
-        <w:r>
-          <w:rPr>
-            <w:rStyle w:val="Hyperlink"/>
-          </w:rPr>
-          <w:t xml:space="preserve">Table 3</w:t>
-        </w:r>
-      </w:hyperlink>
-      <w:r>
-        <w:t xml:space="preserve"> </w:t>
-      </w:r>
-      <w:r>
-        <w:t xml:space="preserve">shows a summary of a linear model fit.</w:t>
-      </w:r>
-    </w:p>
+        <w:t xml:space="preserve">Because these variables were measured on different scales, all features were standardized prior to analysis. The optimal number of clusters was determined using the elbow method, which evaluates within-cluster sum of squares (WSS) across different values of k. A noticeable reduction in WSS was observed up to k = 4, after which improvements diminished, and thus three clusters were selected.</w:t>
+      </w:r>
+    </w:p>
+    <w:tbl>
+      <w:tblPr>
+        <w:tblStyle w:val="Table"/>
+        <w:tblW w:type="pct" w:w="5000"/>
+        <w:tblLayout w:type="fixed"/>
+        <w:tblLook w:firstRow="0" w:lastRow="0" w:firstColumn="0" w:lastColumn="0" w:noHBand="0" w:noVBand="0" w:val="0000"/>
+      </w:tblPr>
+      <w:tblGrid>
+        <w:gridCol w:w="7920"/>
+      </w:tblGrid>
+      <w:tr>
+        <w:tc>
+          <w:tcPr/>
+          <w:bookmarkStart w:id="55" w:name="fig-elbow_plot"/>
+          <w:p>
+            <w:pPr>
+              <w:pStyle w:val="Compact"/>
+              <w:jc w:val="center"/>
+            </w:pPr>
+            <w:r>
+              <w:drawing>
+                <wp:inline>
+                  <wp:extent cx="5334000" cy="5334000"/>
+                  <wp:effectExtent b="0" l="0" r="0" t="0"/>
+                  <wp:docPr descr="" title="" id="53" name="Picture"/>
+                  <a:graphic>
+                    <a:graphicData uri="http://schemas.openxmlformats.org/drawingml/2006/picture">
+                      <pic:pic>
+                        <pic:nvPicPr>
+                          <pic:cNvPr descr="../../results/figures/elbow.png" id="54" name="Picture"/>
+                          <pic:cNvPicPr>
+                            <a:picLocks noChangeArrowheads="1" noChangeAspect="1"/>
+                          </pic:cNvPicPr>
+                        </pic:nvPicPr>
+                        <pic:blipFill>
+                          <a:blip r:embed="rId52"/>
+                          <a:stretch>
+                            <a:fillRect/>
+                          </a:stretch>
+                        </pic:blipFill>
+                        <pic:spPr bwMode="auto">
+                          <a:xfrm>
+                            <a:off x="0" y="0"/>
+                            <a:ext cx="5334000" cy="5334000"/>
+                          </a:xfrm>
+                          <a:prstGeom prst="rect">
+                            <a:avLst/>
+                          </a:prstGeom>
+                          <a:noFill/>
+                          <a:ln w="9525">
+                            <a:noFill/>
+                            <a:headEnd/>
+                            <a:tailEnd/>
+                          </a:ln>
+                        </pic:spPr>
+                      </pic:pic>
+                    </a:graphicData>
+                  </a:graphic>
+                </wp:inline>
+              </w:drawing>
+            </w:r>
+          </w:p>
+          <w:p>
+            <w:pPr>
+              <w:jc w:val="center"/>
+            </w:pPr>
+            <w:pPr>
+              <w:jc w:val="left"/>
+              <w:spacing w:before="200"/>
+              <w:pStyle w:val="ImageCaption"/>
+            </w:pPr>
+            <w:r>
+              <w:t xml:space="preserve">Figure 5: Determination of the optimal number of clusters using the elbow method. The within-cluster sum of squares (WSS) is plotted against the number of clusters (k).</w:t>
+            </w:r>
+          </w:p>
+          <w:bookmarkEnd w:id="55"/>
+        </w:tc>
+      </w:tr>
+    </w:tbl>
+    <w:p>
+      <w:pPr>
+        <w:pStyle w:val="BodyText"/>
+      </w:pPr>
+      <w:r>
+        <w:t xml:space="preserve">Principal component analysis (PCA) was used to visualize the clustering results in reduced dimensional space. The first two principal components explained a substantial proportion of the variation in the data, allowing clear separation of the identified clusters. These clusters corresponded to biologically meaningful groupings of peanut varieties, including high-yielding but variable varieties with strong irrigation response, more stable varieties with lower responsiveness, and intermediate-performing varieties. This suggests that clustering effectively captured key differences in yield performance and stability among varieties.</w:t>
+      </w:r>
+    </w:p>
+    <w:tbl>
+      <w:tblPr>
+        <w:tblStyle w:val="Table"/>
+        <w:tblW w:type="pct" w:w="5000"/>
+        <w:tblLayout w:type="fixed"/>
+        <w:tblLook w:firstRow="0" w:lastRow="0" w:firstColumn="0" w:lastColumn="0" w:noHBand="0" w:noVBand="0" w:val="0000"/>
+      </w:tblPr>
+      <w:tblGrid>
+        <w:gridCol w:w="7920"/>
+      </w:tblGrid>
+      <w:tr>
+        <w:tc>
+          <w:tcPr/>
+          <w:bookmarkStart w:id="59" w:name="fig-pca_plot"/>
+          <w:p>
+            <w:pPr>
+              <w:pStyle w:val="Compact"/>
+              <w:jc w:val="center"/>
+            </w:pPr>
+            <w:r>
+              <w:drawing>
+                <wp:inline>
+                  <wp:extent cx="5334000" cy="5334000"/>
+                  <wp:effectExtent b="0" l="0" r="0" t="0"/>
+                  <wp:docPr descr="" title="" id="57" name="Picture"/>
+                  <a:graphic>
+                    <a:graphicData uri="http://schemas.openxmlformats.org/drawingml/2006/picture">
+                      <pic:pic>
+                        <pic:nvPicPr>
+                          <pic:cNvPr descr="../../results/figures/pca.png" id="58" name="Picture"/>
+                          <pic:cNvPicPr>
+                            <a:picLocks noChangeArrowheads="1" noChangeAspect="1"/>
+                          </pic:cNvPicPr>
+                        </pic:nvPicPr>
+                        <pic:blipFill>
+                          <a:blip r:embed="rId56"/>
+                          <a:stretch>
+                            <a:fillRect/>
+                          </a:stretch>
+                        </pic:blipFill>
+                        <pic:spPr bwMode="auto">
+                          <a:xfrm>
+                            <a:off x="0" y="0"/>
+                            <a:ext cx="5334000" cy="5334000"/>
+                          </a:xfrm>
+                          <a:prstGeom prst="rect">
+                            <a:avLst/>
+                          </a:prstGeom>
+                          <a:noFill/>
+                          <a:ln w="9525">
+                            <a:noFill/>
+                            <a:headEnd/>
+                            <a:tailEnd/>
+                          </a:ln>
+                        </pic:spPr>
+                      </pic:pic>
+                    </a:graphicData>
+                  </a:graphic>
+                </wp:inline>
+              </w:drawing>
+            </w:r>
+          </w:p>
+          <w:p>
+            <w:pPr>
+              <w:jc w:val="center"/>
+            </w:pPr>
+            <w:pPr>
+              <w:jc w:val="left"/>
+              <w:spacing w:before="200"/>
+              <w:pStyle w:val="ImageCaption"/>
+            </w:pPr>
+            <w:r>
+              <w:t xml:space="preserve">Figure 6: Principal component analysis (PCA) of peanut varieties based on yield-related traits. Varieties are grouped using k-means clustering (k = 3), with each point representing a variety.</w:t>
+            </w:r>
+          </w:p>
+          <w:bookmarkEnd w:id="59"/>
+        </w:tc>
+      </w:tr>
+    </w:tbl>
     <w:p>
       <w:r>
         <w:br w:type="page"/>
       </w:r>
     </w:p>
-    <w:bookmarkEnd w:id="52"/>
-    <w:bookmarkEnd w:id="53"/>
-    <w:bookmarkStart w:id="57" w:name="discussion"/>
+    <w:bookmarkEnd w:id="60"/>
+    <w:bookmarkEnd w:id="61"/>
+    <w:bookmarkStart w:id="65" w:name="discussion"/>
     <w:p>
       <w:pPr>
         <w:pStyle w:val="Heading1"/>
@@ -2401,7 +2546,7 @@
         <w:t xml:space="preserve">5. Discussion</w:t>
       </w:r>
     </w:p>
-    <w:bookmarkStart w:id="54" w:name="summary-and-interpretation"/>
+    <w:bookmarkStart w:id="62" w:name="summary-and-interpretation"/>
     <w:p>
       <w:pPr>
         <w:pStyle w:val="Heading2"/>
@@ -2422,8 +2567,8 @@
         <w:t xml:space="preserve">Summarize what you did, what you found and what it means.</w:t>
       </w:r>
     </w:p>
-    <w:bookmarkEnd w:id="54"/>
-    <w:bookmarkStart w:id="55" w:name="strengths-and-limitations"/>
+    <w:bookmarkEnd w:id="62"/>
+    <w:bookmarkStart w:id="63" w:name="strengths-and-limitations"/>
     <w:p>
       <w:pPr>
         <w:pStyle w:val="Heading2"/>
@@ -2444,8 +2589,8 @@
         <w:t xml:space="preserve">Discuss what you perceive as strengths and limitations of your analysis.</w:t>
       </w:r>
     </w:p>
-    <w:bookmarkEnd w:id="55"/>
-    <w:bookmarkStart w:id="56" w:name="conclusions"/>
+    <w:bookmarkEnd w:id="63"/>
+    <w:bookmarkStart w:id="64" w:name="conclusions"/>
     <w:p>
       <w:pPr>
         <w:pStyle w:val="Heading2"/>
@@ -2483,9 +2628,9 @@
         <w:br w:type="page"/>
       </w:r>
     </w:p>
-    <w:bookmarkEnd w:id="56"/>
-    <w:bookmarkEnd w:id="57"/>
-    <w:bookmarkStart w:id="58" w:name="references"/>
+    <w:bookmarkEnd w:id="64"/>
+    <w:bookmarkEnd w:id="65"/>
+    <w:bookmarkStart w:id="66" w:name="references"/>
     <w:p>
       <w:pPr>
         <w:pStyle w:val="Heading1"/>
@@ -2494,7 +2639,7 @@
         <w:t xml:space="preserve">6. References</w:t>
       </w:r>
     </w:p>
-    <w:bookmarkEnd w:id="58"/>
+    <w:bookmarkEnd w:id="66"/>
     <w:sectPr>
       <w:footnotePr>
         <w:numRestart w:val="eachSect"/>
